--- a/EOMRPX使用手册.docx
+++ b/EOMRPX使用手册.docx
@@ -4,7 +4,7 @@
   <w:body>
     <w:p>
       <w:pPr>
-        <w:pStyle w:val="3"/>
+        <w:pStyle w:val="2"/>
         <w:bidi w:val="0"/>
         <w:rPr>
           <w:rFonts w:hint="eastAsia"/>
@@ -21,9 +21,115 @@
     </w:p>
     <w:p>
       <w:pPr>
-        <w:pStyle w:val="3"/>
-        <w:bidi w:val="0"/>
-        <w:jc w:val="both"/>
+        <w:pStyle w:val="2"/>
+        <w:bidi w:val="0"/>
+        <w:rPr>
+          <w:rFonts w:hint="eastAsia"/>
+          <w:lang w:val="en-US" w:eastAsia="zh-CN"/>
+        </w:rPr>
+      </w:pPr>
+    </w:p>
+    <w:p>
+      <w:pPr>
+        <w:pStyle w:val="2"/>
+        <w:bidi w:val="0"/>
+        <w:rPr>
+          <w:rFonts w:hint="eastAsia"/>
+          <w:lang w:val="en-US" w:eastAsia="zh-CN"/>
+        </w:rPr>
+      </w:pPr>
+      <w:r>
+        <w:rPr>
+          <w:rFonts w:hint="eastAsia"/>
+          <w:lang w:val="en-US" w:eastAsia="zh-CN"/>
+        </w:rPr>
+        <w:t>产品</w:t>
+      </w:r>
+    </w:p>
+    <w:p>
+      <w:pPr>
+        <w:pStyle w:val="2"/>
+        <w:bidi w:val="0"/>
+        <w:rPr>
+          <w:rFonts w:hint="default"/>
+          <w:lang w:val="en-US" w:eastAsia="zh-CN"/>
+        </w:rPr>
+      </w:pPr>
+      <w:r>
+        <w:rPr>
+          <w:rFonts w:hint="eastAsia"/>
+          <w:lang w:val="en-US" w:eastAsia="zh-CN"/>
+        </w:rPr>
+        <w:t>产品是对现有资源的定义。包含大类，小类、名称、规格、尺寸、单位、包装数量。包装数量为初始值，入库之后的货物包装数量以实际批次为准</w:t>
+      </w:r>
+      <w:bookmarkStart w:id="0" w:name="_GoBack"/>
+      <w:bookmarkEnd w:id="0"/>
+      <w:r>
+        <w:rPr>
+          <w:rFonts w:hint="eastAsia"/>
+          <w:lang w:val="en-US" w:eastAsia="zh-CN"/>
+        </w:rPr>
+        <w:t>。每个产品都可以包含其他产品作为部件，部件定义为一种工艺流程，即包含的部件仅用来生产。</w:t>
+      </w:r>
+    </w:p>
+    <w:p>
+      <w:pPr>
+        <w:pStyle w:val="2"/>
+        <w:bidi w:val="0"/>
+        <w:rPr>
+          <w:rFonts w:hint="eastAsia"/>
+          <w:lang w:val="en-US" w:eastAsia="zh-CN"/>
+        </w:rPr>
+      </w:pPr>
+    </w:p>
+    <w:p>
+      <w:pPr>
+        <w:pStyle w:val="2"/>
+        <w:bidi w:val="0"/>
+        <w:rPr>
+          <w:rFonts w:hint="eastAsia"/>
+          <w:lang w:val="en-US" w:eastAsia="zh-CN"/>
+        </w:rPr>
+      </w:pPr>
+      <w:r>
+        <w:rPr>
+          <w:rFonts w:hint="eastAsia"/>
+          <w:lang w:val="en-US" w:eastAsia="zh-CN"/>
+        </w:rPr>
+        <w:t>货物</w:t>
+      </w:r>
+    </w:p>
+    <w:p>
+      <w:pPr>
+        <w:pStyle w:val="2"/>
+        <w:bidi w:val="0"/>
+        <w:rPr>
+          <w:rFonts w:hint="default"/>
+          <w:lang w:val="en-US" w:eastAsia="zh-CN"/>
+        </w:rPr>
+      </w:pPr>
+      <w:r>
+        <w:rPr>
+          <w:rFonts w:hint="eastAsia"/>
+          <w:lang w:val="en-US" w:eastAsia="zh-CN"/>
+        </w:rPr>
+        <w:t>货物是对库存商品的定义</w:t>
+      </w:r>
+    </w:p>
+    <w:p>
+      <w:pPr>
+        <w:pStyle w:val="2"/>
+        <w:bidi w:val="0"/>
+        <w:rPr>
+          <w:rFonts w:hint="eastAsia"/>
+          <w:lang w:val="en-US" w:eastAsia="zh-CN"/>
+        </w:rPr>
+      </w:pPr>
+    </w:p>
+    <w:p>
+      <w:pPr>
+        <w:pStyle w:val="2"/>
+        <w:bidi w:val="0"/>
         <w:rPr>
           <w:rFonts w:hint="eastAsia"/>
           <w:lang w:val="en-US" w:eastAsia="zh-CN"/>
@@ -42,17 +148,13 @@
         <w:pStyle w:val="2"/>
         <w:bidi w:val="0"/>
         <w:rPr>
-          <w:rFonts w:hint="eastAsia" w:ascii="微软雅黑" w:hAnsi="微软雅黑" w:eastAsia="微软雅黑" w:cs="微软雅黑"/>
-          <w:sz w:val="24"/>
-          <w:szCs w:val="24"/>
-          <w:lang w:val="en-US" w:eastAsia="zh-CN"/>
-        </w:rPr>
-      </w:pPr>
-      <w:r>
-        <w:rPr>
-          <w:rFonts w:hint="eastAsia" w:ascii="微软雅黑" w:hAnsi="微软雅黑" w:eastAsia="微软雅黑" w:cs="微软雅黑"/>
-          <w:sz w:val="24"/>
-          <w:szCs w:val="24"/>
+          <w:rFonts w:hint="eastAsia"/>
+          <w:lang w:val="en-US" w:eastAsia="zh-CN"/>
+        </w:rPr>
+      </w:pPr>
+      <w:r>
+        <w:rPr>
+          <w:rFonts w:hint="eastAsia"/>
           <w:lang w:val="en-US" w:eastAsia="zh-CN"/>
         </w:rPr>
         <w:t>将采购和入库合二为一，可实现从采购单创建到产品明细入库全流程管理。具体流程如下：</w:t>
@@ -108,36 +210,15 @@
           <w:p>
             <w:pPr>
               <w:pStyle w:val="2"/>
-              <w:keepNext w:val="0"/>
-              <w:keepLines w:val="0"/>
-              <w:pageBreakBefore w:val="0"/>
-              <w:widowControl w:val="0"/>
-              <w:kinsoku/>
-              <w:wordWrap/>
-              <w:overflowPunct/>
-              <w:topLinePunct w:val="0"/>
-              <w:autoSpaceDE/>
-              <w:autoSpaceDN/>
-              <w:bidi w:val="0"/>
-              <w:adjustRightInd/>
-              <w:snapToGrid/>
-              <w:spacing w:after="0"/>
-              <w:jc w:val="center"/>
-              <w:textAlignment w:val="auto"/>
-              <w:rPr>
-                <w:rFonts w:hint="default" w:ascii="微软雅黑" w:hAnsi="微软雅黑" w:eastAsia="微软雅黑" w:cs="微软雅黑"/>
-                <w:sz w:val="21"/>
-                <w:szCs w:val="21"/>
-                <w:vertAlign w:val="baseline"/>
-                <w:lang w:val="en-US" w:eastAsia="zh-CN"/>
-              </w:rPr>
-            </w:pPr>
-            <w:r>
-              <w:rPr>
-                <w:rFonts w:hint="eastAsia" w:ascii="微软雅黑" w:hAnsi="微软雅黑" w:eastAsia="微软雅黑" w:cs="微软雅黑"/>
-                <w:sz w:val="21"/>
-                <w:szCs w:val="21"/>
-                <w:vertAlign w:val="baseline"/>
+              <w:bidi w:val="0"/>
+              <w:rPr>
+                <w:rFonts w:hint="default"/>
+                <w:lang w:val="en-US" w:eastAsia="zh-CN"/>
+              </w:rPr>
+            </w:pPr>
+            <w:r>
+              <w:rPr>
+                <w:rFonts w:hint="eastAsia"/>
                 <w:lang w:val="en-US" w:eastAsia="zh-CN"/>
               </w:rPr>
               <w:t>流程节点</w:t>
@@ -151,36 +232,15 @@
           <w:p>
             <w:pPr>
               <w:pStyle w:val="2"/>
-              <w:keepNext w:val="0"/>
-              <w:keepLines w:val="0"/>
-              <w:pageBreakBefore w:val="0"/>
-              <w:widowControl w:val="0"/>
-              <w:kinsoku/>
-              <w:wordWrap/>
-              <w:overflowPunct/>
-              <w:topLinePunct w:val="0"/>
-              <w:autoSpaceDE/>
-              <w:autoSpaceDN/>
-              <w:bidi w:val="0"/>
-              <w:adjustRightInd/>
-              <w:snapToGrid/>
-              <w:spacing w:after="0"/>
-              <w:jc w:val="center"/>
-              <w:textAlignment w:val="auto"/>
-              <w:rPr>
-                <w:rFonts w:hint="default" w:ascii="微软雅黑" w:hAnsi="微软雅黑" w:eastAsia="微软雅黑" w:cs="微软雅黑"/>
-                <w:sz w:val="21"/>
-                <w:szCs w:val="21"/>
-                <w:vertAlign w:val="baseline"/>
-                <w:lang w:val="en-US" w:eastAsia="zh-CN"/>
-              </w:rPr>
-            </w:pPr>
-            <w:r>
-              <w:rPr>
-                <w:rFonts w:hint="eastAsia" w:ascii="微软雅黑" w:hAnsi="微软雅黑" w:eastAsia="微软雅黑" w:cs="微软雅黑"/>
-                <w:sz w:val="21"/>
-                <w:szCs w:val="21"/>
-                <w:vertAlign w:val="baseline"/>
+              <w:bidi w:val="0"/>
+              <w:rPr>
+                <w:rFonts w:hint="default"/>
+                <w:lang w:val="en-US" w:eastAsia="zh-CN"/>
+              </w:rPr>
+            </w:pPr>
+            <w:r>
+              <w:rPr>
+                <w:rFonts w:hint="eastAsia"/>
                 <w:lang w:val="en-US" w:eastAsia="zh-CN"/>
               </w:rPr>
               <w:t>功能说明</w:t>
@@ -194,36 +254,15 @@
           <w:p>
             <w:pPr>
               <w:pStyle w:val="2"/>
-              <w:keepNext w:val="0"/>
-              <w:keepLines w:val="0"/>
-              <w:pageBreakBefore w:val="0"/>
-              <w:widowControl w:val="0"/>
-              <w:kinsoku/>
-              <w:wordWrap/>
-              <w:overflowPunct/>
-              <w:topLinePunct w:val="0"/>
-              <w:autoSpaceDE/>
-              <w:autoSpaceDN/>
-              <w:bidi w:val="0"/>
-              <w:adjustRightInd/>
-              <w:snapToGrid/>
-              <w:spacing w:after="0"/>
-              <w:jc w:val="center"/>
-              <w:textAlignment w:val="auto"/>
-              <w:rPr>
-                <w:rFonts w:hint="default" w:ascii="微软雅黑" w:hAnsi="微软雅黑" w:eastAsia="微软雅黑" w:cs="微软雅黑"/>
-                <w:sz w:val="21"/>
-                <w:szCs w:val="21"/>
-                <w:vertAlign w:val="baseline"/>
-                <w:lang w:val="en-US" w:eastAsia="zh-CN"/>
-              </w:rPr>
-            </w:pPr>
-            <w:r>
-              <w:rPr>
-                <w:rFonts w:hint="eastAsia" w:ascii="微软雅黑" w:hAnsi="微软雅黑" w:eastAsia="微软雅黑" w:cs="微软雅黑"/>
-                <w:sz w:val="21"/>
-                <w:szCs w:val="21"/>
-                <w:vertAlign w:val="baseline"/>
+              <w:bidi w:val="0"/>
+              <w:rPr>
+                <w:rFonts w:hint="default"/>
+                <w:lang w:val="en-US" w:eastAsia="zh-CN"/>
+              </w:rPr>
+            </w:pPr>
+            <w:r>
+              <w:rPr>
+                <w:rFonts w:hint="eastAsia"/>
                 <w:lang w:val="en-US" w:eastAsia="zh-CN"/>
               </w:rPr>
               <w:t>角色</w:t>
@@ -255,35 +294,15 @@
           <w:p>
             <w:pPr>
               <w:pStyle w:val="2"/>
-              <w:keepNext w:val="0"/>
-              <w:keepLines w:val="0"/>
-              <w:pageBreakBefore w:val="0"/>
-              <w:widowControl w:val="0"/>
-              <w:kinsoku/>
-              <w:wordWrap/>
-              <w:overflowPunct/>
-              <w:topLinePunct w:val="0"/>
-              <w:autoSpaceDE/>
-              <w:autoSpaceDN/>
-              <w:bidi w:val="0"/>
-              <w:adjustRightInd/>
-              <w:snapToGrid/>
-              <w:spacing w:after="0"/>
-              <w:textAlignment w:val="auto"/>
-              <w:rPr>
-                <w:rFonts w:hint="default" w:ascii="微软雅黑" w:hAnsi="微软雅黑" w:eastAsia="微软雅黑" w:cs="微软雅黑"/>
-                <w:sz w:val="21"/>
-                <w:szCs w:val="21"/>
-                <w:vertAlign w:val="baseline"/>
-                <w:lang w:val="en-US" w:eastAsia="zh-CN"/>
-              </w:rPr>
-            </w:pPr>
-            <w:r>
-              <w:rPr>
-                <w:rFonts w:hint="eastAsia" w:ascii="微软雅黑" w:hAnsi="微软雅黑" w:eastAsia="微软雅黑" w:cs="微软雅黑"/>
-                <w:sz w:val="21"/>
-                <w:szCs w:val="21"/>
-                <w:vertAlign w:val="baseline"/>
+              <w:bidi w:val="0"/>
+              <w:rPr>
+                <w:rFonts w:hint="default"/>
+                <w:lang w:val="en-US" w:eastAsia="zh-CN"/>
+              </w:rPr>
+            </w:pPr>
+            <w:r>
+              <w:rPr>
+                <w:rFonts w:hint="eastAsia"/>
                 <w:lang w:val="en-US" w:eastAsia="zh-CN"/>
               </w:rPr>
               <w:t>新建</w:t>
@@ -297,35 +316,15 @@
           <w:p>
             <w:pPr>
               <w:pStyle w:val="2"/>
-              <w:keepNext w:val="0"/>
-              <w:keepLines w:val="0"/>
-              <w:pageBreakBefore w:val="0"/>
-              <w:widowControl w:val="0"/>
-              <w:kinsoku/>
-              <w:wordWrap/>
-              <w:overflowPunct/>
-              <w:topLinePunct w:val="0"/>
-              <w:autoSpaceDE/>
-              <w:autoSpaceDN/>
-              <w:bidi w:val="0"/>
-              <w:adjustRightInd/>
-              <w:snapToGrid/>
-              <w:spacing w:after="0"/>
-              <w:textAlignment w:val="auto"/>
-              <w:rPr>
-                <w:rFonts w:hint="default" w:ascii="微软雅黑" w:hAnsi="微软雅黑" w:eastAsia="微软雅黑" w:cs="微软雅黑"/>
-                <w:sz w:val="21"/>
-                <w:szCs w:val="21"/>
-                <w:vertAlign w:val="baseline"/>
-                <w:lang w:val="en-US" w:eastAsia="zh-CN"/>
-              </w:rPr>
-            </w:pPr>
-            <w:r>
-              <w:rPr>
-                <w:rFonts w:hint="eastAsia" w:ascii="微软雅黑" w:hAnsi="微软雅黑" w:eastAsia="微软雅黑" w:cs="微软雅黑"/>
-                <w:sz w:val="21"/>
-                <w:szCs w:val="21"/>
-                <w:vertAlign w:val="baseline"/>
+              <w:bidi w:val="0"/>
+              <w:rPr>
+                <w:rFonts w:hint="default"/>
+                <w:lang w:val="en-US" w:eastAsia="zh-CN"/>
+              </w:rPr>
+            </w:pPr>
+            <w:r>
+              <w:rPr>
+                <w:rFonts w:hint="eastAsia"/>
                 <w:lang w:val="en-US" w:eastAsia="zh-CN"/>
               </w:rPr>
               <w:t>新建采购入库单，可以从采购计划直接导入。如有必要创建合同。</w:t>
@@ -339,35 +338,15 @@
           <w:p>
             <w:pPr>
               <w:pStyle w:val="2"/>
-              <w:keepNext w:val="0"/>
-              <w:keepLines w:val="0"/>
-              <w:pageBreakBefore w:val="0"/>
-              <w:widowControl w:val="0"/>
-              <w:kinsoku/>
-              <w:wordWrap/>
-              <w:overflowPunct/>
-              <w:topLinePunct w:val="0"/>
-              <w:autoSpaceDE/>
-              <w:autoSpaceDN/>
-              <w:bidi w:val="0"/>
-              <w:adjustRightInd/>
-              <w:snapToGrid/>
-              <w:spacing w:after="0"/>
-              <w:textAlignment w:val="auto"/>
-              <w:rPr>
-                <w:rFonts w:hint="default" w:ascii="微软雅黑" w:hAnsi="微软雅黑" w:eastAsia="微软雅黑" w:cs="微软雅黑"/>
-                <w:sz w:val="21"/>
-                <w:szCs w:val="21"/>
-                <w:vertAlign w:val="baseline"/>
-                <w:lang w:val="en-US" w:eastAsia="zh-CN"/>
-              </w:rPr>
-            </w:pPr>
-            <w:r>
-              <w:rPr>
-                <w:rFonts w:hint="eastAsia" w:ascii="微软雅黑" w:hAnsi="微软雅黑" w:eastAsia="微软雅黑" w:cs="微软雅黑"/>
-                <w:sz w:val="21"/>
-                <w:szCs w:val="21"/>
-                <w:vertAlign w:val="baseline"/>
+              <w:bidi w:val="0"/>
+              <w:rPr>
+                <w:rFonts w:hint="default"/>
+                <w:lang w:val="en-US" w:eastAsia="zh-CN"/>
+              </w:rPr>
+            </w:pPr>
+            <w:r>
+              <w:rPr>
+                <w:rFonts w:hint="eastAsia"/>
                 <w:lang w:val="en-US" w:eastAsia="zh-CN"/>
               </w:rPr>
               <w:t>采购</w:t>
@@ -399,35 +378,15 @@
           <w:p>
             <w:pPr>
               <w:pStyle w:val="2"/>
-              <w:keepNext w:val="0"/>
-              <w:keepLines w:val="0"/>
-              <w:pageBreakBefore w:val="0"/>
-              <w:widowControl w:val="0"/>
-              <w:kinsoku/>
-              <w:wordWrap/>
-              <w:overflowPunct/>
-              <w:topLinePunct w:val="0"/>
-              <w:autoSpaceDE/>
-              <w:autoSpaceDN/>
-              <w:bidi w:val="0"/>
-              <w:adjustRightInd/>
-              <w:snapToGrid/>
-              <w:spacing w:after="0"/>
-              <w:textAlignment w:val="auto"/>
-              <w:rPr>
-                <w:rFonts w:hint="default" w:ascii="微软雅黑" w:hAnsi="微软雅黑" w:eastAsia="微软雅黑" w:cs="微软雅黑"/>
-                <w:sz w:val="21"/>
-                <w:szCs w:val="21"/>
-                <w:vertAlign w:val="baseline"/>
-                <w:lang w:val="en-US" w:eastAsia="zh-CN"/>
-              </w:rPr>
-            </w:pPr>
-            <w:r>
-              <w:rPr>
-                <w:rFonts w:hint="eastAsia" w:ascii="微软雅黑" w:hAnsi="微软雅黑" w:eastAsia="微软雅黑" w:cs="微软雅黑"/>
-                <w:sz w:val="21"/>
-                <w:szCs w:val="21"/>
-                <w:vertAlign w:val="baseline"/>
+              <w:bidi w:val="0"/>
+              <w:rPr>
+                <w:rFonts w:hint="default"/>
+                <w:lang w:val="en-US" w:eastAsia="zh-CN"/>
+              </w:rPr>
+            </w:pPr>
+            <w:r>
+              <w:rPr>
+                <w:rFonts w:hint="eastAsia"/>
                 <w:lang w:val="en-US" w:eastAsia="zh-CN"/>
               </w:rPr>
               <w:t>审核</w:t>
@@ -441,35 +400,15 @@
           <w:p>
             <w:pPr>
               <w:pStyle w:val="2"/>
-              <w:keepNext w:val="0"/>
-              <w:keepLines w:val="0"/>
-              <w:pageBreakBefore w:val="0"/>
-              <w:widowControl w:val="0"/>
-              <w:kinsoku/>
-              <w:wordWrap/>
-              <w:overflowPunct/>
-              <w:topLinePunct w:val="0"/>
-              <w:autoSpaceDE/>
-              <w:autoSpaceDN/>
-              <w:bidi w:val="0"/>
-              <w:adjustRightInd/>
-              <w:snapToGrid/>
-              <w:spacing w:after="0"/>
-              <w:textAlignment w:val="auto"/>
-              <w:rPr>
-                <w:rFonts w:hint="default" w:ascii="微软雅黑" w:hAnsi="微软雅黑" w:eastAsia="微软雅黑" w:cs="微软雅黑"/>
-                <w:sz w:val="21"/>
-                <w:szCs w:val="21"/>
-                <w:vertAlign w:val="baseline"/>
-                <w:lang w:val="en-US" w:eastAsia="zh-CN"/>
-              </w:rPr>
-            </w:pPr>
-            <w:r>
-              <w:rPr>
-                <w:rFonts w:hint="eastAsia" w:ascii="微软雅黑" w:hAnsi="微软雅黑" w:eastAsia="微软雅黑" w:cs="微软雅黑"/>
-                <w:sz w:val="21"/>
-                <w:szCs w:val="21"/>
-                <w:vertAlign w:val="baseline"/>
+              <w:bidi w:val="0"/>
+              <w:rPr>
+                <w:rFonts w:hint="default"/>
+                <w:lang w:val="en-US" w:eastAsia="zh-CN"/>
+              </w:rPr>
+            </w:pPr>
+            <w:r>
+              <w:rPr>
+                <w:rFonts w:hint="eastAsia"/>
                 <w:lang w:val="en-US" w:eastAsia="zh-CN"/>
               </w:rPr>
               <w:t>采购主管进行审核。</w:t>
@@ -483,35 +422,15 @@
           <w:p>
             <w:pPr>
               <w:pStyle w:val="2"/>
-              <w:keepNext w:val="0"/>
-              <w:keepLines w:val="0"/>
-              <w:pageBreakBefore w:val="0"/>
-              <w:widowControl w:val="0"/>
-              <w:kinsoku/>
-              <w:wordWrap/>
-              <w:overflowPunct/>
-              <w:topLinePunct w:val="0"/>
-              <w:autoSpaceDE/>
-              <w:autoSpaceDN/>
-              <w:bidi w:val="0"/>
-              <w:adjustRightInd/>
-              <w:snapToGrid/>
-              <w:spacing w:after="0"/>
-              <w:textAlignment w:val="auto"/>
-              <w:rPr>
-                <w:rFonts w:hint="default" w:ascii="微软雅黑" w:hAnsi="微软雅黑" w:eastAsia="微软雅黑" w:cs="微软雅黑"/>
-                <w:sz w:val="21"/>
-                <w:szCs w:val="21"/>
-                <w:vertAlign w:val="baseline"/>
-                <w:lang w:val="en-US" w:eastAsia="zh-CN"/>
-              </w:rPr>
-            </w:pPr>
-            <w:r>
-              <w:rPr>
-                <w:rFonts w:hint="eastAsia" w:ascii="微软雅黑" w:hAnsi="微软雅黑" w:eastAsia="微软雅黑" w:cs="微软雅黑"/>
-                <w:sz w:val="21"/>
-                <w:szCs w:val="21"/>
-                <w:vertAlign w:val="baseline"/>
+              <w:bidi w:val="0"/>
+              <w:rPr>
+                <w:rFonts w:hint="default"/>
+                <w:lang w:val="en-US" w:eastAsia="zh-CN"/>
+              </w:rPr>
+            </w:pPr>
+            <w:r>
+              <w:rPr>
+                <w:rFonts w:hint="eastAsia"/>
                 <w:lang w:val="en-US" w:eastAsia="zh-CN"/>
               </w:rPr>
               <w:t>主管</w:t>
@@ -543,35 +462,15 @@
           <w:p>
             <w:pPr>
               <w:pStyle w:val="2"/>
-              <w:keepNext w:val="0"/>
-              <w:keepLines w:val="0"/>
-              <w:pageBreakBefore w:val="0"/>
-              <w:widowControl w:val="0"/>
-              <w:kinsoku/>
-              <w:wordWrap/>
-              <w:overflowPunct/>
-              <w:topLinePunct w:val="0"/>
-              <w:autoSpaceDE/>
-              <w:autoSpaceDN/>
-              <w:bidi w:val="0"/>
-              <w:adjustRightInd/>
-              <w:snapToGrid/>
-              <w:spacing w:after="0"/>
-              <w:textAlignment w:val="auto"/>
-              <w:rPr>
-                <w:rFonts w:hint="default" w:ascii="微软雅黑" w:hAnsi="微软雅黑" w:eastAsia="微软雅黑" w:cs="微软雅黑"/>
-                <w:sz w:val="21"/>
-                <w:szCs w:val="21"/>
-                <w:vertAlign w:val="baseline"/>
-                <w:lang w:val="en-US" w:eastAsia="zh-CN"/>
-              </w:rPr>
-            </w:pPr>
-            <w:r>
-              <w:rPr>
-                <w:rFonts w:hint="eastAsia" w:ascii="微软雅黑" w:hAnsi="微软雅黑" w:eastAsia="微软雅黑" w:cs="微软雅黑"/>
-                <w:sz w:val="21"/>
-                <w:szCs w:val="21"/>
-                <w:vertAlign w:val="baseline"/>
+              <w:bidi w:val="0"/>
+              <w:rPr>
+                <w:rFonts w:hint="default"/>
+                <w:lang w:val="en-US" w:eastAsia="zh-CN"/>
+              </w:rPr>
+            </w:pPr>
+            <w:r>
+              <w:rPr>
+                <w:rFonts w:hint="eastAsia"/>
                 <w:lang w:val="en-US" w:eastAsia="zh-CN"/>
               </w:rPr>
               <w:t>核准</w:t>
@@ -585,35 +484,15 @@
           <w:p>
             <w:pPr>
               <w:pStyle w:val="2"/>
-              <w:keepNext w:val="0"/>
-              <w:keepLines w:val="0"/>
-              <w:pageBreakBefore w:val="0"/>
-              <w:widowControl w:val="0"/>
-              <w:kinsoku/>
-              <w:wordWrap/>
-              <w:overflowPunct/>
-              <w:topLinePunct w:val="0"/>
-              <w:autoSpaceDE/>
-              <w:autoSpaceDN/>
-              <w:bidi w:val="0"/>
-              <w:adjustRightInd/>
-              <w:snapToGrid/>
-              <w:spacing w:after="0"/>
-              <w:textAlignment w:val="auto"/>
-              <w:rPr>
-                <w:rFonts w:hint="eastAsia" w:ascii="微软雅黑" w:hAnsi="微软雅黑" w:eastAsia="微软雅黑" w:cs="微软雅黑"/>
-                <w:sz w:val="21"/>
-                <w:szCs w:val="21"/>
-                <w:vertAlign w:val="baseline"/>
-                <w:lang w:val="en-US" w:eastAsia="zh-CN"/>
-              </w:rPr>
-            </w:pPr>
-            <w:r>
-              <w:rPr>
-                <w:rFonts w:hint="eastAsia" w:ascii="微软雅黑" w:hAnsi="微软雅黑" w:eastAsia="微软雅黑" w:cs="微软雅黑"/>
-                <w:sz w:val="21"/>
-                <w:szCs w:val="21"/>
-                <w:vertAlign w:val="baseline"/>
+              <w:bidi w:val="0"/>
+              <w:rPr>
+                <w:rFonts w:hint="eastAsia"/>
+                <w:lang w:val="en-US" w:eastAsia="zh-CN"/>
+              </w:rPr>
+            </w:pPr>
+            <w:r>
+              <w:rPr>
+                <w:rFonts w:hint="eastAsia"/>
                 <w:lang w:val="en-US" w:eastAsia="zh-CN"/>
               </w:rPr>
               <w:t>抄送财务对清单和价格进行二次确认，核准之后采购才能进行实际下单操作，包括合同签订（另走合同功能流程）。产生应付账款（财务模块）。一旦核准流程不能退回，只能交由主管进行作废。</w:t>
@@ -622,35 +501,15 @@
           <w:p>
             <w:pPr>
               <w:pStyle w:val="2"/>
-              <w:keepNext w:val="0"/>
-              <w:keepLines w:val="0"/>
-              <w:pageBreakBefore w:val="0"/>
-              <w:widowControl w:val="0"/>
-              <w:kinsoku/>
-              <w:wordWrap/>
-              <w:overflowPunct/>
-              <w:topLinePunct w:val="0"/>
-              <w:autoSpaceDE/>
-              <w:autoSpaceDN/>
-              <w:bidi w:val="0"/>
-              <w:adjustRightInd/>
-              <w:snapToGrid/>
-              <w:spacing w:after="0"/>
-              <w:textAlignment w:val="auto"/>
-              <w:rPr>
-                <w:rFonts w:hint="default" w:ascii="微软雅黑" w:hAnsi="微软雅黑" w:eastAsia="微软雅黑" w:cs="微软雅黑"/>
-                <w:sz w:val="21"/>
-                <w:szCs w:val="21"/>
-                <w:vertAlign w:val="baseline"/>
-                <w:lang w:val="en-US" w:eastAsia="zh-CN"/>
-              </w:rPr>
-            </w:pPr>
-            <w:r>
-              <w:rPr>
-                <w:rFonts w:hint="eastAsia" w:ascii="微软雅黑" w:hAnsi="微软雅黑" w:eastAsia="微软雅黑" w:cs="微软雅黑"/>
-                <w:sz w:val="21"/>
-                <w:szCs w:val="21"/>
-                <w:vertAlign w:val="baseline"/>
+              <w:bidi w:val="0"/>
+              <w:rPr>
+                <w:rFonts w:hint="default"/>
+                <w:lang w:val="en-US" w:eastAsia="zh-CN"/>
+              </w:rPr>
+            </w:pPr>
+            <w:r>
+              <w:rPr>
+                <w:rFonts w:hint="eastAsia"/>
                 <w:lang w:val="en-US" w:eastAsia="zh-CN"/>
               </w:rPr>
               <w:t>核准时可对产品明细进行二次修正。</w:t>
@@ -664,35 +523,15 @@
           <w:p>
             <w:pPr>
               <w:pStyle w:val="2"/>
-              <w:keepNext w:val="0"/>
-              <w:keepLines w:val="0"/>
-              <w:pageBreakBefore w:val="0"/>
-              <w:widowControl w:val="0"/>
-              <w:kinsoku/>
-              <w:wordWrap/>
-              <w:overflowPunct/>
-              <w:topLinePunct w:val="0"/>
-              <w:autoSpaceDE/>
-              <w:autoSpaceDN/>
-              <w:bidi w:val="0"/>
-              <w:adjustRightInd/>
-              <w:snapToGrid/>
-              <w:spacing w:after="0"/>
-              <w:textAlignment w:val="auto"/>
-              <w:rPr>
-                <w:rFonts w:hint="default" w:ascii="微软雅黑" w:hAnsi="微软雅黑" w:eastAsia="微软雅黑" w:cs="微软雅黑"/>
-                <w:sz w:val="21"/>
-                <w:szCs w:val="21"/>
-                <w:vertAlign w:val="baseline"/>
-                <w:lang w:val="en-US" w:eastAsia="zh-CN"/>
-              </w:rPr>
-            </w:pPr>
-            <w:r>
-              <w:rPr>
-                <w:rFonts w:hint="eastAsia" w:ascii="微软雅黑" w:hAnsi="微软雅黑" w:eastAsia="微软雅黑" w:cs="微软雅黑"/>
-                <w:sz w:val="21"/>
-                <w:szCs w:val="21"/>
-                <w:vertAlign w:val="baseline"/>
+              <w:bidi w:val="0"/>
+              <w:rPr>
+                <w:rFonts w:hint="default"/>
+                <w:lang w:val="en-US" w:eastAsia="zh-CN"/>
+              </w:rPr>
+            </w:pPr>
+            <w:r>
+              <w:rPr>
+                <w:rFonts w:hint="eastAsia"/>
                 <w:lang w:val="en-US" w:eastAsia="zh-CN"/>
               </w:rPr>
               <w:t>财务</w:t>
@@ -724,35 +563,15 @@
           <w:p>
             <w:pPr>
               <w:pStyle w:val="2"/>
-              <w:keepNext w:val="0"/>
-              <w:keepLines w:val="0"/>
-              <w:pageBreakBefore w:val="0"/>
-              <w:widowControl w:val="0"/>
-              <w:kinsoku/>
-              <w:wordWrap/>
-              <w:overflowPunct/>
-              <w:topLinePunct w:val="0"/>
-              <w:autoSpaceDE/>
-              <w:autoSpaceDN/>
-              <w:bidi w:val="0"/>
-              <w:adjustRightInd/>
-              <w:snapToGrid/>
-              <w:spacing w:after="0"/>
-              <w:textAlignment w:val="auto"/>
-              <w:rPr>
-                <w:rFonts w:hint="default" w:ascii="微软雅黑" w:hAnsi="微软雅黑" w:eastAsia="微软雅黑" w:cs="微软雅黑"/>
-                <w:sz w:val="21"/>
-                <w:szCs w:val="21"/>
-                <w:vertAlign w:val="baseline"/>
-                <w:lang w:val="en-US" w:eastAsia="zh-CN"/>
-              </w:rPr>
-            </w:pPr>
-            <w:r>
-              <w:rPr>
-                <w:rFonts w:hint="eastAsia" w:ascii="微软雅黑" w:hAnsi="微软雅黑" w:eastAsia="微软雅黑" w:cs="微软雅黑"/>
-                <w:sz w:val="21"/>
-                <w:szCs w:val="21"/>
-                <w:vertAlign w:val="baseline"/>
+              <w:bidi w:val="0"/>
+              <w:rPr>
+                <w:rFonts w:hint="default"/>
+                <w:lang w:val="en-US" w:eastAsia="zh-CN"/>
+              </w:rPr>
+            </w:pPr>
+            <w:r>
+              <w:rPr>
+                <w:rFonts w:hint="eastAsia"/>
                 <w:lang w:val="en-US" w:eastAsia="zh-CN"/>
               </w:rPr>
               <w:t>发货</w:t>
@@ -766,35 +585,15 @@
           <w:p>
             <w:pPr>
               <w:pStyle w:val="2"/>
-              <w:keepNext w:val="0"/>
-              <w:keepLines w:val="0"/>
-              <w:pageBreakBefore w:val="0"/>
-              <w:widowControl w:val="0"/>
-              <w:kinsoku/>
-              <w:wordWrap/>
-              <w:overflowPunct/>
-              <w:topLinePunct w:val="0"/>
-              <w:autoSpaceDE/>
-              <w:autoSpaceDN/>
-              <w:bidi w:val="0"/>
-              <w:adjustRightInd/>
-              <w:snapToGrid/>
-              <w:spacing w:after="0"/>
-              <w:textAlignment w:val="auto"/>
-              <w:rPr>
-                <w:rFonts w:hint="default" w:ascii="微软雅黑" w:hAnsi="微软雅黑" w:eastAsia="微软雅黑" w:cs="微软雅黑"/>
-                <w:sz w:val="21"/>
-                <w:szCs w:val="21"/>
-                <w:vertAlign w:val="baseline"/>
-                <w:lang w:val="en-US" w:eastAsia="zh-CN"/>
-              </w:rPr>
-            </w:pPr>
-            <w:r>
-              <w:rPr>
-                <w:rFonts w:hint="eastAsia" w:ascii="微软雅黑" w:hAnsi="微软雅黑" w:eastAsia="微软雅黑" w:cs="微软雅黑"/>
-                <w:sz w:val="21"/>
-                <w:szCs w:val="21"/>
-                <w:vertAlign w:val="baseline"/>
+              <w:bidi w:val="0"/>
+              <w:rPr>
+                <w:rFonts w:hint="default"/>
+                <w:lang w:val="en-US" w:eastAsia="zh-CN"/>
+              </w:rPr>
+            </w:pPr>
+            <w:r>
+              <w:rPr>
+                <w:rFonts w:hint="eastAsia"/>
                 <w:lang w:val="en-US" w:eastAsia="zh-CN"/>
               </w:rPr>
               <w:t>采购进行实际下单操作，填写物流信息，当供应商发货之后，采购单进入发货状态，如需付款走财务付款功能流程。</w:t>
@@ -808,35 +607,15 @@
           <w:p>
             <w:pPr>
               <w:pStyle w:val="2"/>
-              <w:keepNext w:val="0"/>
-              <w:keepLines w:val="0"/>
-              <w:pageBreakBefore w:val="0"/>
-              <w:widowControl w:val="0"/>
-              <w:kinsoku/>
-              <w:wordWrap/>
-              <w:overflowPunct/>
-              <w:topLinePunct w:val="0"/>
-              <w:autoSpaceDE/>
-              <w:autoSpaceDN/>
-              <w:bidi w:val="0"/>
-              <w:adjustRightInd/>
-              <w:snapToGrid/>
-              <w:spacing w:after="0"/>
-              <w:textAlignment w:val="auto"/>
-              <w:rPr>
-                <w:rFonts w:hint="eastAsia" w:ascii="微软雅黑" w:hAnsi="微软雅黑" w:eastAsia="微软雅黑" w:cs="微软雅黑"/>
-                <w:sz w:val="21"/>
-                <w:szCs w:val="21"/>
-                <w:vertAlign w:val="baseline"/>
-                <w:lang w:val="en-US" w:eastAsia="zh-CN"/>
-              </w:rPr>
-            </w:pPr>
-            <w:r>
-              <w:rPr>
-                <w:rFonts w:hint="eastAsia" w:ascii="微软雅黑" w:hAnsi="微软雅黑" w:eastAsia="微软雅黑" w:cs="微软雅黑"/>
-                <w:sz w:val="21"/>
-                <w:szCs w:val="21"/>
-                <w:vertAlign w:val="baseline"/>
+              <w:bidi w:val="0"/>
+              <w:rPr>
+                <w:rFonts w:hint="eastAsia"/>
+                <w:lang w:val="en-US" w:eastAsia="zh-CN"/>
+              </w:rPr>
+            </w:pPr>
+            <w:r>
+              <w:rPr>
+                <w:rFonts w:hint="eastAsia"/>
                 <w:lang w:val="en-US" w:eastAsia="zh-CN"/>
               </w:rPr>
               <w:t>采购</w:t>
@@ -868,35 +647,15 @@
           <w:p>
             <w:pPr>
               <w:pStyle w:val="2"/>
-              <w:keepNext w:val="0"/>
-              <w:keepLines w:val="0"/>
-              <w:pageBreakBefore w:val="0"/>
-              <w:widowControl w:val="0"/>
-              <w:kinsoku/>
-              <w:wordWrap/>
-              <w:overflowPunct/>
-              <w:topLinePunct w:val="0"/>
-              <w:autoSpaceDE/>
-              <w:autoSpaceDN/>
-              <w:bidi w:val="0"/>
-              <w:adjustRightInd/>
-              <w:snapToGrid/>
-              <w:spacing w:after="0"/>
-              <w:textAlignment w:val="auto"/>
-              <w:rPr>
-                <w:rFonts w:hint="default" w:ascii="微软雅黑" w:hAnsi="微软雅黑" w:eastAsia="微软雅黑" w:cs="微软雅黑"/>
-                <w:sz w:val="21"/>
-                <w:szCs w:val="21"/>
-                <w:vertAlign w:val="baseline"/>
-                <w:lang w:val="en-US" w:eastAsia="zh-CN"/>
-              </w:rPr>
-            </w:pPr>
-            <w:r>
-              <w:rPr>
-                <w:rFonts w:hint="eastAsia" w:ascii="微软雅黑" w:hAnsi="微软雅黑" w:eastAsia="微软雅黑" w:cs="微软雅黑"/>
-                <w:sz w:val="21"/>
-                <w:szCs w:val="21"/>
-                <w:vertAlign w:val="baseline"/>
+              <w:bidi w:val="0"/>
+              <w:rPr>
+                <w:rFonts w:hint="default"/>
+                <w:lang w:val="en-US" w:eastAsia="zh-CN"/>
+              </w:rPr>
+            </w:pPr>
+            <w:r>
+              <w:rPr>
+                <w:rFonts w:hint="eastAsia"/>
                 <w:lang w:val="en-US" w:eastAsia="zh-CN"/>
               </w:rPr>
               <w:t>收货</w:t>
@@ -910,35 +669,15 @@
           <w:p>
             <w:pPr>
               <w:pStyle w:val="2"/>
-              <w:keepNext w:val="0"/>
-              <w:keepLines w:val="0"/>
-              <w:pageBreakBefore w:val="0"/>
-              <w:widowControl w:val="0"/>
-              <w:kinsoku/>
-              <w:wordWrap/>
-              <w:overflowPunct/>
-              <w:topLinePunct w:val="0"/>
-              <w:autoSpaceDE/>
-              <w:autoSpaceDN/>
-              <w:bidi w:val="0"/>
-              <w:adjustRightInd/>
-              <w:snapToGrid/>
-              <w:spacing w:after="0"/>
-              <w:textAlignment w:val="auto"/>
-              <w:rPr>
-                <w:rFonts w:hint="default" w:ascii="微软雅黑" w:hAnsi="微软雅黑" w:eastAsia="微软雅黑" w:cs="微软雅黑"/>
-                <w:sz w:val="21"/>
-                <w:szCs w:val="21"/>
-                <w:vertAlign w:val="baseline"/>
-                <w:lang w:val="en-US" w:eastAsia="zh-CN"/>
-              </w:rPr>
-            </w:pPr>
-            <w:r>
-              <w:rPr>
-                <w:rFonts w:hint="eastAsia" w:ascii="微软雅黑" w:hAnsi="微软雅黑" w:eastAsia="微软雅黑" w:cs="微软雅黑"/>
-                <w:sz w:val="21"/>
-                <w:szCs w:val="21"/>
-                <w:vertAlign w:val="baseline"/>
+              <w:bidi w:val="0"/>
+              <w:rPr>
+                <w:rFonts w:hint="default"/>
+                <w:lang w:val="en-US" w:eastAsia="zh-CN"/>
+              </w:rPr>
+            </w:pPr>
+            <w:r>
+              <w:rPr>
+                <w:rFonts w:hint="eastAsia"/>
                 <w:lang w:val="en-US" w:eastAsia="zh-CN"/>
               </w:rPr>
               <w:t>由仓储人员对收货进行确认，如多个包裹，可分多次对产品明细进行入库，但每次入库必须是单一的记录，如单一明细拆分多个物流包裹，则需要手工处理统一入库。一旦入库该明细记录将被锁定，如需变更则走库存整理功能流程。</w:t>
@@ -952,35 +691,15 @@
           <w:p>
             <w:pPr>
               <w:pStyle w:val="2"/>
-              <w:keepNext w:val="0"/>
-              <w:keepLines w:val="0"/>
-              <w:pageBreakBefore w:val="0"/>
-              <w:widowControl w:val="0"/>
-              <w:kinsoku/>
-              <w:wordWrap/>
-              <w:overflowPunct/>
-              <w:topLinePunct w:val="0"/>
-              <w:autoSpaceDE/>
-              <w:autoSpaceDN/>
-              <w:bidi w:val="0"/>
-              <w:adjustRightInd/>
-              <w:snapToGrid/>
-              <w:spacing w:after="0"/>
-              <w:textAlignment w:val="auto"/>
-              <w:rPr>
-                <w:rFonts w:hint="default" w:ascii="微软雅黑" w:hAnsi="微软雅黑" w:eastAsia="微软雅黑" w:cs="微软雅黑"/>
-                <w:sz w:val="21"/>
-                <w:szCs w:val="21"/>
-                <w:vertAlign w:val="baseline"/>
-                <w:lang w:val="en-US" w:eastAsia="zh-CN"/>
-              </w:rPr>
-            </w:pPr>
-            <w:r>
-              <w:rPr>
-                <w:rFonts w:hint="eastAsia" w:ascii="微软雅黑" w:hAnsi="微软雅黑" w:eastAsia="微软雅黑" w:cs="微软雅黑"/>
-                <w:sz w:val="21"/>
-                <w:szCs w:val="21"/>
-                <w:vertAlign w:val="baseline"/>
+              <w:bidi w:val="0"/>
+              <w:rPr>
+                <w:rFonts w:hint="default"/>
+                <w:lang w:val="en-US" w:eastAsia="zh-CN"/>
+              </w:rPr>
+            </w:pPr>
+            <w:r>
+              <w:rPr>
+                <w:rFonts w:hint="eastAsia"/>
                 <w:lang w:val="en-US" w:eastAsia="zh-CN"/>
               </w:rPr>
               <w:t>仓储</w:t>
@@ -1012,35 +731,15 @@
           <w:p>
             <w:pPr>
               <w:pStyle w:val="2"/>
-              <w:keepNext w:val="0"/>
-              <w:keepLines w:val="0"/>
-              <w:pageBreakBefore w:val="0"/>
-              <w:widowControl w:val="0"/>
-              <w:kinsoku/>
-              <w:wordWrap/>
-              <w:overflowPunct/>
-              <w:topLinePunct w:val="0"/>
-              <w:autoSpaceDE/>
-              <w:autoSpaceDN/>
-              <w:bidi w:val="0"/>
-              <w:adjustRightInd/>
-              <w:snapToGrid/>
-              <w:spacing w:after="0"/>
-              <w:textAlignment w:val="auto"/>
-              <w:rPr>
-                <w:rFonts w:hint="default" w:ascii="微软雅黑" w:hAnsi="微软雅黑" w:eastAsia="微软雅黑" w:cs="微软雅黑"/>
-                <w:sz w:val="21"/>
-                <w:szCs w:val="21"/>
-                <w:vertAlign w:val="baseline"/>
-                <w:lang w:val="en-US" w:eastAsia="zh-CN"/>
-              </w:rPr>
-            </w:pPr>
-            <w:r>
-              <w:rPr>
-                <w:rFonts w:hint="eastAsia" w:ascii="微软雅黑" w:hAnsi="微软雅黑" w:eastAsia="微软雅黑" w:cs="微软雅黑"/>
-                <w:sz w:val="21"/>
-                <w:szCs w:val="21"/>
-                <w:vertAlign w:val="baseline"/>
+              <w:bidi w:val="0"/>
+              <w:rPr>
+                <w:rFonts w:hint="default"/>
+                <w:lang w:val="en-US" w:eastAsia="zh-CN"/>
+              </w:rPr>
+            </w:pPr>
+            <w:r>
+              <w:rPr>
+                <w:rFonts w:hint="eastAsia"/>
                 <w:lang w:val="en-US" w:eastAsia="zh-CN"/>
               </w:rPr>
               <w:t>确认</w:t>
@@ -1054,35 +753,15 @@
           <w:p>
             <w:pPr>
               <w:pStyle w:val="2"/>
-              <w:keepNext w:val="0"/>
-              <w:keepLines w:val="0"/>
-              <w:pageBreakBefore w:val="0"/>
-              <w:widowControl w:val="0"/>
-              <w:kinsoku/>
-              <w:wordWrap/>
-              <w:overflowPunct/>
-              <w:topLinePunct w:val="0"/>
-              <w:autoSpaceDE/>
-              <w:autoSpaceDN/>
-              <w:bidi w:val="0"/>
-              <w:adjustRightInd/>
-              <w:snapToGrid/>
-              <w:spacing w:after="0"/>
-              <w:textAlignment w:val="auto"/>
-              <w:rPr>
-                <w:rFonts w:hint="default" w:ascii="微软雅黑" w:hAnsi="微软雅黑" w:eastAsia="微软雅黑" w:cs="微软雅黑"/>
-                <w:sz w:val="21"/>
-                <w:szCs w:val="21"/>
-                <w:vertAlign w:val="baseline"/>
-                <w:lang w:val="en-US" w:eastAsia="zh-CN"/>
-              </w:rPr>
-            </w:pPr>
-            <w:r>
-              <w:rPr>
-                <w:rFonts w:hint="eastAsia" w:ascii="微软雅黑" w:hAnsi="微软雅黑" w:eastAsia="微软雅黑" w:cs="微软雅黑"/>
-                <w:sz w:val="21"/>
-                <w:szCs w:val="21"/>
-                <w:vertAlign w:val="baseline"/>
+              <w:bidi w:val="0"/>
+              <w:rPr>
+                <w:rFonts w:hint="default"/>
+                <w:lang w:val="en-US" w:eastAsia="zh-CN"/>
+              </w:rPr>
+            </w:pPr>
+            <w:r>
+              <w:rPr>
+                <w:rFonts w:hint="eastAsia"/>
                 <w:lang w:val="en-US" w:eastAsia="zh-CN"/>
               </w:rPr>
               <w:t>采购进行最终确认，采购入库单完成，进入归档状态。所有信息冻结，不再被修改。（超级管理员可以对单据信息进行修正，无法对明细变更）</w:t>
@@ -1096,35 +775,15 @@
           <w:p>
             <w:pPr>
               <w:pStyle w:val="2"/>
-              <w:keepNext w:val="0"/>
-              <w:keepLines w:val="0"/>
-              <w:pageBreakBefore w:val="0"/>
-              <w:widowControl w:val="0"/>
-              <w:kinsoku/>
-              <w:wordWrap/>
-              <w:overflowPunct/>
-              <w:topLinePunct w:val="0"/>
-              <w:autoSpaceDE/>
-              <w:autoSpaceDN/>
-              <w:bidi w:val="0"/>
-              <w:adjustRightInd/>
-              <w:snapToGrid/>
-              <w:spacing w:after="0"/>
-              <w:textAlignment w:val="auto"/>
-              <w:rPr>
-                <w:rFonts w:hint="default" w:ascii="微软雅黑" w:hAnsi="微软雅黑" w:eastAsia="微软雅黑" w:cs="微软雅黑"/>
-                <w:sz w:val="21"/>
-                <w:szCs w:val="21"/>
-                <w:vertAlign w:val="baseline"/>
-                <w:lang w:val="en-US" w:eastAsia="zh-CN"/>
-              </w:rPr>
-            </w:pPr>
-            <w:r>
-              <w:rPr>
-                <w:rFonts w:hint="eastAsia" w:ascii="微软雅黑" w:hAnsi="微软雅黑" w:eastAsia="微软雅黑" w:cs="微软雅黑"/>
-                <w:sz w:val="21"/>
-                <w:szCs w:val="21"/>
-                <w:vertAlign w:val="baseline"/>
+              <w:bidi w:val="0"/>
+              <w:rPr>
+                <w:rFonts w:hint="default"/>
+                <w:lang w:val="en-US" w:eastAsia="zh-CN"/>
+              </w:rPr>
+            </w:pPr>
+            <w:r>
+              <w:rPr>
+                <w:rFonts w:hint="eastAsia"/>
                 <w:lang w:val="en-US" w:eastAsia="zh-CN"/>
               </w:rPr>
               <w:t>采购</w:t>
@@ -1156,26 +815,9 @@
           <w:p>
             <w:pPr>
               <w:pStyle w:val="2"/>
-              <w:keepNext w:val="0"/>
-              <w:keepLines w:val="0"/>
-              <w:pageBreakBefore w:val="0"/>
-              <w:widowControl w:val="0"/>
-              <w:kinsoku/>
-              <w:wordWrap/>
-              <w:overflowPunct/>
-              <w:topLinePunct w:val="0"/>
-              <w:autoSpaceDE/>
-              <w:autoSpaceDN/>
-              <w:bidi w:val="0"/>
-              <w:adjustRightInd/>
-              <w:snapToGrid/>
-              <w:spacing w:after="0"/>
-              <w:textAlignment w:val="auto"/>
-              <w:rPr>
-                <w:rFonts w:hint="eastAsia" w:ascii="微软雅黑" w:hAnsi="微软雅黑" w:eastAsia="微软雅黑" w:cs="微软雅黑"/>
-                <w:sz w:val="21"/>
-                <w:szCs w:val="21"/>
-                <w:vertAlign w:val="baseline"/>
+              <w:bidi w:val="0"/>
+              <w:rPr>
+                <w:rFonts w:hint="eastAsia"/>
                 <w:lang w:val="en-US" w:eastAsia="zh-CN"/>
               </w:rPr>
             </w:pPr>
@@ -1188,26 +830,9 @@
           <w:p>
             <w:pPr>
               <w:pStyle w:val="2"/>
-              <w:keepNext w:val="0"/>
-              <w:keepLines w:val="0"/>
-              <w:pageBreakBefore w:val="0"/>
-              <w:widowControl w:val="0"/>
-              <w:kinsoku/>
-              <w:wordWrap/>
-              <w:overflowPunct/>
-              <w:topLinePunct w:val="0"/>
-              <w:autoSpaceDE/>
-              <w:autoSpaceDN/>
-              <w:bidi w:val="0"/>
-              <w:adjustRightInd/>
-              <w:snapToGrid/>
-              <w:spacing w:after="0"/>
-              <w:textAlignment w:val="auto"/>
-              <w:rPr>
-                <w:rFonts w:hint="eastAsia" w:ascii="微软雅黑" w:hAnsi="微软雅黑" w:eastAsia="微软雅黑" w:cs="微软雅黑"/>
-                <w:sz w:val="21"/>
-                <w:szCs w:val="21"/>
-                <w:vertAlign w:val="baseline"/>
+              <w:bidi w:val="0"/>
+              <w:rPr>
+                <w:rFonts w:hint="eastAsia"/>
                 <w:lang w:val="en-US" w:eastAsia="zh-CN"/>
               </w:rPr>
             </w:pPr>
@@ -1220,26 +845,9 @@
           <w:p>
             <w:pPr>
               <w:pStyle w:val="2"/>
-              <w:keepNext w:val="0"/>
-              <w:keepLines w:val="0"/>
-              <w:pageBreakBefore w:val="0"/>
-              <w:widowControl w:val="0"/>
-              <w:kinsoku/>
-              <w:wordWrap/>
-              <w:overflowPunct/>
-              <w:topLinePunct w:val="0"/>
-              <w:autoSpaceDE/>
-              <w:autoSpaceDN/>
-              <w:bidi w:val="0"/>
-              <w:adjustRightInd/>
-              <w:snapToGrid/>
-              <w:spacing w:after="0"/>
-              <w:textAlignment w:val="auto"/>
-              <w:rPr>
-                <w:rFonts w:hint="eastAsia" w:ascii="微软雅黑" w:hAnsi="微软雅黑" w:eastAsia="微软雅黑" w:cs="微软雅黑"/>
-                <w:sz w:val="21"/>
-                <w:szCs w:val="21"/>
-                <w:vertAlign w:val="baseline"/>
+              <w:bidi w:val="0"/>
+              <w:rPr>
+                <w:rFonts w:hint="eastAsia"/>
                 <w:lang w:val="en-US" w:eastAsia="zh-CN"/>
               </w:rPr>
             </w:pPr>
@@ -1252,29 +860,23 @@
         <w:pStyle w:val="2"/>
         <w:bidi w:val="0"/>
         <w:rPr>
-          <w:rFonts w:hint="eastAsia" w:ascii="微软雅黑" w:hAnsi="微软雅黑" w:eastAsia="微软雅黑" w:cs="微软雅黑"/>
-          <w:sz w:val="24"/>
-          <w:szCs w:val="24"/>
-          <w:lang w:val="en-US" w:eastAsia="zh-CN"/>
-        </w:rPr>
-      </w:pPr>
-    </w:p>
-    <w:p>
-      <w:pPr>
-        <w:pStyle w:val="2"/>
-        <w:bidi w:val="0"/>
-        <w:rPr>
-          <w:rFonts w:hint="eastAsia" w:ascii="微软雅黑" w:hAnsi="微软雅黑" w:eastAsia="微软雅黑" w:cs="微软雅黑"/>
-          <w:sz w:val="24"/>
-          <w:szCs w:val="24"/>
-          <w:lang w:val="en-US" w:eastAsia="zh-CN"/>
-        </w:rPr>
-      </w:pPr>
-      <w:r>
-        <w:rPr>
-          <w:rFonts w:hint="eastAsia" w:ascii="微软雅黑" w:hAnsi="微软雅黑" w:eastAsia="微软雅黑" w:cs="微软雅黑"/>
-          <w:sz w:val="24"/>
-          <w:szCs w:val="24"/>
+          <w:rFonts w:hint="eastAsia"/>
+          <w:lang w:val="en-US" w:eastAsia="zh-CN"/>
+        </w:rPr>
+      </w:pPr>
+    </w:p>
+    <w:p>
+      <w:pPr>
+        <w:pStyle w:val="2"/>
+        <w:bidi w:val="0"/>
+        <w:rPr>
+          <w:rFonts w:hint="eastAsia"/>
+          <w:lang w:val="en-US" w:eastAsia="zh-CN"/>
+        </w:rPr>
+      </w:pPr>
+      <w:r>
+        <w:rPr>
+          <w:rFonts w:hint="eastAsia"/>
           <w:lang w:val="en-US" w:eastAsia="zh-CN"/>
         </w:rPr>
         <w:t>入库产品明细</w:t>
@@ -1284,19 +886,14 @@
       <w:pPr>
         <w:pStyle w:val="2"/>
         <w:bidi w:val="0"/>
-        <w:ind w:firstLine="480" w:firstLineChars="200"/>
-        <w:rPr>
-          <w:rFonts w:hint="default" w:ascii="微软雅黑" w:hAnsi="微软雅黑" w:eastAsia="微软雅黑" w:cs="微软雅黑"/>
-          <w:sz w:val="24"/>
-          <w:szCs w:val="24"/>
-          <w:lang w:val="en-US" w:eastAsia="zh-CN"/>
-        </w:rPr>
-      </w:pPr>
-      <w:r>
-        <w:rPr>
-          <w:rFonts w:hint="eastAsia" w:ascii="微软雅黑" w:hAnsi="微软雅黑" w:eastAsia="微软雅黑" w:cs="微软雅黑"/>
-          <w:sz w:val="24"/>
-          <w:szCs w:val="24"/>
+        <w:rPr>
+          <w:rFonts w:hint="default"/>
+          <w:lang w:val="en-US" w:eastAsia="zh-CN"/>
+        </w:rPr>
+      </w:pPr>
+      <w:r>
+        <w:rPr>
+          <w:rFonts w:hint="eastAsia"/>
           <w:lang w:val="en-US" w:eastAsia="zh-CN"/>
         </w:rPr>
         <w:t>产品入库有三种方式，采购、退货、盘库。采购是正常的入库方式，通过采购单进行管理。退货是销售出库之后再次入库，对应的是销售单。盘库类似后台直接添加，对应库存调整单。产品入库明细无论采用哪种方式，都存储在一张表中，便于检索和统计。</w:t>
@@ -1307,64 +904,50 @@
         <w:pStyle w:val="2"/>
         <w:bidi w:val="0"/>
         <w:rPr>
-          <w:rFonts w:hint="default" w:ascii="微软雅黑" w:hAnsi="微软雅黑" w:eastAsia="微软雅黑" w:cs="微软雅黑"/>
-          <w:sz w:val="24"/>
-          <w:szCs w:val="24"/>
-          <w:lang w:val="en-US" w:eastAsia="zh-CN"/>
-        </w:rPr>
-      </w:pPr>
-    </w:p>
-    <w:p>
-      <w:pPr>
-        <w:pStyle w:val="2"/>
-        <w:bidi w:val="0"/>
-        <w:rPr>
-          <w:rFonts w:hint="default" w:ascii="微软雅黑" w:hAnsi="微软雅黑" w:eastAsia="微软雅黑" w:cs="微软雅黑"/>
-          <w:sz w:val="24"/>
-          <w:szCs w:val="24"/>
-          <w:lang w:val="en-US" w:eastAsia="zh-CN"/>
-        </w:rPr>
-      </w:pPr>
-      <w:r>
-        <w:rPr>
-          <w:rFonts w:hint="eastAsia" w:ascii="微软雅黑" w:hAnsi="微软雅黑" w:eastAsia="微软雅黑" w:cs="微软雅黑"/>
-          <w:sz w:val="24"/>
-          <w:szCs w:val="24"/>
-          <w:lang w:val="en-US" w:eastAsia="zh-CN"/>
-        </w:rPr>
-        <w:t>库存中以原子态形式存储，即标称数量为1，这样做到对每个原子态库存产品进行唯一编号。</w:t>
-      </w:r>
-      <w:bookmarkStart w:id="0" w:name="_GoBack"/>
-      <w:bookmarkEnd w:id="0"/>
-    </w:p>
-    <w:p>
-      <w:pPr>
-        <w:pStyle w:val="2"/>
-        <w:bidi w:val="0"/>
-        <w:rPr>
-          <w:rFonts w:hint="default" w:ascii="微软雅黑" w:hAnsi="微软雅黑" w:eastAsia="微软雅黑" w:cs="微软雅黑"/>
-          <w:sz w:val="24"/>
-          <w:szCs w:val="24"/>
-          <w:lang w:val="en-US" w:eastAsia="zh-CN"/>
-        </w:rPr>
-      </w:pPr>
-    </w:p>
-    <w:p>
-      <w:pPr>
-        <w:pStyle w:val="2"/>
-        <w:bidi w:val="0"/>
-        <w:rPr>
-          <w:rFonts w:hint="default" w:ascii="微软雅黑" w:hAnsi="微软雅黑" w:eastAsia="微软雅黑" w:cs="微软雅黑"/>
-          <w:sz w:val="24"/>
-          <w:szCs w:val="24"/>
-          <w:lang w:val="en-US" w:eastAsia="zh-CN"/>
-        </w:rPr>
-      </w:pPr>
-      <w:r>
-        <w:rPr>
-          <w:rFonts w:hint="eastAsia" w:ascii="微软雅黑" w:hAnsi="微软雅黑" w:eastAsia="微软雅黑" w:cs="微软雅黑"/>
-          <w:sz w:val="24"/>
-          <w:szCs w:val="24"/>
+          <w:rFonts w:hint="default"/>
+          <w:lang w:val="en-US" w:eastAsia="zh-CN"/>
+        </w:rPr>
+      </w:pPr>
+    </w:p>
+    <w:p>
+      <w:pPr>
+        <w:pStyle w:val="2"/>
+        <w:bidi w:val="0"/>
+        <w:rPr>
+          <w:rFonts w:hint="default"/>
+          <w:lang w:val="en-US" w:eastAsia="zh-CN"/>
+        </w:rPr>
+      </w:pPr>
+      <w:r>
+        <w:rPr>
+          <w:rFonts w:hint="eastAsia"/>
+          <w:lang w:val="en-US" w:eastAsia="zh-CN"/>
+        </w:rPr>
+        <w:t>库存中以整套包装形式存储，包装数量即为当前批次库存货物的剩余数量</w:t>
+      </w:r>
+    </w:p>
+    <w:p>
+      <w:pPr>
+        <w:pStyle w:val="2"/>
+        <w:bidi w:val="0"/>
+        <w:rPr>
+          <w:rFonts w:hint="default"/>
+          <w:lang w:val="en-US" w:eastAsia="zh-CN"/>
+        </w:rPr>
+      </w:pPr>
+    </w:p>
+    <w:p>
+      <w:pPr>
+        <w:pStyle w:val="2"/>
+        <w:bidi w:val="0"/>
+        <w:rPr>
+          <w:rFonts w:hint="default"/>
+          <w:lang w:val="en-US" w:eastAsia="zh-CN"/>
+        </w:rPr>
+      </w:pPr>
+      <w:r>
+        <w:rPr>
+          <w:rFonts w:hint="eastAsia"/>
           <w:lang w:val="en-US" w:eastAsia="zh-CN"/>
         </w:rPr>
         <w:t>每次对库存明细进行变更，插入一条变更记录，并同时统计产品库存数量和库存总价（累加）</w:t>
@@ -1375,29 +958,23 @@
         <w:pStyle w:val="2"/>
         <w:bidi w:val="0"/>
         <w:rPr>
-          <w:rFonts w:hint="default" w:ascii="微软雅黑" w:hAnsi="微软雅黑" w:eastAsia="微软雅黑" w:cs="微软雅黑"/>
-          <w:sz w:val="24"/>
-          <w:szCs w:val="24"/>
-          <w:lang w:val="en-US" w:eastAsia="zh-CN"/>
-        </w:rPr>
-      </w:pPr>
-    </w:p>
-    <w:p>
-      <w:pPr>
-        <w:pStyle w:val="2"/>
-        <w:bidi w:val="0"/>
-        <w:rPr>
-          <w:rFonts w:hint="default" w:ascii="微软雅黑" w:hAnsi="微软雅黑" w:eastAsia="微软雅黑" w:cs="微软雅黑"/>
-          <w:sz w:val="24"/>
-          <w:szCs w:val="24"/>
-          <w:lang w:val="en-US" w:eastAsia="zh-CN"/>
-        </w:rPr>
-      </w:pPr>
-      <w:r>
-        <w:rPr>
-          <w:rFonts w:hint="default" w:ascii="微软雅黑" w:hAnsi="微软雅黑" w:eastAsia="微软雅黑" w:cs="微软雅黑"/>
-          <w:sz w:val="24"/>
-          <w:szCs w:val="24"/>
+          <w:rFonts w:hint="default"/>
+          <w:lang w:val="en-US" w:eastAsia="zh-CN"/>
+        </w:rPr>
+      </w:pPr>
+    </w:p>
+    <w:p>
+      <w:pPr>
+        <w:pStyle w:val="2"/>
+        <w:bidi w:val="0"/>
+        <w:rPr>
+          <w:rFonts w:hint="default"/>
+          <w:lang w:val="en-US" w:eastAsia="zh-CN"/>
+        </w:rPr>
+      </w:pPr>
+      <w:r>
+        <w:rPr>
+          <w:rFonts w:hint="default"/>
           <w:lang w:val="en-US" w:eastAsia="zh-CN"/>
         </w:rPr>
         <w:t>产品编码 = 2大类编码 + 0 + 4小类编码 + 7位产品编号</w:t>
@@ -1408,26 +985,20 @@
         <w:pStyle w:val="2"/>
         <w:bidi w:val="0"/>
         <w:rPr>
-          <w:rFonts w:hint="default" w:ascii="微软雅黑" w:hAnsi="微软雅黑" w:eastAsia="微软雅黑" w:cs="微软雅黑"/>
-          <w:sz w:val="24"/>
-          <w:szCs w:val="24"/>
-          <w:lang w:val="en-US" w:eastAsia="zh-CN"/>
-        </w:rPr>
-      </w:pPr>
-      <w:r>
-        <w:rPr>
-          <w:rFonts w:hint="eastAsia" w:ascii="微软雅黑" w:hAnsi="微软雅黑" w:eastAsia="微软雅黑" w:cs="微软雅黑"/>
-          <w:sz w:val="24"/>
-          <w:szCs w:val="24"/>
+          <w:rFonts w:hint="default"/>
+          <w:lang w:val="en-US" w:eastAsia="zh-CN"/>
+        </w:rPr>
+      </w:pPr>
+      <w:r>
+        <w:rPr>
+          <w:rFonts w:hint="eastAsia"/>
           <w:lang w:val="en-US" w:eastAsia="zh-CN"/>
         </w:rPr>
         <w:t xml:space="preserve">库存明细 = 6位日期 + 5位顺序号 + </w:t>
       </w:r>
       <w:r>
         <w:rPr>
-          <w:rFonts w:hint="default" w:ascii="微软雅黑" w:hAnsi="微软雅黑" w:eastAsia="微软雅黑" w:cs="微软雅黑"/>
-          <w:sz w:val="24"/>
-          <w:szCs w:val="24"/>
+          <w:rFonts w:hint="default"/>
           <w:lang w:val="en-US" w:eastAsia="zh-CN"/>
         </w:rPr>
         <w:t>7位产品编号</w:t>
@@ -1438,9 +1009,183 @@
         <w:pStyle w:val="2"/>
         <w:bidi w:val="0"/>
         <w:rPr>
-          <w:rFonts w:hint="default" w:ascii="微软雅黑" w:hAnsi="微软雅黑" w:eastAsia="微软雅黑" w:cs="微软雅黑"/>
-          <w:sz w:val="24"/>
-          <w:szCs w:val="24"/>
+          <w:rFonts w:hint="default"/>
+          <w:lang w:val="en-US" w:eastAsia="zh-CN"/>
+        </w:rPr>
+      </w:pPr>
+    </w:p>
+    <w:p>
+      <w:pPr>
+        <w:pStyle w:val="2"/>
+        <w:bidi w:val="0"/>
+        <w:rPr>
+          <w:rFonts w:hint="eastAsia"/>
+          <w:lang w:val="en-US" w:eastAsia="zh-CN"/>
+        </w:rPr>
+      </w:pPr>
+      <w:r>
+        <w:rPr>
+          <w:rFonts w:hint="eastAsia"/>
+          <w:lang w:val="en-US" w:eastAsia="zh-CN"/>
+        </w:rPr>
+        <w:t>拆库</w:t>
+      </w:r>
+    </w:p>
+    <w:p>
+      <w:pPr>
+        <w:pStyle w:val="2"/>
+        <w:bidi w:val="0"/>
+        <w:rPr>
+          <w:rFonts w:hint="eastAsia"/>
+          <w:lang w:val="en-US" w:eastAsia="zh-CN"/>
+        </w:rPr>
+      </w:pPr>
+      <w:r>
+        <w:rPr>
+          <w:rFonts w:hint="eastAsia"/>
+          <w:lang w:val="en-US" w:eastAsia="zh-CN"/>
+        </w:rPr>
+        <w:t>如果当前批次的货物存在包装数量大于1，比如一包电池，编为一个库存编号，但是整包含有6节，在生产和销售的过程中，可能并不需要整包，单独处理其中几节，则可以将一个编号的整包电池，拆分为一个新的批次的库存编号，原有剩余的批次编号不变，包装数量减少。</w:t>
+      </w:r>
+    </w:p>
+    <w:p>
+      <w:pPr>
+        <w:pStyle w:val="2"/>
+        <w:bidi w:val="0"/>
+        <w:rPr>
+          <w:rFonts w:hint="default"/>
+          <w:lang w:val="en-US" w:eastAsia="zh-CN"/>
+        </w:rPr>
+      </w:pPr>
+    </w:p>
+    <w:p>
+      <w:pPr>
+        <w:pStyle w:val="2"/>
+        <w:bidi w:val="0"/>
+        <w:rPr>
+          <w:rFonts w:hint="eastAsia"/>
+          <w:lang w:val="en-US" w:eastAsia="zh-CN"/>
+        </w:rPr>
+      </w:pPr>
+      <w:r>
+        <w:rPr>
+          <w:rFonts w:hint="eastAsia"/>
+          <w:lang w:val="en-US" w:eastAsia="zh-CN"/>
+        </w:rPr>
+        <w:t>并库</w:t>
+      </w:r>
+    </w:p>
+    <w:p>
+      <w:pPr>
+        <w:pStyle w:val="2"/>
+        <w:bidi w:val="0"/>
+        <w:rPr>
+          <w:rFonts w:hint="eastAsia"/>
+          <w:lang w:val="en-US" w:eastAsia="zh-CN"/>
+        </w:rPr>
+      </w:pPr>
+      <w:r>
+        <w:rPr>
+          <w:rFonts w:hint="eastAsia"/>
+          <w:lang w:val="en-US" w:eastAsia="zh-CN"/>
+        </w:rPr>
+        <w:t>和拆库相反，可以将相同品名规格的不同批次的货物进行打包，合并成一个新的批次的货物，品名规格不变，仅仅包装数量相加，原有的批次货物进行出库处理。</w:t>
+      </w:r>
+    </w:p>
+    <w:p>
+      <w:pPr>
+        <w:pStyle w:val="2"/>
+        <w:bidi w:val="0"/>
+        <w:rPr>
+          <w:rFonts w:hint="eastAsia"/>
+          <w:lang w:val="en-US" w:eastAsia="zh-CN"/>
+        </w:rPr>
+      </w:pPr>
+    </w:p>
+    <w:p>
+      <w:pPr>
+        <w:pStyle w:val="2"/>
+        <w:bidi w:val="0"/>
+        <w:rPr>
+          <w:rFonts w:hint="eastAsia"/>
+          <w:lang w:val="en-US" w:eastAsia="zh-CN"/>
+        </w:rPr>
+      </w:pPr>
+      <w:r>
+        <w:rPr>
+          <w:rFonts w:hint="eastAsia"/>
+          <w:lang w:val="en-US" w:eastAsia="zh-CN"/>
+        </w:rPr>
+        <w:t>占用</w:t>
+      </w:r>
+    </w:p>
+    <w:p>
+      <w:pPr>
+        <w:pStyle w:val="2"/>
+        <w:bidi w:val="0"/>
+        <w:rPr>
+          <w:rFonts w:hint="default"/>
+          <w:lang w:val="en-US" w:eastAsia="zh-CN"/>
+        </w:rPr>
+      </w:pPr>
+      <w:r>
+        <w:rPr>
+          <w:rFonts w:hint="eastAsia"/>
+          <w:lang w:val="en-US" w:eastAsia="zh-CN"/>
+        </w:rPr>
+        <w:t>占用是对库存货物进行一种用途标记，即该货物被用作非销售用途，并标记占用对象，便于管理查询。占用包括生产、借用、备件、演示、研发、损坏等。</w:t>
+      </w:r>
+    </w:p>
+    <w:p>
+      <w:pPr>
+        <w:pStyle w:val="2"/>
+        <w:bidi w:val="0"/>
+        <w:rPr>
+          <w:rFonts w:hint="eastAsia"/>
+          <w:lang w:val="en-US" w:eastAsia="zh-CN"/>
+        </w:rPr>
+      </w:pPr>
+    </w:p>
+    <w:p>
+      <w:pPr>
+        <w:pStyle w:val="2"/>
+        <w:bidi w:val="0"/>
+        <w:rPr>
+          <w:rFonts w:hint="eastAsia"/>
+          <w:lang w:val="en-US" w:eastAsia="zh-CN"/>
+        </w:rPr>
+      </w:pPr>
+      <w:r>
+        <w:rPr>
+          <w:rFonts w:hint="eastAsia"/>
+          <w:lang w:val="en-US" w:eastAsia="zh-CN"/>
+        </w:rPr>
+        <w:t>生产</w:t>
+      </w:r>
+    </w:p>
+    <w:p>
+      <w:pPr>
+        <w:pStyle w:val="2"/>
+        <w:bidi w:val="0"/>
+        <w:rPr>
+          <w:rFonts w:hint="default"/>
+          <w:lang w:val="en-US" w:eastAsia="zh-CN"/>
+        </w:rPr>
+      </w:pPr>
+      <w:r>
+        <w:rPr>
+          <w:rFonts w:hint="eastAsia"/>
+          <w:lang w:val="en-US" w:eastAsia="zh-CN"/>
+        </w:rPr>
+        <w:t>具有工艺流程（包含部件的产品）的货物，可以由库存的货物加工而成形成新的批次的货物，部件货物进行出库处理，不再单独列出。生产之前需领取物料</w:t>
+      </w:r>
+    </w:p>
+    <w:p>
+      <w:pPr>
+        <w:pStyle w:val="2"/>
+        <w:bidi w:val="0"/>
+        <w:rPr>
+          <w:rFonts w:hint="default"/>
           <w:lang w:val="en-US" w:eastAsia="zh-CN"/>
         </w:rPr>
       </w:pPr>

--- a/EOMRPX使用手册.docx
+++ b/EOMRPX使用手册.docx
@@ -43,7 +43,7 @@
           <w:rFonts w:hint="eastAsia"/>
           <w:lang w:val="en-US" w:eastAsia="zh-CN"/>
         </w:rPr>
-        <w:t>产品</w:t>
+        <w:t>流程</w:t>
       </w:r>
     </w:p>
     <w:p>
@@ -60,16 +60,97 @@
           <w:rFonts w:hint="eastAsia"/>
           <w:lang w:val="en-US" w:eastAsia="zh-CN"/>
         </w:rPr>
-        <w:t>产品是对现有资源的定义。包含大类，小类、名称、规格、尺寸、单位、包装数量。包装数量为初始值，入库之后的货物包装数量以实际批次为准</w:t>
+        <w:t>为了避免泛化权限导致权限过度，将流程与角色关联，简化权限定义</w:t>
+      </w:r>
+    </w:p>
+    <w:p>
+      <w:pPr>
+        <w:pStyle w:val="2"/>
+        <w:bidi w:val="0"/>
+        <w:rPr>
+          <w:rFonts w:hint="eastAsia"/>
+          <w:lang w:val="en-US" w:eastAsia="zh-CN"/>
+        </w:rPr>
+      </w:pPr>
+    </w:p>
+    <w:p>
+      <w:pPr>
+        <w:pStyle w:val="2"/>
+        <w:bidi w:val="0"/>
+        <w:rPr>
+          <w:rFonts w:hint="eastAsia"/>
+          <w:lang w:val="en-US" w:eastAsia="zh-CN"/>
+        </w:rPr>
+      </w:pPr>
+      <w:r>
+        <w:rPr>
+          <w:rFonts w:hint="eastAsia"/>
+          <w:lang w:val="en-US" w:eastAsia="zh-CN"/>
+        </w:rPr>
+        <w:t>菜单</w:t>
+      </w:r>
+    </w:p>
+    <w:p>
+      <w:pPr>
+        <w:pStyle w:val="2"/>
+        <w:bidi w:val="0"/>
+        <w:rPr>
+          <w:rFonts w:hint="default"/>
+          <w:lang w:val="en-US" w:eastAsia="zh-CN"/>
+        </w:rPr>
+      </w:pPr>
+      <w:r>
+        <w:rPr>
+          <w:rFonts w:hint="eastAsia"/>
+          <w:lang w:val="en-US" w:eastAsia="zh-CN"/>
+        </w:rPr>
+        <w:t>为了避免泛化权限导致权限过度，将菜单与角色关联，简化权限定义</w:t>
       </w:r>
       <w:bookmarkStart w:id="0" w:name="_GoBack"/>
       <w:bookmarkEnd w:id="0"/>
-      <w:r>
-        <w:rPr>
-          <w:rFonts w:hint="eastAsia"/>
-          <w:lang w:val="en-US" w:eastAsia="zh-CN"/>
-        </w:rPr>
-        <w:t>。每个产品都可以包含其他产品作为部件，部件定义为一种工艺流程，即包含的部件仅用来生产。</w:t>
+    </w:p>
+    <w:p>
+      <w:pPr>
+        <w:pStyle w:val="2"/>
+        <w:bidi w:val="0"/>
+        <w:rPr>
+          <w:rFonts w:hint="eastAsia"/>
+          <w:lang w:val="en-US" w:eastAsia="zh-CN"/>
+        </w:rPr>
+      </w:pPr>
+    </w:p>
+    <w:p>
+      <w:pPr>
+        <w:pStyle w:val="2"/>
+        <w:bidi w:val="0"/>
+        <w:rPr>
+          <w:rFonts w:hint="eastAsia"/>
+          <w:lang w:val="en-US" w:eastAsia="zh-CN"/>
+        </w:rPr>
+      </w:pPr>
+      <w:r>
+        <w:rPr>
+          <w:rFonts w:hint="eastAsia"/>
+          <w:lang w:val="en-US" w:eastAsia="zh-CN"/>
+        </w:rPr>
+        <w:t>产品</w:t>
+      </w:r>
+    </w:p>
+    <w:p>
+      <w:pPr>
+        <w:pStyle w:val="2"/>
+        <w:bidi w:val="0"/>
+        <w:rPr>
+          <w:rFonts w:hint="default"/>
+          <w:lang w:val="en-US" w:eastAsia="zh-CN"/>
+        </w:rPr>
+      </w:pPr>
+      <w:r>
+        <w:rPr>
+          <w:rFonts w:hint="eastAsia"/>
+          <w:lang w:val="en-US" w:eastAsia="zh-CN"/>
+        </w:rPr>
+        <w:t>产品是对现有资源的定义。包含大类，小类、名称、规格、尺寸、单位、包装数量。包装数量为初始值，入库之后的货物包装数量以实际批次为准。每个产品都可以包含其他产品作为部件，部件定义为一种工艺流程，即包含的部件仅用来生产。</w:t>
       </w:r>
     </w:p>
     <w:p>
@@ -864,6 +945,1625 @@
           <w:lang w:val="en-US" w:eastAsia="zh-CN"/>
         </w:rPr>
       </w:pPr>
+      <w:r>
+        <w:rPr>
+          <w:rFonts w:hint="eastAsia"/>
+          <w:lang w:val="en-US" w:eastAsia="zh-CN"/>
+        </w:rPr>
+        <w:t>采购单包含3块内容：</w:t>
+      </w:r>
+    </w:p>
+    <w:p>
+      <w:pPr>
+        <w:pStyle w:val="2"/>
+        <w:bidi w:val="0"/>
+        <w:rPr>
+          <w:rFonts w:hint="eastAsia"/>
+          <w:lang w:val="en-US" w:eastAsia="zh-CN"/>
+        </w:rPr>
+      </w:pPr>
+      <w:r>
+        <w:rPr>
+          <w:rFonts w:hint="eastAsia"/>
+          <w:lang w:val="en-US" w:eastAsia="zh-CN"/>
+        </w:rPr>
+        <w:t>1采购单</w:t>
+      </w:r>
+    </w:p>
+    <w:p>
+      <w:pPr>
+        <w:pStyle w:val="2"/>
+        <w:bidi w:val="0"/>
+        <w:rPr>
+          <w:rFonts w:hint="eastAsia"/>
+          <w:lang w:val="en-US" w:eastAsia="zh-CN"/>
+        </w:rPr>
+      </w:pPr>
+      <w:r>
+        <w:rPr>
+          <w:rFonts w:hint="eastAsia"/>
+          <w:lang w:val="en-US" w:eastAsia="zh-CN"/>
+        </w:rPr>
+        <w:t>采购单以采购单号为主键。包含采购的基本信息，采购员，供应商，创建时间等。每条采购信息只对应一个供应商，避免表单信息过于复杂。</w:t>
+      </w:r>
+    </w:p>
+    <w:p>
+      <w:pPr>
+        <w:pStyle w:val="2"/>
+        <w:bidi w:val="0"/>
+        <w:rPr>
+          <w:rFonts w:hint="eastAsia"/>
+          <w:lang w:val="en-US" w:eastAsia="zh-CN"/>
+        </w:rPr>
+      </w:pPr>
+      <w:r>
+        <w:rPr>
+          <w:rFonts w:hint="eastAsia"/>
+          <w:lang w:val="en-US" w:eastAsia="zh-CN"/>
+        </w:rPr>
+        <w:t>2采购清单</w:t>
+      </w:r>
+    </w:p>
+    <w:p>
+      <w:pPr>
+        <w:pStyle w:val="2"/>
+        <w:bidi w:val="0"/>
+        <w:rPr>
+          <w:rFonts w:hint="eastAsia"/>
+          <w:lang w:val="en-US" w:eastAsia="zh-CN"/>
+        </w:rPr>
+      </w:pPr>
+      <w:r>
+        <w:rPr>
+          <w:sz w:val="21"/>
+        </w:rPr>
+        <mc:AlternateContent>
+          <mc:Choice Requires="wps">
+            <w:drawing>
+              <wp:anchor distT="0" distB="0" distL="114300" distR="114300" simplePos="0" relativeHeight="251670528" behindDoc="0" locked="0" layoutInCell="1" allowOverlap="1">
+                <wp:simplePos x="0" y="0"/>
+                <wp:positionH relativeFrom="column">
+                  <wp:posOffset>2727325</wp:posOffset>
+                </wp:positionH>
+                <wp:positionV relativeFrom="paragraph">
+                  <wp:posOffset>1146810</wp:posOffset>
+                </wp:positionV>
+                <wp:extent cx="477520" cy="269875"/>
+                <wp:effectExtent l="3175" t="1270" r="14605" b="14605"/>
+                <wp:wrapNone/>
+                <wp:docPr id="12" name="直接箭头连接符 12"/>
+                <wp:cNvGraphicFramePr/>
+                <a:graphic xmlns:a="http://schemas.openxmlformats.org/drawingml/2006/main">
+                  <a:graphicData uri="http://schemas.microsoft.com/office/word/2010/wordprocessingShape">
+                    <wps:wsp>
+                      <wps:cNvCnPr/>
+                      <wps:spPr>
+                        <a:xfrm flipV="1">
+                          <a:off x="0" y="0"/>
+                          <a:ext cx="477520" cy="269875"/>
+                        </a:xfrm>
+                        <a:prstGeom prst="straightConnector1">
+                          <a:avLst/>
+                        </a:prstGeom>
+                        <a:ln>
+                          <a:tailEnd type="arrow"/>
+                        </a:ln>
+                      </wps:spPr>
+                      <wps:style>
+                        <a:lnRef idx="2">
+                          <a:schemeClr val="accent1"/>
+                        </a:lnRef>
+                        <a:fillRef idx="0">
+                          <a:srgbClr val="FFFFFF"/>
+                        </a:fillRef>
+                        <a:effectRef idx="0">
+                          <a:srgbClr val="FFFFFF"/>
+                        </a:effectRef>
+                        <a:fontRef idx="minor">
+                          <a:schemeClr val="tx1"/>
+                        </a:fontRef>
+                      </wps:style>
+                      <wps:bodyPr/>
+                    </wps:wsp>
+                  </a:graphicData>
+                </a:graphic>
+              </wp:anchor>
+            </w:drawing>
+          </mc:Choice>
+          <mc:Fallback>
+            <w:pict>
+              <v:shape id="_x0000_s1026" o:spid="_x0000_s1026" o:spt="32" type="#_x0000_t32" style="position:absolute;left:0pt;flip:y;margin-left:214.75pt;margin-top:90.3pt;height:21.25pt;width:37.6pt;z-index:251670528;mso-width-relative:page;mso-height-relative:page;" filled="f" stroked="t" coordsize="21600,21600" o:gfxdata="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">
+                <v:fill on="f" focussize="0,0"/>
+                <v:stroke weight="1pt" color="#4874CB [3204]" miterlimit="8" joinstyle="miter" endarrow="open"/>
+                <v:imagedata o:title=""/>
+                <o:lock v:ext="edit" aspectratio="f"/>
+              </v:shape>
+            </w:pict>
+          </mc:Fallback>
+        </mc:AlternateContent>
+      </w:r>
+      <w:r>
+        <w:rPr>
+          <w:rFonts w:hint="eastAsia"/>
+          <w:lang w:val="en-US" w:eastAsia="zh-CN"/>
+        </w:rPr>
+        <w:t>采购清单仅表示采购意向，不对应实际的货物。包含产品信息，数量，采购单价，物流信息。每条采购清单对应一条物流信息。此时货物无库存编号，未进入库存。</w:t>
+      </w:r>
+    </w:p>
+    <w:p>
+      <w:pPr>
+        <w:pStyle w:val="2"/>
+        <w:bidi w:val="0"/>
+        <w:rPr>
+          <w:rFonts w:hint="eastAsia"/>
+          <w:lang w:val="en-US" w:eastAsia="zh-CN"/>
+        </w:rPr>
+      </w:pPr>
+      <w:r>
+        <w:rPr>
+          <w:rFonts w:hint="eastAsia"/>
+          <w:lang w:val="en-US" w:eastAsia="zh-CN"/>
+        </w:rPr>
+        <w:t>3库存信息</w:t>
+      </w:r>
+    </w:p>
+    <w:p>
+      <w:pPr>
+        <w:pStyle w:val="2"/>
+        <w:bidi w:val="0"/>
+        <w:rPr>
+          <w:rFonts w:hint="eastAsia"/>
+          <w:lang w:val="en-US" w:eastAsia="zh-CN"/>
+        </w:rPr>
+      </w:pPr>
+      <w:r>
+        <w:rPr>
+          <w:sz w:val="21"/>
+        </w:rPr>
+        <mc:AlternateContent>
+          <mc:Choice Requires="wps">
+            <w:drawing>
+              <wp:anchor distT="0" distB="0" distL="114300" distR="114300" simplePos="0" relativeHeight="251663360" behindDoc="0" locked="0" layoutInCell="1" allowOverlap="1">
+                <wp:simplePos x="0" y="0"/>
+                <wp:positionH relativeFrom="column">
+                  <wp:posOffset>3204845</wp:posOffset>
+                </wp:positionH>
+                <wp:positionV relativeFrom="paragraph">
+                  <wp:posOffset>241300</wp:posOffset>
+                </wp:positionV>
+                <wp:extent cx="1062355" cy="317500"/>
+                <wp:effectExtent l="6350" t="6350" r="17145" b="19050"/>
+                <wp:wrapNone/>
+                <wp:docPr id="5" name="圆角矩形 5"/>
+                <wp:cNvGraphicFramePr/>
+                <a:graphic xmlns:a="http://schemas.openxmlformats.org/drawingml/2006/main">
+                  <a:graphicData uri="http://schemas.microsoft.com/office/word/2010/wordprocessingShape">
+                    <wps:wsp>
+                      <wps:cNvSpPr/>
+                      <wps:spPr>
+                        <a:xfrm>
+                          <a:off x="0" y="0"/>
+                          <a:ext cx="1062355" cy="317500"/>
+                        </a:xfrm>
+                        <a:prstGeom prst="roundRect">
+                          <a:avLst/>
+                        </a:prstGeom>
+                      </wps:spPr>
+                      <wps:style>
+                        <a:lnRef idx="2">
+                          <a:schemeClr val="accent1"/>
+                        </a:lnRef>
+                        <a:fillRef idx="0">
+                          <a:srgbClr val="FFFFFF"/>
+                        </a:fillRef>
+                        <a:effectRef idx="0">
+                          <a:srgbClr val="FFFFFF"/>
+                        </a:effectRef>
+                        <a:fontRef idx="minor">
+                          <a:schemeClr val="tx1"/>
+                        </a:fontRef>
+                      </wps:style>
+                      <wps:txbx>
+                        <w:txbxContent>
+                          <w:p>
+                            <w:pPr>
+                              <w:jc w:val="center"/>
+                              <w:rPr>
+                                <w:rFonts w:hint="default" w:eastAsiaTheme="minorEastAsia"/>
+                                <w:lang w:val="en-US" w:eastAsia="zh-CN"/>
+                              </w:rPr>
+                            </w:pPr>
+                            <w:r>
+                              <w:rPr>
+                                <w:rFonts w:hint="eastAsia"/>
+                                <w:lang w:val="en-US" w:eastAsia="zh-CN"/>
+                              </w:rPr>
+                              <w:t>库存明细1-1</w:t>
+                            </w:r>
+                          </w:p>
+                        </w:txbxContent>
+                      </wps:txbx>
+                      <wps:bodyPr rot="0" spcFirstLastPara="0" vertOverflow="overflow" horzOverflow="overflow" vert="horz" wrap="square" lIns="91440" tIns="45720" rIns="91440" bIns="45720" numCol="1" spcCol="0" rtlCol="0" fromWordArt="0" anchor="ctr" anchorCtr="0" forceAA="0" compatLnSpc="1">
+                        <a:noAutofit/>
+                      </wps:bodyPr>
+                    </wps:wsp>
+                  </a:graphicData>
+                </a:graphic>
+              </wp:anchor>
+            </w:drawing>
+          </mc:Choice>
+          <mc:Fallback>
+            <w:pict>
+              <v:roundrect id="_x0000_s1026" o:spid="_x0000_s1026" o:spt="2" style="position:absolute;left:0pt;margin-left:252.35pt;margin-top:19pt;height:25pt;width:83.65pt;z-index:251663360;v-text-anchor:middle;mso-width-relative:page;mso-height-relative:page;" filled="f" stroked="t" coordsize="21600,21600" arcsize="0.166666666666667" o:gfxdata="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">
+                <v:fill on="f" focussize="0,0"/>
+                <v:stroke weight="1pt" color="#4874CB [3204]" miterlimit="8" joinstyle="miter"/>
+                <v:imagedata o:title=""/>
+                <o:lock v:ext="edit" aspectratio="f"/>
+                <v:textbox>
+                  <w:txbxContent>
+                    <w:p>
+                      <w:pPr>
+                        <w:jc w:val="center"/>
+                        <w:rPr>
+                          <w:rFonts w:hint="default" w:eastAsiaTheme="minorEastAsia"/>
+                          <w:lang w:val="en-US" w:eastAsia="zh-CN"/>
+                        </w:rPr>
+                      </w:pPr>
+                      <w:r>
+                        <w:rPr>
+                          <w:rFonts w:hint="eastAsia"/>
+                          <w:lang w:val="en-US" w:eastAsia="zh-CN"/>
+                        </w:rPr>
+                        <w:t>库存明细1-1</w:t>
+                      </w:r>
+                    </w:p>
+                  </w:txbxContent>
+                </v:textbox>
+              </v:roundrect>
+            </w:pict>
+          </mc:Fallback>
+        </mc:AlternateContent>
+      </w:r>
+      <w:r>
+        <w:rPr>
+          <w:rFonts w:hint="eastAsia"/>
+          <w:lang w:val="en-US" w:eastAsia="zh-CN"/>
+        </w:rPr>
+        <w:t>当采购完成入库，关联采购清单。</w:t>
+      </w:r>
+    </w:p>
+    <w:p>
+      <w:pPr>
+        <w:pStyle w:val="2"/>
+        <w:bidi w:val="0"/>
+        <w:rPr>
+          <w:rFonts w:hint="eastAsia"/>
+          <w:lang w:val="en-US" w:eastAsia="zh-CN"/>
+        </w:rPr>
+      </w:pPr>
+      <w:r>
+        <w:rPr>
+          <w:sz w:val="21"/>
+        </w:rPr>
+        <mc:AlternateContent>
+          <mc:Choice Requires="wps">
+            <w:drawing>
+              <wp:anchor distT="0" distB="0" distL="114300" distR="114300" simplePos="0" relativeHeight="251660288" behindDoc="0" locked="0" layoutInCell="1" allowOverlap="1">
+                <wp:simplePos x="0" y="0"/>
+                <wp:positionH relativeFrom="column">
+                  <wp:posOffset>1664970</wp:posOffset>
+                </wp:positionH>
+                <wp:positionV relativeFrom="paragraph">
+                  <wp:posOffset>236855</wp:posOffset>
+                </wp:positionV>
+                <wp:extent cx="1062355" cy="317500"/>
+                <wp:effectExtent l="6350" t="6350" r="17145" b="19050"/>
+                <wp:wrapNone/>
+                <wp:docPr id="2" name="圆角矩形 2"/>
+                <wp:cNvGraphicFramePr/>
+                <a:graphic xmlns:a="http://schemas.openxmlformats.org/drawingml/2006/main">
+                  <a:graphicData uri="http://schemas.microsoft.com/office/word/2010/wordprocessingShape">
+                    <wps:wsp>
+                      <wps:cNvSpPr/>
+                      <wps:spPr>
+                        <a:xfrm>
+                          <a:off x="0" y="0"/>
+                          <a:ext cx="1062355" cy="317500"/>
+                        </a:xfrm>
+                        <a:prstGeom prst="roundRect">
+                          <a:avLst/>
+                        </a:prstGeom>
+                      </wps:spPr>
+                      <wps:style>
+                        <a:lnRef idx="2">
+                          <a:schemeClr val="accent1"/>
+                        </a:lnRef>
+                        <a:fillRef idx="0">
+                          <a:srgbClr val="FFFFFF"/>
+                        </a:fillRef>
+                        <a:effectRef idx="0">
+                          <a:srgbClr val="FFFFFF"/>
+                        </a:effectRef>
+                        <a:fontRef idx="minor">
+                          <a:schemeClr val="tx1"/>
+                        </a:fontRef>
+                      </wps:style>
+                      <wps:txbx>
+                        <w:txbxContent>
+                          <w:p>
+                            <w:pPr>
+                              <w:jc w:val="center"/>
+                              <w:rPr>
+                                <w:rFonts w:hint="default" w:eastAsiaTheme="minorEastAsia"/>
+                                <w:lang w:val="en-US" w:eastAsia="zh-CN"/>
+                              </w:rPr>
+                            </w:pPr>
+                            <w:r>
+                              <w:rPr>
+                                <w:rFonts w:hint="eastAsia"/>
+                                <w:lang w:val="en-US" w:eastAsia="zh-CN"/>
+                              </w:rPr>
+                              <w:t>采购清单1</w:t>
+                            </w:r>
+                          </w:p>
+                        </w:txbxContent>
+                      </wps:txbx>
+                      <wps:bodyPr rot="0" spcFirstLastPara="0" vertOverflow="overflow" horzOverflow="overflow" vert="horz" wrap="square" lIns="91440" tIns="45720" rIns="91440" bIns="45720" numCol="1" spcCol="0" rtlCol="0" fromWordArt="0" anchor="ctr" anchorCtr="0" forceAA="0" compatLnSpc="1">
+                        <a:noAutofit/>
+                      </wps:bodyPr>
+                    </wps:wsp>
+                  </a:graphicData>
+                </a:graphic>
+              </wp:anchor>
+            </w:drawing>
+          </mc:Choice>
+          <mc:Fallback>
+            <w:pict>
+              <v:roundrect id="_x0000_s1026" o:spid="_x0000_s1026" o:spt="2" style="position:absolute;left:0pt;margin-left:131.1pt;margin-top:18.65pt;height:25pt;width:83.65pt;z-index:251660288;v-text-anchor:middle;mso-width-relative:page;mso-height-relative:page;" filled="f" stroked="t" coordsize="21600,21600" arcsize="0.166666666666667" o:gfxdata="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">
+                <v:fill on="f" focussize="0,0"/>
+                <v:stroke weight="1pt" color="#4874CB [3204]" miterlimit="8" joinstyle="miter"/>
+                <v:imagedata o:title=""/>
+                <o:lock v:ext="edit" aspectratio="f"/>
+                <v:textbox>
+                  <w:txbxContent>
+                    <w:p>
+                      <w:pPr>
+                        <w:jc w:val="center"/>
+                        <w:rPr>
+                          <w:rFonts w:hint="default" w:eastAsiaTheme="minorEastAsia"/>
+                          <w:lang w:val="en-US" w:eastAsia="zh-CN"/>
+                        </w:rPr>
+                      </w:pPr>
+                      <w:r>
+                        <w:rPr>
+                          <w:rFonts w:hint="eastAsia"/>
+                          <w:lang w:val="en-US" w:eastAsia="zh-CN"/>
+                        </w:rPr>
+                        <w:t>采购清单1</w:t>
+                      </w:r>
+                    </w:p>
+                  </w:txbxContent>
+                </v:textbox>
+              </v:roundrect>
+            </w:pict>
+          </mc:Fallback>
+        </mc:AlternateContent>
+      </w:r>
+    </w:p>
+    <w:p>
+      <w:pPr>
+        <w:pStyle w:val="2"/>
+        <w:bidi w:val="0"/>
+        <w:rPr>
+          <w:rFonts w:hint="eastAsia"/>
+          <w:lang w:val="en-US" w:eastAsia="zh-CN"/>
+        </w:rPr>
+      </w:pPr>
+      <w:r>
+        <w:rPr>
+          <w:sz w:val="21"/>
+        </w:rPr>
+        <mc:AlternateContent>
+          <mc:Choice Requires="wps">
+            <w:drawing>
+              <wp:anchor distT="0" distB="0" distL="114300" distR="114300" simplePos="0" relativeHeight="251667456" behindDoc="0" locked="0" layoutInCell="1" allowOverlap="1">
+                <wp:simplePos x="0" y="0"/>
+                <wp:positionH relativeFrom="column">
+                  <wp:posOffset>1101090</wp:posOffset>
+                </wp:positionH>
+                <wp:positionV relativeFrom="paragraph">
+                  <wp:posOffset>121285</wp:posOffset>
+                </wp:positionV>
+                <wp:extent cx="563880" cy="523240"/>
+                <wp:effectExtent l="4445" t="0" r="3175" b="10160"/>
+                <wp:wrapNone/>
+                <wp:docPr id="9" name="直接箭头连接符 9"/>
+                <wp:cNvGraphicFramePr/>
+                <a:graphic xmlns:a="http://schemas.openxmlformats.org/drawingml/2006/main">
+                  <a:graphicData uri="http://schemas.microsoft.com/office/word/2010/wordprocessingShape">
+                    <wps:wsp>
+                      <wps:cNvCnPr/>
+                      <wps:spPr>
+                        <a:xfrm flipV="1">
+                          <a:off x="2244090" y="2879725"/>
+                          <a:ext cx="563880" cy="523240"/>
+                        </a:xfrm>
+                        <a:prstGeom prst="straightConnector1">
+                          <a:avLst/>
+                        </a:prstGeom>
+                        <a:ln>
+                          <a:tailEnd type="arrow"/>
+                        </a:ln>
+                      </wps:spPr>
+                      <wps:style>
+                        <a:lnRef idx="2">
+                          <a:schemeClr val="accent1"/>
+                        </a:lnRef>
+                        <a:fillRef idx="0">
+                          <a:srgbClr val="FFFFFF"/>
+                        </a:fillRef>
+                        <a:effectRef idx="0">
+                          <a:srgbClr val="FFFFFF"/>
+                        </a:effectRef>
+                        <a:fontRef idx="minor">
+                          <a:schemeClr val="tx1"/>
+                        </a:fontRef>
+                      </wps:style>
+                      <wps:bodyPr/>
+                    </wps:wsp>
+                  </a:graphicData>
+                </a:graphic>
+              </wp:anchor>
+            </w:drawing>
+          </mc:Choice>
+          <mc:Fallback>
+            <w:pict>
+              <v:shape id="_x0000_s1026" o:spid="_x0000_s1026" o:spt="32" type="#_x0000_t32" style="position:absolute;left:0pt;flip:y;margin-left:86.7pt;margin-top:9.55pt;height:41.2pt;width:44.4pt;z-index:251667456;mso-width-relative:page;mso-height-relative:page;" filled="f" stroked="t" coordsize="21600,21600" o:gfxdata="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">
+                <v:fill on="f" focussize="0,0"/>
+                <v:stroke weight="1pt" color="#4874CB [3204]" miterlimit="8" joinstyle="miter" endarrow="open"/>
+                <v:imagedata o:title=""/>
+                <o:lock v:ext="edit" aspectratio="f"/>
+              </v:shape>
+            </w:pict>
+          </mc:Fallback>
+        </mc:AlternateContent>
+      </w:r>
+      <w:r>
+        <w:rPr>
+          <w:sz w:val="21"/>
+        </w:rPr>
+        <mc:AlternateContent>
+          <mc:Choice Requires="wps">
+            <w:drawing>
+              <wp:anchor distT="0" distB="0" distL="114300" distR="114300" simplePos="0" relativeHeight="251664384" behindDoc="0" locked="0" layoutInCell="1" allowOverlap="1">
+                <wp:simplePos x="0" y="0"/>
+                <wp:positionH relativeFrom="column">
+                  <wp:posOffset>3213100</wp:posOffset>
+                </wp:positionH>
+                <wp:positionV relativeFrom="paragraph">
+                  <wp:posOffset>208915</wp:posOffset>
+                </wp:positionV>
+                <wp:extent cx="1062355" cy="317500"/>
+                <wp:effectExtent l="6350" t="6350" r="17145" b="19050"/>
+                <wp:wrapNone/>
+                <wp:docPr id="6" name="圆角矩形 6"/>
+                <wp:cNvGraphicFramePr/>
+                <a:graphic xmlns:a="http://schemas.openxmlformats.org/drawingml/2006/main">
+                  <a:graphicData uri="http://schemas.microsoft.com/office/word/2010/wordprocessingShape">
+                    <wps:wsp>
+                      <wps:cNvSpPr/>
+                      <wps:spPr>
+                        <a:xfrm>
+                          <a:off x="0" y="0"/>
+                          <a:ext cx="1062355" cy="317500"/>
+                        </a:xfrm>
+                        <a:prstGeom prst="roundRect">
+                          <a:avLst/>
+                        </a:prstGeom>
+                      </wps:spPr>
+                      <wps:style>
+                        <a:lnRef idx="2">
+                          <a:schemeClr val="accent1"/>
+                        </a:lnRef>
+                        <a:fillRef idx="0">
+                          <a:srgbClr val="FFFFFF"/>
+                        </a:fillRef>
+                        <a:effectRef idx="0">
+                          <a:srgbClr val="FFFFFF"/>
+                        </a:effectRef>
+                        <a:fontRef idx="minor">
+                          <a:schemeClr val="tx1"/>
+                        </a:fontRef>
+                      </wps:style>
+                      <wps:txbx>
+                        <w:txbxContent>
+                          <w:p>
+                            <w:pPr>
+                              <w:jc w:val="center"/>
+                              <w:rPr>
+                                <w:rFonts w:hint="default" w:eastAsiaTheme="minorEastAsia"/>
+                                <w:lang w:val="en-US" w:eastAsia="zh-CN"/>
+                              </w:rPr>
+                            </w:pPr>
+                            <w:r>
+                              <w:rPr>
+                                <w:rFonts w:hint="eastAsia"/>
+                                <w:lang w:val="en-US" w:eastAsia="zh-CN"/>
+                              </w:rPr>
+                              <w:t>库存明细1-2</w:t>
+                            </w:r>
+                          </w:p>
+                        </w:txbxContent>
+                      </wps:txbx>
+                      <wps:bodyPr rot="0" spcFirstLastPara="0" vertOverflow="overflow" horzOverflow="overflow" vert="horz" wrap="square" lIns="91440" tIns="45720" rIns="91440" bIns="45720" numCol="1" spcCol="0" rtlCol="0" fromWordArt="0" anchor="ctr" anchorCtr="0" forceAA="0" compatLnSpc="1">
+                        <a:noAutofit/>
+                      </wps:bodyPr>
+                    </wps:wsp>
+                  </a:graphicData>
+                </a:graphic>
+              </wp:anchor>
+            </w:drawing>
+          </mc:Choice>
+          <mc:Fallback>
+            <w:pict>
+              <v:roundrect id="_x0000_s1026" o:spid="_x0000_s1026" o:spt="2" style="position:absolute;left:0pt;margin-left:253pt;margin-top:16.45pt;height:25pt;width:83.65pt;z-index:251664384;v-text-anchor:middle;mso-width-relative:page;mso-height-relative:page;" filled="f" stroked="t" coordsize="21600,21600" arcsize="0.166666666666667" o:gfxdata="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">
+                <v:fill on="f" focussize="0,0"/>
+                <v:stroke weight="1pt" color="#4874CB [3204]" miterlimit="8" joinstyle="miter"/>
+                <v:imagedata o:title=""/>
+                <o:lock v:ext="edit" aspectratio="f"/>
+                <v:textbox>
+                  <w:txbxContent>
+                    <w:p>
+                      <w:pPr>
+                        <w:jc w:val="center"/>
+                        <w:rPr>
+                          <w:rFonts w:hint="default" w:eastAsiaTheme="minorEastAsia"/>
+                          <w:lang w:val="en-US" w:eastAsia="zh-CN"/>
+                        </w:rPr>
+                      </w:pPr>
+                      <w:r>
+                        <w:rPr>
+                          <w:rFonts w:hint="eastAsia"/>
+                          <w:lang w:val="en-US" w:eastAsia="zh-CN"/>
+                        </w:rPr>
+                        <w:t>库存明细1-2</w:t>
+                      </w:r>
+                    </w:p>
+                  </w:txbxContent>
+                </v:textbox>
+              </v:roundrect>
+            </w:pict>
+          </mc:Fallback>
+        </mc:AlternateContent>
+      </w:r>
+    </w:p>
+    <w:p>
+      <w:pPr>
+        <w:pStyle w:val="2"/>
+        <w:bidi w:val="0"/>
+        <w:rPr>
+          <w:rFonts w:hint="default"/>
+          <w:lang w:val="en-US" w:eastAsia="zh-CN"/>
+        </w:rPr>
+      </w:pPr>
+      <w:r>
+        <w:rPr>
+          <w:sz w:val="21"/>
+        </w:rPr>
+        <mc:AlternateContent>
+          <mc:Choice Requires="wps">
+            <w:drawing>
+              <wp:anchor distT="0" distB="0" distL="114300" distR="114300" simplePos="0" relativeHeight="251671552" behindDoc="0" locked="0" layoutInCell="1" allowOverlap="1">
+                <wp:simplePos x="0" y="0"/>
+                <wp:positionH relativeFrom="column">
+                  <wp:posOffset>2727325</wp:posOffset>
+                </wp:positionH>
+                <wp:positionV relativeFrom="paragraph">
+                  <wp:posOffset>-153035</wp:posOffset>
+                </wp:positionV>
+                <wp:extent cx="485775" cy="246380"/>
+                <wp:effectExtent l="3175" t="5715" r="6350" b="14605"/>
+                <wp:wrapNone/>
+                <wp:docPr id="13" name="直接箭头连接符 13"/>
+                <wp:cNvGraphicFramePr/>
+                <a:graphic xmlns:a="http://schemas.openxmlformats.org/drawingml/2006/main">
+                  <a:graphicData uri="http://schemas.microsoft.com/office/word/2010/wordprocessingShape">
+                    <wps:wsp>
+                      <wps:cNvCnPr/>
+                      <wps:spPr>
+                        <a:xfrm>
+                          <a:off x="0" y="0"/>
+                          <a:ext cx="485775" cy="246380"/>
+                        </a:xfrm>
+                        <a:prstGeom prst="straightConnector1">
+                          <a:avLst/>
+                        </a:prstGeom>
+                        <a:ln>
+                          <a:tailEnd type="arrow"/>
+                        </a:ln>
+                      </wps:spPr>
+                      <wps:style>
+                        <a:lnRef idx="2">
+                          <a:schemeClr val="accent1"/>
+                        </a:lnRef>
+                        <a:fillRef idx="0">
+                          <a:srgbClr val="FFFFFF"/>
+                        </a:fillRef>
+                        <a:effectRef idx="0">
+                          <a:srgbClr val="FFFFFF"/>
+                        </a:effectRef>
+                        <a:fontRef idx="minor">
+                          <a:schemeClr val="tx1"/>
+                        </a:fontRef>
+                      </wps:style>
+                      <wps:bodyPr/>
+                    </wps:wsp>
+                  </a:graphicData>
+                </a:graphic>
+              </wp:anchor>
+            </w:drawing>
+          </mc:Choice>
+          <mc:Fallback>
+            <w:pict>
+              <v:shape id="_x0000_s1026" o:spid="_x0000_s1026" o:spt="32" type="#_x0000_t32" style="position:absolute;left:0pt;margin-left:214.75pt;margin-top:-12.05pt;height:19.4pt;width:38.25pt;z-index:251671552;mso-width-relative:page;mso-height-relative:page;" filled="f" stroked="t" coordsize="21600,21600" o:gfxdata="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">
+                <v:fill on="f" focussize="0,0"/>
+                <v:stroke weight="1pt" color="#4874CB [3204]" miterlimit="8" joinstyle="miter" endarrow="open"/>
+                <v:imagedata o:title=""/>
+                <o:lock v:ext="edit" aspectratio="f"/>
+              </v:shape>
+            </w:pict>
+          </mc:Fallback>
+        </mc:AlternateContent>
+      </w:r>
+      <w:r>
+        <w:rPr>
+          <w:sz w:val="21"/>
+        </w:rPr>
+        <mc:AlternateContent>
+          <mc:Choice Requires="wps">
+            <w:drawing>
+              <wp:anchor distT="0" distB="0" distL="114300" distR="114300" simplePos="0" relativeHeight="251659264" behindDoc="0" locked="0" layoutInCell="1" allowOverlap="1">
+                <wp:simplePos x="0" y="0"/>
+                <wp:positionH relativeFrom="column">
+                  <wp:posOffset>252095</wp:posOffset>
+                </wp:positionH>
+                <wp:positionV relativeFrom="paragraph">
+                  <wp:posOffset>211455</wp:posOffset>
+                </wp:positionV>
+                <wp:extent cx="848995" cy="317500"/>
+                <wp:effectExtent l="6350" t="6350" r="20955" b="19050"/>
+                <wp:wrapNone/>
+                <wp:docPr id="1" name="圆角矩形 1"/>
+                <wp:cNvGraphicFramePr/>
+                <a:graphic xmlns:a="http://schemas.openxmlformats.org/drawingml/2006/main">
+                  <a:graphicData uri="http://schemas.microsoft.com/office/word/2010/wordprocessingShape">
+                    <wps:wsp>
+                      <wps:cNvSpPr/>
+                      <wps:spPr>
+                        <a:xfrm>
+                          <a:off x="1680845" y="2601595"/>
+                          <a:ext cx="848995" cy="317500"/>
+                        </a:xfrm>
+                        <a:prstGeom prst="roundRect">
+                          <a:avLst/>
+                        </a:prstGeom>
+                      </wps:spPr>
+                      <wps:style>
+                        <a:lnRef idx="2">
+                          <a:schemeClr val="accent1"/>
+                        </a:lnRef>
+                        <a:fillRef idx="0">
+                          <a:srgbClr val="FFFFFF"/>
+                        </a:fillRef>
+                        <a:effectRef idx="0">
+                          <a:srgbClr val="FFFFFF"/>
+                        </a:effectRef>
+                        <a:fontRef idx="minor">
+                          <a:schemeClr val="tx1"/>
+                        </a:fontRef>
+                      </wps:style>
+                      <wps:txbx>
+                        <w:txbxContent>
+                          <w:p>
+                            <w:pPr>
+                              <w:jc w:val="center"/>
+                              <w:rPr>
+                                <w:rFonts w:hint="default" w:eastAsiaTheme="minorEastAsia"/>
+                                <w:lang w:val="en-US" w:eastAsia="zh-CN"/>
+                              </w:rPr>
+                            </w:pPr>
+                            <w:r>
+                              <w:rPr>
+                                <w:rFonts w:hint="eastAsia"/>
+                                <w:lang w:val="en-US" w:eastAsia="zh-CN"/>
+                              </w:rPr>
+                              <w:t>采购单</w:t>
+                            </w:r>
+                          </w:p>
+                        </w:txbxContent>
+                      </wps:txbx>
+                      <wps:bodyPr rot="0" spcFirstLastPara="0" vertOverflow="overflow" horzOverflow="overflow" vert="horz" wrap="square" lIns="91440" tIns="45720" rIns="91440" bIns="45720" numCol="1" spcCol="0" rtlCol="0" fromWordArt="0" anchor="ctr" anchorCtr="0" forceAA="0" compatLnSpc="1">
+                        <a:noAutofit/>
+                      </wps:bodyPr>
+                    </wps:wsp>
+                  </a:graphicData>
+                </a:graphic>
+              </wp:anchor>
+            </w:drawing>
+          </mc:Choice>
+          <mc:Fallback>
+            <w:pict>
+              <v:roundrect id="_x0000_s1026" o:spid="_x0000_s1026" o:spt="2" style="position:absolute;left:0pt;margin-left:19.85pt;margin-top:16.65pt;height:25pt;width:66.85pt;z-index:251659264;v-text-anchor:middle;mso-width-relative:page;mso-height-relative:page;" filled="f" stroked="t" coordsize="21600,21600" arcsize="0.166666666666667" o:gfxdata="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">
+                <v:fill on="f" focussize="0,0"/>
+                <v:stroke weight="1pt" color="#4874CB [3204]" miterlimit="8" joinstyle="miter"/>
+                <v:imagedata o:title=""/>
+                <o:lock v:ext="edit" aspectratio="f"/>
+                <v:textbox>
+                  <w:txbxContent>
+                    <w:p>
+                      <w:pPr>
+                        <w:jc w:val="center"/>
+                        <w:rPr>
+                          <w:rFonts w:hint="default" w:eastAsiaTheme="minorEastAsia"/>
+                          <w:lang w:val="en-US" w:eastAsia="zh-CN"/>
+                        </w:rPr>
+                      </w:pPr>
+                      <w:r>
+                        <w:rPr>
+                          <w:rFonts w:hint="eastAsia"/>
+                          <w:lang w:val="en-US" w:eastAsia="zh-CN"/>
+                        </w:rPr>
+                        <w:t>采购单</w:t>
+                      </w:r>
+                    </w:p>
+                  </w:txbxContent>
+                </v:textbox>
+              </v:roundrect>
+            </w:pict>
+          </mc:Fallback>
+        </mc:AlternateContent>
+      </w:r>
+    </w:p>
+    <w:p>
+      <w:pPr>
+        <w:pStyle w:val="2"/>
+        <w:bidi w:val="0"/>
+        <w:rPr>
+          <w:rFonts w:hint="eastAsia"/>
+          <w:lang w:val="en-US" w:eastAsia="zh-CN"/>
+        </w:rPr>
+      </w:pPr>
+      <w:r>
+        <w:rPr>
+          <w:sz w:val="21"/>
+        </w:rPr>
+        <mc:AlternateContent>
+          <mc:Choice Requires="wps">
+            <w:drawing>
+              <wp:anchor distT="0" distB="0" distL="114300" distR="114300" simplePos="0" relativeHeight="251672576" behindDoc="0" locked="0" layoutInCell="1" allowOverlap="1">
+                <wp:simplePos x="0" y="0"/>
+                <wp:positionH relativeFrom="column">
+                  <wp:posOffset>2767330</wp:posOffset>
+                </wp:positionH>
+                <wp:positionV relativeFrom="paragraph">
+                  <wp:posOffset>453390</wp:posOffset>
+                </wp:positionV>
+                <wp:extent cx="469900" cy="8255"/>
+                <wp:effectExtent l="0" t="43815" r="6350" b="62230"/>
+                <wp:wrapNone/>
+                <wp:docPr id="14" name="直接箭头连接符 14"/>
+                <wp:cNvGraphicFramePr/>
+                <a:graphic xmlns:a="http://schemas.openxmlformats.org/drawingml/2006/main">
+                  <a:graphicData uri="http://schemas.microsoft.com/office/word/2010/wordprocessingShape">
+                    <wps:wsp>
+                      <wps:cNvCnPr/>
+                      <wps:spPr>
+                        <a:xfrm>
+                          <a:off x="0" y="0"/>
+                          <a:ext cx="469900" cy="8255"/>
+                        </a:xfrm>
+                        <a:prstGeom prst="straightConnector1">
+                          <a:avLst/>
+                        </a:prstGeom>
+                        <a:ln>
+                          <a:tailEnd type="arrow"/>
+                        </a:ln>
+                      </wps:spPr>
+                      <wps:style>
+                        <a:lnRef idx="2">
+                          <a:schemeClr val="accent1"/>
+                        </a:lnRef>
+                        <a:fillRef idx="0">
+                          <a:srgbClr val="FFFFFF"/>
+                        </a:fillRef>
+                        <a:effectRef idx="0">
+                          <a:srgbClr val="FFFFFF"/>
+                        </a:effectRef>
+                        <a:fontRef idx="minor">
+                          <a:schemeClr val="tx1"/>
+                        </a:fontRef>
+                      </wps:style>
+                      <wps:bodyPr/>
+                    </wps:wsp>
+                  </a:graphicData>
+                </a:graphic>
+              </wp:anchor>
+            </w:drawing>
+          </mc:Choice>
+          <mc:Fallback>
+            <w:pict>
+              <v:shape id="_x0000_s1026" o:spid="_x0000_s1026" o:spt="32" type="#_x0000_t32" style="position:absolute;left:0pt;margin-left:217.9pt;margin-top:35.7pt;height:0.65pt;width:37pt;z-index:251672576;mso-width-relative:page;mso-height-relative:page;" filled="f" stroked="t" coordsize="21600,21600" o:gfxdata="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">
+                <v:fill on="f" focussize="0,0"/>
+                <v:stroke weight="1pt" color="#4874CB [3204]" miterlimit="8" joinstyle="miter" endarrow="open"/>
+                <v:imagedata o:title=""/>
+                <o:lock v:ext="edit" aspectratio="f"/>
+              </v:shape>
+            </w:pict>
+          </mc:Fallback>
+        </mc:AlternateContent>
+      </w:r>
+    </w:p>
+    <w:p>
+      <w:pPr>
+        <w:pStyle w:val="2"/>
+        <w:bidi w:val="0"/>
+        <w:rPr>
+          <w:rFonts w:hint="eastAsia"/>
+          <w:lang w:val="en-US" w:eastAsia="zh-CN"/>
+        </w:rPr>
+      </w:pPr>
+      <w:r>
+        <w:rPr>
+          <w:sz w:val="21"/>
+        </w:rPr>
+        <mc:AlternateContent>
+          <mc:Choice Requires="wps">
+            <w:drawing>
+              <wp:anchor distT="0" distB="0" distL="114300" distR="114300" simplePos="0" relativeHeight="251668480" behindDoc="0" locked="0" layoutInCell="1" allowOverlap="1">
+                <wp:simplePos x="0" y="0"/>
+                <wp:positionH relativeFrom="column">
+                  <wp:posOffset>1101090</wp:posOffset>
+                </wp:positionH>
+                <wp:positionV relativeFrom="paragraph">
+                  <wp:posOffset>-178435</wp:posOffset>
+                </wp:positionV>
+                <wp:extent cx="603885" cy="357505"/>
+                <wp:effectExtent l="3175" t="5715" r="2540" b="17780"/>
+                <wp:wrapNone/>
+                <wp:docPr id="10" name="直接箭头连接符 10"/>
+                <wp:cNvGraphicFramePr/>
+                <a:graphic xmlns:a="http://schemas.openxmlformats.org/drawingml/2006/main">
+                  <a:graphicData uri="http://schemas.microsoft.com/office/word/2010/wordprocessingShape">
+                    <wps:wsp>
+                      <wps:cNvCnPr>
+                        <a:stCxn id="1" idx="3"/>
+                        <a:endCxn id="3" idx="1"/>
+                      </wps:cNvCnPr>
+                      <wps:spPr>
+                        <a:xfrm>
+                          <a:off x="0" y="0"/>
+                          <a:ext cx="603885" cy="357505"/>
+                        </a:xfrm>
+                        <a:prstGeom prst="straightConnector1">
+                          <a:avLst/>
+                        </a:prstGeom>
+                        <a:ln>
+                          <a:tailEnd type="arrow"/>
+                        </a:ln>
+                      </wps:spPr>
+                      <wps:style>
+                        <a:lnRef idx="2">
+                          <a:schemeClr val="accent1"/>
+                        </a:lnRef>
+                        <a:fillRef idx="0">
+                          <a:srgbClr val="FFFFFF"/>
+                        </a:fillRef>
+                        <a:effectRef idx="0">
+                          <a:srgbClr val="FFFFFF"/>
+                        </a:effectRef>
+                        <a:fontRef idx="minor">
+                          <a:schemeClr val="tx1"/>
+                        </a:fontRef>
+                      </wps:style>
+                      <wps:bodyPr/>
+                    </wps:wsp>
+                  </a:graphicData>
+                </a:graphic>
+              </wp:anchor>
+            </w:drawing>
+          </mc:Choice>
+          <mc:Fallback>
+            <w:pict>
+              <v:shape id="_x0000_s1026" o:spid="_x0000_s1026" o:spt="32" type="#_x0000_t32" style="position:absolute;left:0pt;margin-left:86.7pt;margin-top:-14.05pt;height:28.15pt;width:47.55pt;z-index:251668480;mso-width-relative:page;mso-height-relative:page;" filled="f" stroked="t" coordsize="21600,21600" o:gfxdata="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">
+                <v:fill on="f" focussize="0,0"/>
+                <v:stroke weight="1pt" color="#4874CB [3204]" miterlimit="8" joinstyle="miter" endarrow="open"/>
+                <v:imagedata o:title=""/>
+                <o:lock v:ext="edit" aspectratio="f"/>
+              </v:shape>
+            </w:pict>
+          </mc:Fallback>
+        </mc:AlternateContent>
+      </w:r>
+      <w:r>
+        <w:rPr>
+          <w:sz w:val="21"/>
+        </w:rPr>
+        <mc:AlternateContent>
+          <mc:Choice Requires="wps">
+            <w:drawing>
+              <wp:anchor distT="0" distB="0" distL="114300" distR="114300" simplePos="0" relativeHeight="251665408" behindDoc="0" locked="0" layoutInCell="1" allowOverlap="1">
+                <wp:simplePos x="0" y="0"/>
+                <wp:positionH relativeFrom="column">
+                  <wp:posOffset>3237230</wp:posOffset>
+                </wp:positionH>
+                <wp:positionV relativeFrom="paragraph">
+                  <wp:posOffset>28575</wp:posOffset>
+                </wp:positionV>
+                <wp:extent cx="1062355" cy="317500"/>
+                <wp:effectExtent l="6350" t="6350" r="17145" b="19050"/>
+                <wp:wrapNone/>
+                <wp:docPr id="7" name="圆角矩形 7"/>
+                <wp:cNvGraphicFramePr/>
+                <a:graphic xmlns:a="http://schemas.openxmlformats.org/drawingml/2006/main">
+                  <a:graphicData uri="http://schemas.microsoft.com/office/word/2010/wordprocessingShape">
+                    <wps:wsp>
+                      <wps:cNvSpPr/>
+                      <wps:spPr>
+                        <a:xfrm>
+                          <a:off x="0" y="0"/>
+                          <a:ext cx="1062355" cy="317500"/>
+                        </a:xfrm>
+                        <a:prstGeom prst="roundRect">
+                          <a:avLst/>
+                        </a:prstGeom>
+                      </wps:spPr>
+                      <wps:style>
+                        <a:lnRef idx="2">
+                          <a:schemeClr val="accent1"/>
+                        </a:lnRef>
+                        <a:fillRef idx="0">
+                          <a:srgbClr val="FFFFFF"/>
+                        </a:fillRef>
+                        <a:effectRef idx="0">
+                          <a:srgbClr val="FFFFFF"/>
+                        </a:effectRef>
+                        <a:fontRef idx="minor">
+                          <a:schemeClr val="tx1"/>
+                        </a:fontRef>
+                      </wps:style>
+                      <wps:txbx>
+                        <w:txbxContent>
+                          <w:p>
+                            <w:pPr>
+                              <w:jc w:val="center"/>
+                              <w:rPr>
+                                <w:rFonts w:hint="default" w:eastAsiaTheme="minorEastAsia"/>
+                                <w:lang w:val="en-US" w:eastAsia="zh-CN"/>
+                              </w:rPr>
+                            </w:pPr>
+                            <w:r>
+                              <w:rPr>
+                                <w:rFonts w:hint="eastAsia"/>
+                                <w:lang w:val="en-US" w:eastAsia="zh-CN"/>
+                              </w:rPr>
+                              <w:t>库存明细2-1</w:t>
+                            </w:r>
+                          </w:p>
+                        </w:txbxContent>
+                      </wps:txbx>
+                      <wps:bodyPr rot="0" spcFirstLastPara="0" vertOverflow="overflow" horzOverflow="overflow" vert="horz" wrap="square" lIns="91440" tIns="45720" rIns="91440" bIns="45720" numCol="1" spcCol="0" rtlCol="0" fromWordArt="0" anchor="ctr" anchorCtr="0" forceAA="0" compatLnSpc="1">
+                        <a:noAutofit/>
+                      </wps:bodyPr>
+                    </wps:wsp>
+                  </a:graphicData>
+                </a:graphic>
+              </wp:anchor>
+            </w:drawing>
+          </mc:Choice>
+          <mc:Fallback>
+            <w:pict>
+              <v:roundrect id="_x0000_s1026" o:spid="_x0000_s1026" o:spt="2" style="position:absolute;left:0pt;margin-left:254.9pt;margin-top:2.25pt;height:25pt;width:83.65pt;z-index:251665408;v-text-anchor:middle;mso-width-relative:page;mso-height-relative:page;" filled="f" stroked="t" coordsize="21600,21600" arcsize="0.166666666666667" o:gfxdata="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">
+                <v:fill on="f" focussize="0,0"/>
+                <v:stroke weight="1pt" color="#4874CB [3204]" miterlimit="8" joinstyle="miter"/>
+                <v:imagedata o:title=""/>
+                <o:lock v:ext="edit" aspectratio="f"/>
+                <v:textbox>
+                  <w:txbxContent>
+                    <w:p>
+                      <w:pPr>
+                        <w:jc w:val="center"/>
+                        <w:rPr>
+                          <w:rFonts w:hint="default" w:eastAsiaTheme="minorEastAsia"/>
+                          <w:lang w:val="en-US" w:eastAsia="zh-CN"/>
+                        </w:rPr>
+                      </w:pPr>
+                      <w:r>
+                        <w:rPr>
+                          <w:rFonts w:hint="eastAsia"/>
+                          <w:lang w:val="en-US" w:eastAsia="zh-CN"/>
+                        </w:rPr>
+                        <w:t>库存明细2-1</w:t>
+                      </w:r>
+                    </w:p>
+                  </w:txbxContent>
+                </v:textbox>
+              </v:roundrect>
+            </w:pict>
+          </mc:Fallback>
+        </mc:AlternateContent>
+      </w:r>
+      <w:r>
+        <w:rPr>
+          <w:sz w:val="21"/>
+        </w:rPr>
+        <mc:AlternateContent>
+          <mc:Choice Requires="wps">
+            <w:drawing>
+              <wp:anchor distT="0" distB="0" distL="114300" distR="114300" simplePos="0" relativeHeight="251661312" behindDoc="0" locked="0" layoutInCell="1" allowOverlap="1">
+                <wp:simplePos x="0" y="0"/>
+                <wp:positionH relativeFrom="column">
+                  <wp:posOffset>1704975</wp:posOffset>
+                </wp:positionH>
+                <wp:positionV relativeFrom="paragraph">
+                  <wp:posOffset>20320</wp:posOffset>
+                </wp:positionV>
+                <wp:extent cx="1062355" cy="317500"/>
+                <wp:effectExtent l="6350" t="6350" r="17145" b="19050"/>
+                <wp:wrapNone/>
+                <wp:docPr id="3" name="圆角矩形 3"/>
+                <wp:cNvGraphicFramePr/>
+                <a:graphic xmlns:a="http://schemas.openxmlformats.org/drawingml/2006/main">
+                  <a:graphicData uri="http://schemas.microsoft.com/office/word/2010/wordprocessingShape">
+                    <wps:wsp>
+                      <wps:cNvSpPr/>
+                      <wps:spPr>
+                        <a:xfrm>
+                          <a:off x="0" y="0"/>
+                          <a:ext cx="1062355" cy="317500"/>
+                        </a:xfrm>
+                        <a:prstGeom prst="roundRect">
+                          <a:avLst/>
+                        </a:prstGeom>
+                      </wps:spPr>
+                      <wps:style>
+                        <a:lnRef idx="2">
+                          <a:schemeClr val="accent1"/>
+                        </a:lnRef>
+                        <a:fillRef idx="0">
+                          <a:srgbClr val="FFFFFF"/>
+                        </a:fillRef>
+                        <a:effectRef idx="0">
+                          <a:srgbClr val="FFFFFF"/>
+                        </a:effectRef>
+                        <a:fontRef idx="minor">
+                          <a:schemeClr val="tx1"/>
+                        </a:fontRef>
+                      </wps:style>
+                      <wps:txbx>
+                        <w:txbxContent>
+                          <w:p>
+                            <w:pPr>
+                              <w:jc w:val="center"/>
+                              <w:rPr>
+                                <w:rFonts w:hint="default" w:eastAsiaTheme="minorEastAsia"/>
+                                <w:lang w:val="en-US" w:eastAsia="zh-CN"/>
+                              </w:rPr>
+                            </w:pPr>
+                            <w:r>
+                              <w:rPr>
+                                <w:rFonts w:hint="eastAsia"/>
+                                <w:lang w:val="en-US" w:eastAsia="zh-CN"/>
+                              </w:rPr>
+                              <w:t>采购清单2</w:t>
+                            </w:r>
+                          </w:p>
+                          <w:p>
+                            <w:pPr>
+                              <w:jc w:val="both"/>
+                              <w:rPr>
+                                <w:rFonts w:hint="default" w:eastAsiaTheme="minorEastAsia"/>
+                                <w:lang w:val="en-US" w:eastAsia="zh-CN"/>
+                              </w:rPr>
+                            </w:pPr>
+                            <w:r>
+                              <w:rPr>
+                                <w:rFonts w:hint="eastAsia"/>
+                                <w:lang w:val="en-US" w:eastAsia="zh-CN"/>
+                              </w:rPr>
+                              <w:t>2</w:t>
+                            </w:r>
+                          </w:p>
+                        </w:txbxContent>
+                      </wps:txbx>
+                      <wps:bodyPr rot="0" spcFirstLastPara="0" vertOverflow="overflow" horzOverflow="overflow" vert="horz" wrap="square" lIns="91440" tIns="45720" rIns="91440" bIns="45720" numCol="1" spcCol="0" rtlCol="0" fromWordArt="0" anchor="ctr" anchorCtr="0" forceAA="0" compatLnSpc="1">
+                        <a:noAutofit/>
+                      </wps:bodyPr>
+                    </wps:wsp>
+                  </a:graphicData>
+                </a:graphic>
+              </wp:anchor>
+            </w:drawing>
+          </mc:Choice>
+          <mc:Fallback>
+            <w:pict>
+              <v:roundrect id="_x0000_s1026" o:spid="_x0000_s1026" o:spt="2" style="position:absolute;left:0pt;margin-left:134.25pt;margin-top:1.6pt;height:25pt;width:83.65pt;z-index:251661312;v-text-anchor:middle;mso-width-relative:page;mso-height-relative:page;" filled="f" stroked="t" coordsize="21600,21600" arcsize="0.166666666666667" o:gfxdata="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">
+                <v:fill on="f" focussize="0,0"/>
+                <v:stroke weight="1pt" color="#4874CB [3204]" miterlimit="8" joinstyle="miter"/>
+                <v:imagedata o:title=""/>
+                <o:lock v:ext="edit" aspectratio="f"/>
+                <v:textbox>
+                  <w:txbxContent>
+                    <w:p>
+                      <w:pPr>
+                        <w:jc w:val="center"/>
+                        <w:rPr>
+                          <w:rFonts w:hint="default" w:eastAsiaTheme="minorEastAsia"/>
+                          <w:lang w:val="en-US" w:eastAsia="zh-CN"/>
+                        </w:rPr>
+                      </w:pPr>
+                      <w:r>
+                        <w:rPr>
+                          <w:rFonts w:hint="eastAsia"/>
+                          <w:lang w:val="en-US" w:eastAsia="zh-CN"/>
+                        </w:rPr>
+                        <w:t>采购清单2</w:t>
+                      </w:r>
+                    </w:p>
+                    <w:p>
+                      <w:pPr>
+                        <w:jc w:val="both"/>
+                        <w:rPr>
+                          <w:rFonts w:hint="default" w:eastAsiaTheme="minorEastAsia"/>
+                          <w:lang w:val="en-US" w:eastAsia="zh-CN"/>
+                        </w:rPr>
+                      </w:pPr>
+                      <w:r>
+                        <w:rPr>
+                          <w:rFonts w:hint="eastAsia"/>
+                          <w:lang w:val="en-US" w:eastAsia="zh-CN"/>
+                        </w:rPr>
+                        <w:t>2</w:t>
+                      </w:r>
+                    </w:p>
+                  </w:txbxContent>
+                </v:textbox>
+              </v:roundrect>
+            </w:pict>
+          </mc:Fallback>
+        </mc:AlternateContent>
+      </w:r>
+    </w:p>
+    <w:p>
+      <w:pPr>
+        <w:pStyle w:val="2"/>
+        <w:bidi w:val="0"/>
+        <w:rPr>
+          <w:rFonts w:hint="eastAsia"/>
+          <w:lang w:val="en-US" w:eastAsia="zh-CN"/>
+        </w:rPr>
+      </w:pPr>
+      <w:r>
+        <w:rPr>
+          <w:sz w:val="21"/>
+        </w:rPr>
+        <mc:AlternateContent>
+          <mc:Choice Requires="wps">
+            <w:drawing>
+              <wp:anchor distT="0" distB="0" distL="114300" distR="114300" simplePos="0" relativeHeight="251673600" behindDoc="0" locked="0" layoutInCell="1" allowOverlap="1">
+                <wp:simplePos x="0" y="0"/>
+                <wp:positionH relativeFrom="column">
+                  <wp:posOffset>2767330</wp:posOffset>
+                </wp:positionH>
+                <wp:positionV relativeFrom="paragraph">
+                  <wp:posOffset>508000</wp:posOffset>
+                </wp:positionV>
+                <wp:extent cx="485775" cy="31750"/>
+                <wp:effectExtent l="635" t="24765" r="8890" b="57785"/>
+                <wp:wrapNone/>
+                <wp:docPr id="15" name="直接箭头连接符 15"/>
+                <wp:cNvGraphicFramePr/>
+                <a:graphic xmlns:a="http://schemas.openxmlformats.org/drawingml/2006/main">
+                  <a:graphicData uri="http://schemas.microsoft.com/office/word/2010/wordprocessingShape">
+                    <wps:wsp>
+                      <wps:cNvCnPr>
+                        <a:stCxn id="4" idx="3"/>
+                        <a:endCxn id="8" idx="1"/>
+                      </wps:cNvCnPr>
+                      <wps:spPr>
+                        <a:xfrm>
+                          <a:off x="0" y="0"/>
+                          <a:ext cx="485775" cy="31750"/>
+                        </a:xfrm>
+                        <a:prstGeom prst="straightConnector1">
+                          <a:avLst/>
+                        </a:prstGeom>
+                        <a:ln>
+                          <a:tailEnd type="arrow"/>
+                        </a:ln>
+                      </wps:spPr>
+                      <wps:style>
+                        <a:lnRef idx="2">
+                          <a:schemeClr val="accent1"/>
+                        </a:lnRef>
+                        <a:fillRef idx="0">
+                          <a:srgbClr val="FFFFFF"/>
+                        </a:fillRef>
+                        <a:effectRef idx="0">
+                          <a:srgbClr val="FFFFFF"/>
+                        </a:effectRef>
+                        <a:fontRef idx="minor">
+                          <a:schemeClr val="tx1"/>
+                        </a:fontRef>
+                      </wps:style>
+                      <wps:bodyPr/>
+                    </wps:wsp>
+                  </a:graphicData>
+                </a:graphic>
+              </wp:anchor>
+            </w:drawing>
+          </mc:Choice>
+          <mc:Fallback>
+            <w:pict>
+              <v:shape id="_x0000_s1026" o:spid="_x0000_s1026" o:spt="32" type="#_x0000_t32" style="position:absolute;left:0pt;margin-left:217.9pt;margin-top:40pt;height:2.5pt;width:38.25pt;z-index:251673600;mso-width-relative:page;mso-height-relative:page;" filled="f" stroked="t" coordsize="21600,21600" o:gfxdata="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">
+                <v:fill on="f" focussize="0,0"/>
+                <v:stroke weight="1pt" color="#4874CB [3204]" miterlimit="8" joinstyle="miter" endarrow="open"/>
+                <v:imagedata o:title=""/>
+                <o:lock v:ext="edit" aspectratio="f"/>
+              </v:shape>
+            </w:pict>
+          </mc:Fallback>
+        </mc:AlternateContent>
+      </w:r>
+    </w:p>
+    <w:p>
+      <w:pPr>
+        <w:pStyle w:val="2"/>
+        <w:bidi w:val="0"/>
+        <w:rPr>
+          <w:rFonts w:hint="eastAsia"/>
+          <w:lang w:val="en-US" w:eastAsia="zh-CN"/>
+        </w:rPr>
+      </w:pPr>
+      <w:r>
+        <w:rPr>
+          <w:sz w:val="21"/>
+        </w:rPr>
+        <mc:AlternateContent>
+          <mc:Choice Requires="wps">
+            <w:drawing>
+              <wp:anchor distT="0" distB="0" distL="114300" distR="114300" simplePos="0" relativeHeight="251669504" behindDoc="0" locked="0" layoutInCell="1" allowOverlap="1">
+                <wp:simplePos x="0" y="0"/>
+                <wp:positionH relativeFrom="column">
+                  <wp:posOffset>1101090</wp:posOffset>
+                </wp:positionH>
+                <wp:positionV relativeFrom="paragraph">
+                  <wp:posOffset>-727075</wp:posOffset>
+                </wp:positionV>
+                <wp:extent cx="603885" cy="960755"/>
+                <wp:effectExtent l="5080" t="3175" r="635" b="7620"/>
+                <wp:wrapNone/>
+                <wp:docPr id="11" name="直接箭头连接符 11"/>
+                <wp:cNvGraphicFramePr/>
+                <a:graphic xmlns:a="http://schemas.openxmlformats.org/drawingml/2006/main">
+                  <a:graphicData uri="http://schemas.microsoft.com/office/word/2010/wordprocessingShape">
+                    <wps:wsp>
+                      <wps:cNvCnPr>
+                        <a:stCxn id="1" idx="3"/>
+                        <a:endCxn id="4" idx="1"/>
+                      </wps:cNvCnPr>
+                      <wps:spPr>
+                        <a:xfrm>
+                          <a:off x="0" y="0"/>
+                          <a:ext cx="603885" cy="960755"/>
+                        </a:xfrm>
+                        <a:prstGeom prst="straightConnector1">
+                          <a:avLst/>
+                        </a:prstGeom>
+                        <a:ln>
+                          <a:tailEnd type="arrow"/>
+                        </a:ln>
+                      </wps:spPr>
+                      <wps:style>
+                        <a:lnRef idx="2">
+                          <a:schemeClr val="accent1"/>
+                        </a:lnRef>
+                        <a:fillRef idx="0">
+                          <a:srgbClr val="FFFFFF"/>
+                        </a:fillRef>
+                        <a:effectRef idx="0">
+                          <a:srgbClr val="FFFFFF"/>
+                        </a:effectRef>
+                        <a:fontRef idx="minor">
+                          <a:schemeClr val="tx1"/>
+                        </a:fontRef>
+                      </wps:style>
+                      <wps:bodyPr/>
+                    </wps:wsp>
+                  </a:graphicData>
+                </a:graphic>
+              </wp:anchor>
+            </w:drawing>
+          </mc:Choice>
+          <mc:Fallback>
+            <w:pict>
+              <v:shape id="_x0000_s1026" o:spid="_x0000_s1026" o:spt="32" type="#_x0000_t32" style="position:absolute;left:0pt;margin-left:86.7pt;margin-top:-57.25pt;height:75.65pt;width:47.55pt;z-index:251669504;mso-width-relative:page;mso-height-relative:page;" filled="f" stroked="t" coordsize="21600,21600" o:gfxdata="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">
+                <v:fill on="f" focussize="0,0"/>
+                <v:stroke weight="1pt" color="#4874CB [3204]" miterlimit="8" joinstyle="miter" endarrow="open"/>
+                <v:imagedata o:title=""/>
+                <o:lock v:ext="edit" aspectratio="f"/>
+              </v:shape>
+            </w:pict>
+          </mc:Fallback>
+        </mc:AlternateContent>
+      </w:r>
+      <w:r>
+        <w:rPr>
+          <w:sz w:val="21"/>
+        </w:rPr>
+        <mc:AlternateContent>
+          <mc:Choice Requires="wps">
+            <w:drawing>
+              <wp:anchor distT="0" distB="0" distL="114300" distR="114300" simplePos="0" relativeHeight="251666432" behindDoc="0" locked="0" layoutInCell="1" allowOverlap="1">
+                <wp:simplePos x="0" y="0"/>
+                <wp:positionH relativeFrom="column">
+                  <wp:posOffset>3253105</wp:posOffset>
+                </wp:positionH>
+                <wp:positionV relativeFrom="paragraph">
+                  <wp:posOffset>106680</wp:posOffset>
+                </wp:positionV>
+                <wp:extent cx="1062355" cy="317500"/>
+                <wp:effectExtent l="6350" t="6350" r="17145" b="19050"/>
+                <wp:wrapNone/>
+                <wp:docPr id="8" name="圆角矩形 8"/>
+                <wp:cNvGraphicFramePr/>
+                <a:graphic xmlns:a="http://schemas.openxmlformats.org/drawingml/2006/main">
+                  <a:graphicData uri="http://schemas.microsoft.com/office/word/2010/wordprocessingShape">
+                    <wps:wsp>
+                      <wps:cNvSpPr/>
+                      <wps:spPr>
+                        <a:xfrm>
+                          <a:off x="0" y="0"/>
+                          <a:ext cx="1062355" cy="317500"/>
+                        </a:xfrm>
+                        <a:prstGeom prst="roundRect">
+                          <a:avLst/>
+                        </a:prstGeom>
+                      </wps:spPr>
+                      <wps:style>
+                        <a:lnRef idx="2">
+                          <a:schemeClr val="accent1"/>
+                        </a:lnRef>
+                        <a:fillRef idx="0">
+                          <a:srgbClr val="FFFFFF"/>
+                        </a:fillRef>
+                        <a:effectRef idx="0">
+                          <a:srgbClr val="FFFFFF"/>
+                        </a:effectRef>
+                        <a:fontRef idx="minor">
+                          <a:schemeClr val="tx1"/>
+                        </a:fontRef>
+                      </wps:style>
+                      <wps:txbx>
+                        <w:txbxContent>
+                          <w:p>
+                            <w:pPr>
+                              <w:jc w:val="center"/>
+                              <w:rPr>
+                                <w:rFonts w:hint="default" w:eastAsiaTheme="minorEastAsia"/>
+                                <w:lang w:val="en-US" w:eastAsia="zh-CN"/>
+                              </w:rPr>
+                            </w:pPr>
+                            <w:r>
+                              <w:rPr>
+                                <w:rFonts w:hint="eastAsia"/>
+                                <w:lang w:val="en-US" w:eastAsia="zh-CN"/>
+                              </w:rPr>
+                              <w:t>库存明细N-1</w:t>
+                            </w:r>
+                          </w:p>
+                        </w:txbxContent>
+                      </wps:txbx>
+                      <wps:bodyPr rot="0" spcFirstLastPara="0" vertOverflow="overflow" horzOverflow="overflow" vert="horz" wrap="square" lIns="91440" tIns="45720" rIns="91440" bIns="45720" numCol="1" spcCol="0" rtlCol="0" fromWordArt="0" anchor="ctr" anchorCtr="0" forceAA="0" compatLnSpc="1">
+                        <a:noAutofit/>
+                      </wps:bodyPr>
+                    </wps:wsp>
+                  </a:graphicData>
+                </a:graphic>
+              </wp:anchor>
+            </w:drawing>
+          </mc:Choice>
+          <mc:Fallback>
+            <w:pict>
+              <v:roundrect id="_x0000_s1026" o:spid="_x0000_s1026" o:spt="2" style="position:absolute;left:0pt;margin-left:256.15pt;margin-top:8.4pt;height:25pt;width:83.65pt;z-index:251666432;v-text-anchor:middle;mso-width-relative:page;mso-height-relative:page;" filled="f" stroked="t" coordsize="21600,21600" arcsize="0.166666666666667" o:gfxdata="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">
+                <v:fill on="f" focussize="0,0"/>
+                <v:stroke weight="1pt" color="#4874CB [3204]" miterlimit="8" joinstyle="miter"/>
+                <v:imagedata o:title=""/>
+                <o:lock v:ext="edit" aspectratio="f"/>
+                <v:textbox>
+                  <w:txbxContent>
+                    <w:p>
+                      <w:pPr>
+                        <w:jc w:val="center"/>
+                        <w:rPr>
+                          <w:rFonts w:hint="default" w:eastAsiaTheme="minorEastAsia"/>
+                          <w:lang w:val="en-US" w:eastAsia="zh-CN"/>
+                        </w:rPr>
+                      </w:pPr>
+                      <w:r>
+                        <w:rPr>
+                          <w:rFonts w:hint="eastAsia"/>
+                          <w:lang w:val="en-US" w:eastAsia="zh-CN"/>
+                        </w:rPr>
+                        <w:t>库存明细N-1</w:t>
+                      </w:r>
+                    </w:p>
+                  </w:txbxContent>
+                </v:textbox>
+              </v:roundrect>
+            </w:pict>
+          </mc:Fallback>
+        </mc:AlternateContent>
+      </w:r>
+      <w:r>
+        <w:rPr>
+          <w:sz w:val="21"/>
+        </w:rPr>
+        <mc:AlternateContent>
+          <mc:Choice Requires="wps">
+            <w:drawing>
+              <wp:anchor distT="0" distB="0" distL="114300" distR="114300" simplePos="0" relativeHeight="251662336" behindDoc="0" locked="0" layoutInCell="1" allowOverlap="1">
+                <wp:simplePos x="0" y="0"/>
+                <wp:positionH relativeFrom="column">
+                  <wp:posOffset>1704975</wp:posOffset>
+                </wp:positionH>
+                <wp:positionV relativeFrom="paragraph">
+                  <wp:posOffset>74930</wp:posOffset>
+                </wp:positionV>
+                <wp:extent cx="1062355" cy="317500"/>
+                <wp:effectExtent l="6350" t="6350" r="17145" b="19050"/>
+                <wp:wrapNone/>
+                <wp:docPr id="4" name="圆角矩形 4"/>
+                <wp:cNvGraphicFramePr/>
+                <a:graphic xmlns:a="http://schemas.openxmlformats.org/drawingml/2006/main">
+                  <a:graphicData uri="http://schemas.microsoft.com/office/word/2010/wordprocessingShape">
+                    <wps:wsp>
+                      <wps:cNvSpPr/>
+                      <wps:spPr>
+                        <a:xfrm>
+                          <a:off x="0" y="0"/>
+                          <a:ext cx="1062355" cy="317500"/>
+                        </a:xfrm>
+                        <a:prstGeom prst="roundRect">
+                          <a:avLst/>
+                        </a:prstGeom>
+                      </wps:spPr>
+                      <wps:style>
+                        <a:lnRef idx="2">
+                          <a:schemeClr val="accent1"/>
+                        </a:lnRef>
+                        <a:fillRef idx="0">
+                          <a:srgbClr val="FFFFFF"/>
+                        </a:fillRef>
+                        <a:effectRef idx="0">
+                          <a:srgbClr val="FFFFFF"/>
+                        </a:effectRef>
+                        <a:fontRef idx="minor">
+                          <a:schemeClr val="tx1"/>
+                        </a:fontRef>
+                      </wps:style>
+                      <wps:txbx>
+                        <w:txbxContent>
+                          <w:p>
+                            <w:pPr>
+                              <w:jc w:val="center"/>
+                              <w:rPr>
+                                <w:rFonts w:hint="default" w:eastAsiaTheme="minorEastAsia"/>
+                                <w:lang w:val="en-US" w:eastAsia="zh-CN"/>
+                              </w:rPr>
+                            </w:pPr>
+                            <w:r>
+                              <w:rPr>
+                                <w:rFonts w:hint="eastAsia"/>
+                                <w:lang w:val="en-US" w:eastAsia="zh-CN"/>
+                              </w:rPr>
+                              <w:t>采购清单N</w:t>
+                            </w:r>
+                          </w:p>
+                          <w:p>
+                            <w:pPr>
+                              <w:jc w:val="both"/>
+                              <w:rPr>
+                                <w:rFonts w:hint="default" w:eastAsiaTheme="minorEastAsia"/>
+                                <w:lang w:val="en-US" w:eastAsia="zh-CN"/>
+                              </w:rPr>
+                            </w:pPr>
+                            <w:r>
+                              <w:rPr>
+                                <w:rFonts w:hint="eastAsia"/>
+                                <w:lang w:val="en-US" w:eastAsia="zh-CN"/>
+                              </w:rPr>
+                              <w:t>N</w:t>
+                            </w:r>
+                          </w:p>
+                        </w:txbxContent>
+                      </wps:txbx>
+                      <wps:bodyPr rot="0" spcFirstLastPara="0" vertOverflow="overflow" horzOverflow="overflow" vert="horz" wrap="square" lIns="91440" tIns="45720" rIns="91440" bIns="45720" numCol="1" spcCol="0" rtlCol="0" fromWordArt="0" anchor="ctr" anchorCtr="0" forceAA="0" compatLnSpc="1">
+                        <a:noAutofit/>
+                      </wps:bodyPr>
+                    </wps:wsp>
+                  </a:graphicData>
+                </a:graphic>
+              </wp:anchor>
+            </w:drawing>
+          </mc:Choice>
+          <mc:Fallback>
+            <w:pict>
+              <v:roundrect id="_x0000_s1026" o:spid="_x0000_s1026" o:spt="2" style="position:absolute;left:0pt;margin-left:134.25pt;margin-top:5.9pt;height:25pt;width:83.65pt;z-index:251662336;v-text-anchor:middle;mso-width-relative:page;mso-height-relative:page;" filled="f" stroked="t" coordsize="21600,21600" arcsize="0.166666666666667" o:gfxdata="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">
+                <v:fill on="f" focussize="0,0"/>
+                <v:stroke weight="1pt" color="#4874CB [3204]" miterlimit="8" joinstyle="miter"/>
+                <v:imagedata o:title=""/>
+                <o:lock v:ext="edit" aspectratio="f"/>
+                <v:textbox>
+                  <w:txbxContent>
+                    <w:p>
+                      <w:pPr>
+                        <w:jc w:val="center"/>
+                        <w:rPr>
+                          <w:rFonts w:hint="default" w:eastAsiaTheme="minorEastAsia"/>
+                          <w:lang w:val="en-US" w:eastAsia="zh-CN"/>
+                        </w:rPr>
+                      </w:pPr>
+                      <w:r>
+                        <w:rPr>
+                          <w:rFonts w:hint="eastAsia"/>
+                          <w:lang w:val="en-US" w:eastAsia="zh-CN"/>
+                        </w:rPr>
+                        <w:t>采购清单N</w:t>
+                      </w:r>
+                    </w:p>
+                    <w:p>
+                      <w:pPr>
+                        <w:jc w:val="both"/>
+                        <w:rPr>
+                          <w:rFonts w:hint="default" w:eastAsiaTheme="minorEastAsia"/>
+                          <w:lang w:val="en-US" w:eastAsia="zh-CN"/>
+                        </w:rPr>
+                      </w:pPr>
+                      <w:r>
+                        <w:rPr>
+                          <w:rFonts w:hint="eastAsia"/>
+                          <w:lang w:val="en-US" w:eastAsia="zh-CN"/>
+                        </w:rPr>
+                        <w:t>N</w:t>
+                      </w:r>
+                    </w:p>
+                  </w:txbxContent>
+                </v:textbox>
+              </v:roundrect>
+            </w:pict>
+          </mc:Fallback>
+        </mc:AlternateContent>
+      </w:r>
+    </w:p>
+    <w:p>
+      <w:pPr>
+        <w:pStyle w:val="2"/>
+        <w:bidi w:val="0"/>
+        <w:rPr>
+          <w:rFonts w:hint="eastAsia"/>
+          <w:lang w:val="en-US" w:eastAsia="zh-CN"/>
+        </w:rPr>
+      </w:pPr>
+    </w:p>
+    <w:p>
+      <w:pPr>
+        <w:pStyle w:val="2"/>
+        <w:bidi w:val="0"/>
+        <w:rPr>
+          <w:rFonts w:hint="eastAsia"/>
+          <w:lang w:val="en-US" w:eastAsia="zh-CN"/>
+        </w:rPr>
+      </w:pPr>
     </w:p>
     <w:p>
       <w:pPr>
@@ -1045,7 +2745,7 @@
           <w:rFonts w:hint="eastAsia"/>
           <w:lang w:val="en-US" w:eastAsia="zh-CN"/>
         </w:rPr>
-        <w:t>如果当前批次的货物存在包装数量大于1，比如一包电池，编为一个库存编号，但是整包含有6节，在生产和销售的过程中，可能并不需要整包，单独处理其中几节，则可以将一个编号的整包电池，拆分为一个新的批次的库存编号，原有剩余的批次编号不变，包装数量减少。</w:t>
+        <w:t>如果当前批次的货物存在包装数量大于1，比如一包电池，编为一个库存编号，但是整包含有6节，在生产和销售的过程中，可能并不需要整包，单独处理其中几节，则可以将一个编号的整包电池，拆分为两个新的批次的库存编号，原有批次编号不变，并从库存中移除。</w:t>
       </w:r>
     </w:p>
     <w:p>
@@ -1168,6 +2868,40 @@
         <w:pStyle w:val="2"/>
         <w:bidi w:val="0"/>
         <w:rPr>
+          <w:rFonts w:hint="eastAsia"/>
+          <w:lang w:val="en-US" w:eastAsia="zh-CN"/>
+        </w:rPr>
+      </w:pPr>
+      <w:r>
+        <w:rPr>
+          <w:rFonts w:hint="eastAsia"/>
+          <w:lang w:val="en-US" w:eastAsia="zh-CN"/>
+        </w:rPr>
+        <w:t>具有工艺流程（包含部件的产品）的货物，可以由库存的货物加工而成形成新的批次的货物，部件货物进行出库处理，不再单独列出。生产之前需领取物料。</w:t>
+      </w:r>
+    </w:p>
+    <w:p>
+      <w:pPr>
+        <w:pStyle w:val="2"/>
+        <w:bidi w:val="0"/>
+        <w:rPr>
+          <w:rFonts w:hint="eastAsia"/>
+          <w:lang w:val="en-US" w:eastAsia="zh-CN"/>
+        </w:rPr>
+      </w:pPr>
+      <w:r>
+        <w:rPr>
+          <w:rFonts w:hint="eastAsia"/>
+          <w:lang w:val="en-US" w:eastAsia="zh-CN"/>
+        </w:rPr>
+        <w:t>第一步先点击菜单【生产】-【我的生产】进入生产管理页面，点击【新增生产】按钮，添加一个生产任务，从已定义的生产流程选择需要生产组装的产品，并填写生产数量和计划完成的日期，点击确定，平台会根据输入创建相应数量的生产任务。</w:t>
+      </w:r>
+    </w:p>
+    <w:p>
+      <w:pPr>
+        <w:pStyle w:val="2"/>
+        <w:bidi w:val="0"/>
+        <w:rPr>
           <w:rFonts w:hint="default"/>
           <w:lang w:val="en-US" w:eastAsia="zh-CN"/>
         </w:rPr>
@@ -1177,7 +2911,54 @@
           <w:rFonts w:hint="eastAsia"/>
           <w:lang w:val="en-US" w:eastAsia="zh-CN"/>
         </w:rPr>
-        <w:t>具有工艺流程（包含部件的产品）的货物，可以由库存的货物加工而成形成新的批次的货物，部件货物进行出库处理，不再单独列出。生产之前需领取物料</w:t>
+        <w:t>选择相应的生产任务，右边会列出生产需要的部件及数量，选择部件，点击【添加物料】从领取的物料库中选择对应的物料，并显示使用物料的批号。全部部件对应物料批次之后，点击【进行生产】弹出生产操作界面，并生成新生成的货物批号，同时从物料清单中减去使用的数量，如果物料剩余数量为0，则从库存中移除该物料。</w:t>
+      </w:r>
+    </w:p>
+    <w:p>
+      <w:pPr>
+        <w:pStyle w:val="2"/>
+        <w:bidi w:val="0"/>
+        <w:rPr>
+          <w:rFonts w:hint="default"/>
+          <w:lang w:val="en-US" w:eastAsia="zh-CN"/>
+        </w:rPr>
+      </w:pPr>
+    </w:p>
+    <w:p>
+      <w:pPr>
+        <w:pStyle w:val="2"/>
+        <w:bidi w:val="0"/>
+        <w:rPr>
+          <w:rFonts w:hint="default"/>
+          <w:lang w:val="en-US" w:eastAsia="zh-CN"/>
+        </w:rPr>
+      </w:pPr>
+    </w:p>
+    <w:p>
+      <w:pPr>
+        <w:pStyle w:val="2"/>
+        <w:bidi w:val="0"/>
+        <w:rPr>
+          <w:rFonts w:hint="default"/>
+          <w:lang w:val="en-US" w:eastAsia="zh-CN"/>
+        </w:rPr>
+      </w:pPr>
+    </w:p>
+    <w:p>
+      <w:pPr>
+        <w:pStyle w:val="2"/>
+        <w:bidi w:val="0"/>
+        <w:rPr>
+          <w:rFonts w:hint="default"/>
+          <w:lang w:val="en-US" w:eastAsia="zh-CN"/>
+        </w:rPr>
+      </w:pPr>
+      <w:r>
+        <w:rPr>
+          <w:rFonts w:hint="eastAsia"/>
+          <w:lang w:val="en-US" w:eastAsia="zh-CN"/>
+        </w:rPr>
+        <w:t>只使用库存明细表（历史表），每次变更，增加一条新纪录，批号可能重复，通过f_flag来标记，0当前库存，1历史库存。每次入库，先将同批号的当前库存f_flag变更为1，再插入一条新的记录，拆分时，分出去的使用新的批号，原有的批号不变，便于管理。合并后，保留主批号不变，其他的批号都进入历史库。出库时，直接将f_flag变更为1。这样取消入库出库记录表，保证数据一致性。</w:t>
       </w:r>
     </w:p>
     <w:p>
@@ -1789,4 +3570,21 @@
   </a:themeElements>
   <a:objectDefaults/>
 </a:theme>
+</file>
+
+<file path=customXml/item1.xml><?xml version="1.0" encoding="utf-8"?>
+<s:customData xmlns="http://www.wps.cn/officeDocument/2013/wpsCustomData" xmlns:s="http://www.wps.cn/officeDocument/2013/wpsCustomData">
+  <customSectProps/>
+  <customShpExts>
+    <customShpInfo spid="_x0000_s1026" textRotate="1"/>
+  </customShpExts>
+</s:customData>
+</file>
+
+<file path=customXml/itemProps1.xml><?xml version="1.0" encoding="utf-8"?>
+<ds:datastoreItem xmlns:ds="http://schemas.openxmlformats.org/officeDocument/2006/customXml" ds:itemID="{B1977F7D-205B-4081-913C-38D41E755F92}">
+  <ds:schemaRefs>
+    <ds:schemaRef ds:uri="http://www.wps.cn/officeDocument/2013/wpsCustomData"/>
+  </ds:schemaRefs>
+</ds:datastoreItem>
 </file>
--- a/EOMRPX使用手册.docx
+++ b/EOMRPX使用手册.docx
@@ -675,16 +675,7 @@
           <w:rFonts w:hint="eastAsia"/>
           <w:lang w:val="en-US" w:eastAsia="zh-CN"/>
         </w:rPr>
-        <w:t>变更历史通过kcbz来识别，如果为-1表示历史，1表示现存货物，0表示临时</w:t>
-      </w:r>
-      <w:bookmarkStart w:id="0" w:name="_GoBack"/>
-      <w:bookmarkEnd w:id="0"/>
-      <w:r>
-        <w:rPr>
-          <w:rFonts w:hint="eastAsia"/>
-          <w:lang w:val="en-US" w:eastAsia="zh-CN"/>
-        </w:rPr>
-        <w:t>。</w:t>
+        <w:t>变更历史通过kcbz来识别，如果为-1表示历史，1表示现存货物，0表示临时。</w:t>
       </w:r>
     </w:p>
     <w:p>
@@ -922,7 +913,7 @@
                 <w:rFonts w:hint="eastAsia"/>
                 <w:lang w:val="en-US" w:eastAsia="zh-CN"/>
               </w:rPr>
-              <w:t>新建采购入库单，可以从采购计划直接导入。如有必要创建合同。</w:t>
+              <w:t>新建采购单，可以从采购计划直接导入。如有必要创建合同。</w:t>
             </w:r>
           </w:p>
         </w:tc>
@@ -1043,6 +1034,12 @@
             <w:insideH w:val="single" w:color="auto" w:sz="4" w:space="0"/>
             <w:insideV w:val="single" w:color="auto" w:sz="4" w:space="0"/>
           </w:tblBorders>
+          <w:tblCellMar>
+            <w:top w:w="0" w:type="dxa"/>
+            <w:left w:w="108" w:type="dxa"/>
+            <w:bottom w:w="0" w:type="dxa"/>
+            <w:right w:w="108" w:type="dxa"/>
+          </w:tblCellMar>
         </w:tblPrEx>
         <w:tc>
           <w:tcPr>
@@ -1500,7 +1497,7 @@
         <w:pStyle w:val="6"/>
         <w:bidi w:val="0"/>
         <w:rPr>
-          <w:rFonts w:hint="eastAsia"/>
+          <w:rFonts w:hint="default"/>
           <w:lang w:val="en-US" w:eastAsia="zh-CN"/>
         </w:rPr>
       </w:pPr>
@@ -1509,7 +1506,7 @@
           <w:rFonts w:hint="eastAsia"/>
           <w:lang w:val="en-US" w:eastAsia="zh-CN"/>
         </w:rPr>
-        <w:t>2采购清单</w:t>
+        <w:t>2采购明细</w:t>
       </w:r>
     </w:p>
     <w:p>
@@ -1534,7 +1531,7 @@
         <w:pStyle w:val="6"/>
         <w:bidi w:val="0"/>
         <w:rPr>
-          <w:rFonts w:hint="eastAsia"/>
+          <w:rFonts w:hint="default"/>
           <w:lang w:val="en-US" w:eastAsia="zh-CN"/>
         </w:rPr>
       </w:pPr>
@@ -1543,7 +1540,7 @@
           <w:rFonts w:hint="eastAsia"/>
           <w:lang w:val="en-US" w:eastAsia="zh-CN"/>
         </w:rPr>
-        <w:t>3库存信息</w:t>
+        <w:t>3入库明细</w:t>
       </w:r>
     </w:p>
     <w:p>
@@ -1657,12 +1654,16 @@
                                 <w:jc w:val="center"/>
                                 <w:rPr>
                                   <w:rFonts w:hint="default" w:eastAsiaTheme="minorEastAsia"/>
+                                  <w:sz w:val="15"/>
+                                  <w:szCs w:val="15"/>
                                   <w:lang w:val="en-US" w:eastAsia="zh-CN"/>
                                 </w:rPr>
                               </w:pPr>
                               <w:r>
                                 <w:rPr>
                                   <w:rFonts w:hint="eastAsia"/>
+                                  <w:sz w:val="15"/>
+                                  <w:szCs w:val="15"/>
                                   <w:lang w:val="en-US" w:eastAsia="zh-CN"/>
                                 </w:rPr>
                                 <w:t>采购单</w:t>
@@ -1707,12 +1708,16 @@
                                 <w:jc w:val="center"/>
                                 <w:rPr>
                                   <w:rFonts w:hint="default" w:eastAsiaTheme="minorEastAsia"/>
+                                  <w:sz w:val="15"/>
+                                  <w:szCs w:val="15"/>
                                   <w:lang w:val="en-US" w:eastAsia="zh-CN"/>
                                 </w:rPr>
                               </w:pPr>
                               <w:r>
                                 <w:rPr>
                                   <w:rFonts w:hint="eastAsia"/>
+                                  <w:sz w:val="15"/>
+                                  <w:szCs w:val="15"/>
                                   <w:lang w:val="en-US" w:eastAsia="zh-CN"/>
                                 </w:rPr>
                                 <w:t>采购清单1</w:t>
@@ -1757,12 +1762,16 @@
                                 <w:jc w:val="center"/>
                                 <w:rPr>
                                   <w:rFonts w:hint="default" w:eastAsiaTheme="minorEastAsia"/>
+                                  <w:sz w:val="15"/>
+                                  <w:szCs w:val="15"/>
                                   <w:lang w:val="en-US" w:eastAsia="zh-CN"/>
                                 </w:rPr>
                               </w:pPr>
                               <w:r>
                                 <w:rPr>
                                   <w:rFonts w:hint="eastAsia"/>
+                                  <w:sz w:val="15"/>
+                                  <w:szCs w:val="15"/>
                                   <w:lang w:val="en-US" w:eastAsia="zh-CN"/>
                                 </w:rPr>
                                 <w:t>采购清单2</w:t>
@@ -1773,12 +1782,16 @@
                                 <w:jc w:val="both"/>
                                 <w:rPr>
                                   <w:rFonts w:hint="default" w:eastAsiaTheme="minorEastAsia"/>
+                                  <w:sz w:val="15"/>
+                                  <w:szCs w:val="15"/>
                                   <w:lang w:val="en-US" w:eastAsia="zh-CN"/>
                                 </w:rPr>
                               </w:pPr>
                               <w:r>
                                 <w:rPr>
                                   <w:rFonts w:hint="eastAsia"/>
+                                  <w:sz w:val="15"/>
+                                  <w:szCs w:val="15"/>
                                   <w:lang w:val="en-US" w:eastAsia="zh-CN"/>
                                 </w:rPr>
                                 <w:t>2</w:t>
@@ -1823,12 +1836,16 @@
                                 <w:jc w:val="center"/>
                                 <w:rPr>
                                   <w:rFonts w:hint="default" w:eastAsiaTheme="minorEastAsia"/>
+                                  <w:sz w:val="15"/>
+                                  <w:szCs w:val="15"/>
                                   <w:lang w:val="en-US" w:eastAsia="zh-CN"/>
                                 </w:rPr>
                               </w:pPr>
                               <w:r>
                                 <w:rPr>
                                   <w:rFonts w:hint="eastAsia"/>
+                                  <w:sz w:val="15"/>
+                                  <w:szCs w:val="15"/>
                                   <w:lang w:val="en-US" w:eastAsia="zh-CN"/>
                                 </w:rPr>
                                 <w:t>采购清单N</w:t>
@@ -1839,12 +1856,16 @@
                                 <w:jc w:val="both"/>
                                 <w:rPr>
                                   <w:rFonts w:hint="default" w:eastAsiaTheme="minorEastAsia"/>
+                                  <w:sz w:val="15"/>
+                                  <w:szCs w:val="15"/>
                                   <w:lang w:val="en-US" w:eastAsia="zh-CN"/>
                                 </w:rPr>
                               </w:pPr>
                               <w:r>
                                 <w:rPr>
                                   <w:rFonts w:hint="eastAsia"/>
+                                  <w:sz w:val="15"/>
+                                  <w:szCs w:val="15"/>
                                   <w:lang w:val="en-US" w:eastAsia="zh-CN"/>
                                 </w:rPr>
                                 <w:t>N</w:t>
@@ -1889,12 +1910,16 @@
                                 <w:jc w:val="center"/>
                                 <w:rPr>
                                   <w:rFonts w:hint="default" w:eastAsiaTheme="minorEastAsia"/>
+                                  <w:sz w:val="15"/>
+                                  <w:szCs w:val="15"/>
                                   <w:lang w:val="en-US" w:eastAsia="zh-CN"/>
                                 </w:rPr>
                               </w:pPr>
                               <w:r>
                                 <w:rPr>
                                   <w:rFonts w:hint="eastAsia"/>
+                                  <w:sz w:val="15"/>
+                                  <w:szCs w:val="15"/>
                                   <w:lang w:val="en-US" w:eastAsia="zh-CN"/>
                                 </w:rPr>
                                 <w:t>库存明细1-1</w:t>
@@ -1939,12 +1964,16 @@
                                 <w:jc w:val="center"/>
                                 <w:rPr>
                                   <w:rFonts w:hint="default" w:eastAsiaTheme="minorEastAsia"/>
+                                  <w:sz w:val="15"/>
+                                  <w:szCs w:val="15"/>
                                   <w:lang w:val="en-US" w:eastAsia="zh-CN"/>
                                 </w:rPr>
                               </w:pPr>
                               <w:r>
                                 <w:rPr>
                                   <w:rFonts w:hint="eastAsia"/>
+                                  <w:sz w:val="15"/>
+                                  <w:szCs w:val="15"/>
                                   <w:lang w:val="en-US" w:eastAsia="zh-CN"/>
                                 </w:rPr>
                                 <w:t>库存明细1-2</w:t>
@@ -1989,12 +2018,16 @@
                                 <w:jc w:val="center"/>
                                 <w:rPr>
                                   <w:rFonts w:hint="default" w:eastAsiaTheme="minorEastAsia"/>
+                                  <w:sz w:val="15"/>
+                                  <w:szCs w:val="15"/>
                                   <w:lang w:val="en-US" w:eastAsia="zh-CN"/>
                                 </w:rPr>
                               </w:pPr>
                               <w:r>
                                 <w:rPr>
                                   <w:rFonts w:hint="eastAsia"/>
+                                  <w:sz w:val="15"/>
+                                  <w:szCs w:val="15"/>
                                   <w:lang w:val="en-US" w:eastAsia="zh-CN"/>
                                 </w:rPr>
                                 <w:t>库存明细2-1</w:t>
@@ -2039,12 +2072,16 @@
                                 <w:jc w:val="center"/>
                                 <w:rPr>
                                   <w:rFonts w:hint="default" w:eastAsiaTheme="minorEastAsia"/>
+                                  <w:sz w:val="15"/>
+                                  <w:szCs w:val="15"/>
                                   <w:lang w:val="en-US" w:eastAsia="zh-CN"/>
                                 </w:rPr>
                               </w:pPr>
                               <w:r>
                                 <w:rPr>
                                   <w:rFonts w:hint="eastAsia"/>
+                                  <w:sz w:val="15"/>
+                                  <w:szCs w:val="15"/>
                                   <w:lang w:val="en-US" w:eastAsia="zh-CN"/>
                                 </w:rPr>
                                 <w:t>库存明细N-1</w:t>
@@ -2304,7 +2341,7 @@
             <w:pict>
               <v:group id="_x0000_s1026" o:spid="_x0000_s1026" o:spt="203" style="position:absolute;left:0pt;margin-left:18.6pt;margin-top:3.95pt;height:139.45pt;width:334.85pt;z-index:251659264;mso-width-relative:page;mso-height-relative:page;" coordorigin="3388,53984" coordsize="6697,2789" o:gfxdata="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">
                 <o:lock v:ext="edit" aspectratio="f"/>
-                <v:roundrect id="_x0000_s1026" o:spid="_x0000_s1026" o:spt="2" style="position:absolute;left:5925;top:55060;height:500;width:1337;v-text-anchor:middle;" filled="f" stroked="t" coordsize="21600,21600" arcsize="0.166666666666667" o:gfxdata="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">
+                <v:roundrect id="_x0000_s1026" o:spid="_x0000_s1026" o:spt="2" style="position:absolute;left:5925;top:55060;height:500;width:1337;v-text-anchor:middle;" filled="f" stroked="t" coordsize="21600,21600" arcsize="0.166666666666667" o:gfxdata="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">
                   <v:fill on="f" focussize="0,0"/>
                   <v:stroke weight="1pt" color="#4874CB [3204]" miterlimit="8" joinstyle="miter"/>
                   <v:imagedata o:title=""/>
@@ -2316,12 +2353,16 @@
                           <w:jc w:val="center"/>
                           <w:rPr>
                             <w:rFonts w:hint="default" w:eastAsiaTheme="minorEastAsia"/>
+                            <w:sz w:val="15"/>
+                            <w:szCs w:val="15"/>
                             <w:lang w:val="en-US" w:eastAsia="zh-CN"/>
                           </w:rPr>
                         </w:pPr>
                         <w:r>
                           <w:rPr>
                             <w:rFonts w:hint="eastAsia"/>
+                            <w:sz w:val="15"/>
+                            <w:szCs w:val="15"/>
                             <w:lang w:val="en-US" w:eastAsia="zh-CN"/>
                           </w:rPr>
                           <w:t>采购单</w:t>
@@ -2330,7 +2371,7 @@
                     </w:txbxContent>
                   </v:textbox>
                 </v:roundrect>
-                <v:roundrect id="_x0000_s1026" o:spid="_x0000_s1026" o:spt="2" style="position:absolute;left:3425;top:54224;height:500;width:1673;v-text-anchor:middle;" filled="f" stroked="t" coordsize="21600,21600" arcsize="0.166666666666667" o:gfxdata="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">
+                <v:roundrect id="_x0000_s1026" o:spid="_x0000_s1026" o:spt="2" style="position:absolute;left:3425;top:54224;height:500;width:1673;v-text-anchor:middle;" filled="f" stroked="t" coordsize="21600,21600" arcsize="0.166666666666667" o:gfxdata="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">
                   <v:fill on="f" focussize="0,0"/>
                   <v:stroke weight="1pt" color="#4874CB [3204]" miterlimit="8" joinstyle="miter"/>
                   <v:imagedata o:title=""/>
@@ -2342,12 +2383,16 @@
                           <w:jc w:val="center"/>
                           <w:rPr>
                             <w:rFonts w:hint="default" w:eastAsiaTheme="minorEastAsia"/>
+                            <w:sz w:val="15"/>
+                            <w:szCs w:val="15"/>
                             <w:lang w:val="en-US" w:eastAsia="zh-CN"/>
                           </w:rPr>
                         </w:pPr>
                         <w:r>
                           <w:rPr>
                             <w:rFonts w:hint="eastAsia"/>
+                            <w:sz w:val="15"/>
+                            <w:szCs w:val="15"/>
                             <w:lang w:val="en-US" w:eastAsia="zh-CN"/>
                           </w:rPr>
                           <w:t>采购清单1</w:t>
@@ -2356,7 +2401,7 @@
                     </w:txbxContent>
                   </v:textbox>
                 </v:roundrect>
-                <v:roundrect id="_x0000_s1026" o:spid="_x0000_s1026" o:spt="2" style="position:absolute;left:3388;top:54973;height:500;width:1673;v-text-anchor:middle;" filled="f" stroked="t" coordsize="21600,21600" arcsize="0.166666666666667" o:gfxdata="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">
+                <v:roundrect id="_x0000_s1026" o:spid="_x0000_s1026" o:spt="2" style="position:absolute;left:3388;top:54973;height:500;width:1673;v-text-anchor:middle;" filled="f" stroked="t" coordsize="21600,21600" arcsize="0.166666666666667" o:gfxdata="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">
                   <v:fill on="f" focussize="0,0"/>
                   <v:stroke weight="1pt" color="#4874CB [3204]" miterlimit="8" joinstyle="miter"/>
                   <v:imagedata o:title=""/>
@@ -2368,12 +2413,16 @@
                           <w:jc w:val="center"/>
                           <w:rPr>
                             <w:rFonts w:hint="default" w:eastAsiaTheme="minorEastAsia"/>
+                            <w:sz w:val="15"/>
+                            <w:szCs w:val="15"/>
                             <w:lang w:val="en-US" w:eastAsia="zh-CN"/>
                           </w:rPr>
                         </w:pPr>
                         <w:r>
                           <w:rPr>
                             <w:rFonts w:hint="eastAsia"/>
+                            <w:sz w:val="15"/>
+                            <w:szCs w:val="15"/>
                             <w:lang w:val="en-US" w:eastAsia="zh-CN"/>
                           </w:rPr>
                           <w:t>采购清单2</w:t>
@@ -2384,12 +2433,16 @@
                           <w:jc w:val="both"/>
                           <w:rPr>
                             <w:rFonts w:hint="default" w:eastAsiaTheme="minorEastAsia"/>
+                            <w:sz w:val="15"/>
+                            <w:szCs w:val="15"/>
                             <w:lang w:val="en-US" w:eastAsia="zh-CN"/>
                           </w:rPr>
                         </w:pPr>
                         <w:r>
                           <w:rPr>
                             <w:rFonts w:hint="eastAsia"/>
+                            <w:sz w:val="15"/>
+                            <w:szCs w:val="15"/>
                             <w:lang w:val="en-US" w:eastAsia="zh-CN"/>
                           </w:rPr>
                           <w:t>2</w:t>
@@ -2398,7 +2451,7 @@
                     </w:txbxContent>
                   </v:textbox>
                 </v:roundrect>
-                <v:roundrect id="_x0000_s1026" o:spid="_x0000_s1026" o:spt="2" style="position:absolute;left:3438;top:55960;height:500;width:1673;v-text-anchor:middle;" filled="f" stroked="t" coordsize="21600,21600" arcsize="0.166666666666667" o:gfxdata="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">
+                <v:roundrect id="_x0000_s1026" o:spid="_x0000_s1026" o:spt="2" style="position:absolute;left:3438;top:55960;height:500;width:1673;v-text-anchor:middle;" filled="f" stroked="t" coordsize="21600,21600" arcsize="0.166666666666667" o:gfxdata="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">
                   <v:fill on="f" focussize="0,0"/>
                   <v:stroke weight="1pt" color="#4874CB [3204]" miterlimit="8" joinstyle="miter"/>
                   <v:imagedata o:title=""/>
@@ -2410,12 +2463,16 @@
                           <w:jc w:val="center"/>
                           <w:rPr>
                             <w:rFonts w:hint="default" w:eastAsiaTheme="minorEastAsia"/>
+                            <w:sz w:val="15"/>
+                            <w:szCs w:val="15"/>
                             <w:lang w:val="en-US" w:eastAsia="zh-CN"/>
                           </w:rPr>
                         </w:pPr>
                         <w:r>
                           <w:rPr>
                             <w:rFonts w:hint="eastAsia"/>
+                            <w:sz w:val="15"/>
+                            <w:szCs w:val="15"/>
                             <w:lang w:val="en-US" w:eastAsia="zh-CN"/>
                           </w:rPr>
                           <w:t>采购清单N</w:t>
@@ -2426,12 +2483,16 @@
                           <w:jc w:val="both"/>
                           <w:rPr>
                             <w:rFonts w:hint="default" w:eastAsiaTheme="minorEastAsia"/>
+                            <w:sz w:val="15"/>
+                            <w:szCs w:val="15"/>
                             <w:lang w:val="en-US" w:eastAsia="zh-CN"/>
                           </w:rPr>
                         </w:pPr>
                         <w:r>
                           <w:rPr>
                             <w:rFonts w:hint="eastAsia"/>
+                            <w:sz w:val="15"/>
+                            <w:szCs w:val="15"/>
                             <w:lang w:val="en-US" w:eastAsia="zh-CN"/>
                           </w:rPr>
                           <w:t>N</w:t>
@@ -2440,7 +2501,7 @@
                     </w:txbxContent>
                   </v:textbox>
                 </v:roundrect>
-                <v:roundrect id="_x0000_s1026" o:spid="_x0000_s1026" o:spt="2" style="position:absolute;left:8413;top:53984;height:500;width:1673;v-text-anchor:middle;" filled="f" stroked="t" coordsize="21600,21600" arcsize="0.166666666666667" o:gfxdata="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">
+                <v:roundrect id="_x0000_s1026" o:spid="_x0000_s1026" o:spt="2" style="position:absolute;left:8413;top:53984;height:500;width:1673;v-text-anchor:middle;" filled="f" stroked="t" coordsize="21600,21600" arcsize="0.166666666666667" o:gfxdata="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">
                   <v:fill on="f" focussize="0,0"/>
                   <v:stroke weight="1pt" color="#4874CB [3204]" miterlimit="8" joinstyle="miter"/>
                   <v:imagedata o:title=""/>
@@ -2452,12 +2513,16 @@
                           <w:jc w:val="center"/>
                           <w:rPr>
                             <w:rFonts w:hint="default" w:eastAsiaTheme="minorEastAsia"/>
+                            <w:sz w:val="15"/>
+                            <w:szCs w:val="15"/>
                             <w:lang w:val="en-US" w:eastAsia="zh-CN"/>
                           </w:rPr>
                         </w:pPr>
                         <w:r>
                           <w:rPr>
                             <w:rFonts w:hint="eastAsia"/>
+                            <w:sz w:val="15"/>
+                            <w:szCs w:val="15"/>
                             <w:lang w:val="en-US" w:eastAsia="zh-CN"/>
                           </w:rPr>
                           <w:t>库存明细1-1</w:t>
@@ -2466,7 +2531,7 @@
                     </w:txbxContent>
                   </v:textbox>
                 </v:roundrect>
-                <v:roundrect id="_x0000_s1026" o:spid="_x0000_s1026" o:spt="2" style="position:absolute;left:8400;top:54624;height:500;width:1673;v-text-anchor:middle;" filled="f" stroked="t" coordsize="21600,21600" arcsize="0.166666666666667" o:gfxdata="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">
+                <v:roundrect id="_x0000_s1026" o:spid="_x0000_s1026" o:spt="2" style="position:absolute;left:8400;top:54624;height:500;width:1673;v-text-anchor:middle;" filled="f" stroked="t" coordsize="21600,21600" arcsize="0.166666666666667" o:gfxdata="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">
                   <v:fill on="f" focussize="0,0"/>
                   <v:stroke weight="1pt" color="#4874CB [3204]" miterlimit="8" joinstyle="miter"/>
                   <v:imagedata o:title=""/>
@@ -2478,12 +2543,16 @@
                           <w:jc w:val="center"/>
                           <w:rPr>
                             <w:rFonts w:hint="default" w:eastAsiaTheme="minorEastAsia"/>
+                            <w:sz w:val="15"/>
+                            <w:szCs w:val="15"/>
                             <w:lang w:val="en-US" w:eastAsia="zh-CN"/>
                           </w:rPr>
                         </w:pPr>
                         <w:r>
                           <w:rPr>
                             <w:rFonts w:hint="eastAsia"/>
+                            <w:sz w:val="15"/>
+                            <w:szCs w:val="15"/>
                             <w:lang w:val="en-US" w:eastAsia="zh-CN"/>
                           </w:rPr>
                           <w:t>库存明细1-2</w:t>
@@ -2492,7 +2561,7 @@
                     </w:txbxContent>
                   </v:textbox>
                 </v:roundrect>
-                <v:roundrect id="_x0000_s1026" o:spid="_x0000_s1026" o:spt="2" style="position:absolute;left:8352;top:55373;height:500;width:1673;v-text-anchor:middle;" filled="f" stroked="t" coordsize="21600,21600" arcsize="0.166666666666667" o:gfxdata="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">
+                <v:roundrect id="_x0000_s1026" o:spid="_x0000_s1026" o:spt="2" style="position:absolute;left:8352;top:55373;height:500;width:1673;v-text-anchor:middle;" filled="f" stroked="t" coordsize="21600,21600" arcsize="0.166666666666667" o:gfxdata="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">
                   <v:fill on="f" focussize="0,0"/>
                   <v:stroke weight="1pt" color="#4874CB [3204]" miterlimit="8" joinstyle="miter"/>
                   <v:imagedata o:title=""/>
@@ -2504,12 +2573,16 @@
                           <w:jc w:val="center"/>
                           <w:rPr>
                             <w:rFonts w:hint="default" w:eastAsiaTheme="minorEastAsia"/>
+                            <w:sz w:val="15"/>
+                            <w:szCs w:val="15"/>
                             <w:lang w:val="en-US" w:eastAsia="zh-CN"/>
                           </w:rPr>
                         </w:pPr>
                         <w:r>
                           <w:rPr>
                             <w:rFonts w:hint="eastAsia"/>
+                            <w:sz w:val="15"/>
+                            <w:szCs w:val="15"/>
                             <w:lang w:val="en-US" w:eastAsia="zh-CN"/>
                           </w:rPr>
                           <w:t>库存明细2-1</w:t>
@@ -2518,7 +2591,7 @@
                     </w:txbxContent>
                   </v:textbox>
                 </v:roundrect>
-                <v:roundrect id="_x0000_s1026" o:spid="_x0000_s1026" o:spt="2" style="position:absolute;left:8351;top:56273;height:500;width:1673;v-text-anchor:middle;" filled="f" stroked="t" coordsize="21600,21600" arcsize="0.166666666666667" o:gfxdata="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">
+                <v:roundrect id="_x0000_s1026" o:spid="_x0000_s1026" o:spt="2" style="position:absolute;left:8351;top:56273;height:500;width:1673;v-text-anchor:middle;" filled="f" stroked="t" coordsize="21600,21600" arcsize="0.166666666666667" o:gfxdata="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">
                   <v:fill on="f" focussize="0,0"/>
                   <v:stroke weight="1pt" color="#4874CB [3204]" miterlimit="8" joinstyle="miter"/>
                   <v:imagedata o:title=""/>
@@ -2530,12 +2603,16 @@
                           <w:jc w:val="center"/>
                           <w:rPr>
                             <w:rFonts w:hint="default" w:eastAsiaTheme="minorEastAsia"/>
+                            <w:sz w:val="15"/>
+                            <w:szCs w:val="15"/>
                             <w:lang w:val="en-US" w:eastAsia="zh-CN"/>
                           </w:rPr>
                         </w:pPr>
                         <w:r>
                           <w:rPr>
                             <w:rFonts w:hint="eastAsia"/>
+                            <w:sz w:val="15"/>
+                            <w:szCs w:val="15"/>
                             <w:lang w:val="en-US" w:eastAsia="zh-CN"/>
                           </w:rPr>
                           <w:t>库存明细N-1</w:t>
@@ -2674,10 +2751,1660 @@
     </w:p>
     <w:p>
       <w:pPr>
+        <w:pStyle w:val="5"/>
+        <w:bidi w:val="0"/>
+        <w:rPr>
+          <w:rFonts w:hint="default"/>
+          <w:b/>
+          <w:lang w:val="en-US" w:eastAsia="zh-CN"/>
+        </w:rPr>
+      </w:pPr>
+      <w:r>
+        <w:rPr>
+          <w:rFonts w:hint="eastAsia"/>
+          <w:b/>
+          <w:lang w:val="en-US" w:eastAsia="zh-CN"/>
+        </w:rPr>
+        <w:t>销售</w:t>
+      </w:r>
+    </w:p>
+    <w:p>
+      <w:pPr>
         <w:pStyle w:val="6"/>
         <w:bidi w:val="0"/>
         <w:rPr>
           <w:rFonts w:hint="eastAsia"/>
+          <w:lang w:val="en-US" w:eastAsia="zh-CN"/>
+        </w:rPr>
+      </w:pPr>
+      <w:r>
+        <w:rPr>
+          <w:rFonts w:hint="eastAsia"/>
+          <w:lang w:val="en-US" w:eastAsia="zh-CN"/>
+        </w:rPr>
+        <w:t>销售支持订单式销售模式，即先填写下单意向，然后根据销售清单进行生产，再进行发货。</w:t>
+      </w:r>
+    </w:p>
+    <w:p>
+      <w:pPr>
+        <w:pStyle w:val="6"/>
+        <w:bidi w:val="0"/>
+        <w:rPr>
+          <w:rFonts w:hint="eastAsia"/>
+          <w:lang w:val="en-US" w:eastAsia="zh-CN"/>
+        </w:rPr>
+      </w:pPr>
+      <w:r>
+        <w:rPr>
+          <w:sz w:val="21"/>
+        </w:rPr>
+        <mc:AlternateContent>
+          <mc:Choice Requires="wps">
+            <w:drawing>
+              <wp:anchor distT="0" distB="0" distL="114300" distR="114300" simplePos="0" relativeHeight="251666432" behindDoc="0" locked="0" layoutInCell="1" allowOverlap="1">
+                <wp:simplePos x="0" y="0"/>
+                <wp:positionH relativeFrom="column">
+                  <wp:posOffset>3656965</wp:posOffset>
+                </wp:positionH>
+                <wp:positionV relativeFrom="paragraph">
+                  <wp:posOffset>643890</wp:posOffset>
+                </wp:positionV>
+                <wp:extent cx="424815" cy="8255"/>
+                <wp:effectExtent l="0" t="48895" r="13335" b="57150"/>
+                <wp:wrapNone/>
+                <wp:docPr id="23" name="直接箭头连接符 23"/>
+                <wp:cNvGraphicFramePr/>
+                <a:graphic xmlns:a="http://schemas.openxmlformats.org/drawingml/2006/main">
+                  <a:graphicData uri="http://schemas.microsoft.com/office/word/2010/wordprocessingShape">
+                    <wps:wsp>
+                      <wps:cNvCnPr>
+                        <a:stCxn id="19" idx="3"/>
+                        <a:endCxn id="20" idx="1"/>
+                      </wps:cNvCnPr>
+                      <wps:spPr>
+                        <a:xfrm flipV="1">
+                          <a:off x="0" y="0"/>
+                          <a:ext cx="424815" cy="8255"/>
+                        </a:xfrm>
+                        <a:prstGeom prst="straightConnector1">
+                          <a:avLst/>
+                        </a:prstGeom>
+                        <a:ln>
+                          <a:tailEnd type="arrow"/>
+                        </a:ln>
+                      </wps:spPr>
+                      <wps:style>
+                        <a:lnRef idx="2">
+                          <a:schemeClr val="accent1"/>
+                        </a:lnRef>
+                        <a:fillRef idx="0">
+                          <a:srgbClr val="FFFFFF"/>
+                        </a:fillRef>
+                        <a:effectRef idx="0">
+                          <a:srgbClr val="FFFFFF"/>
+                        </a:effectRef>
+                        <a:fontRef idx="minor">
+                          <a:schemeClr val="tx1"/>
+                        </a:fontRef>
+                      </wps:style>
+                      <wps:bodyPr/>
+                    </wps:wsp>
+                  </a:graphicData>
+                </a:graphic>
+              </wp:anchor>
+            </w:drawing>
+          </mc:Choice>
+          <mc:Fallback>
+            <w:pict>
+              <v:shape id="_x0000_s1026" o:spid="_x0000_s1026" o:spt="32" type="#_x0000_t32" style="position:absolute;left:0pt;flip:y;margin-left:287.95pt;margin-top:50.7pt;height:0.65pt;width:33.45pt;z-index:251666432;mso-width-relative:page;mso-height-relative:page;" filled="f" stroked="t" coordsize="21600,21600" o:gfxdata="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">
+                <v:fill on="f" focussize="0,0"/>
+                <v:stroke weight="1pt" color="#4874CB [3204]" miterlimit="8" joinstyle="miter" endarrow="open"/>
+                <v:imagedata o:title=""/>
+                <o:lock v:ext="edit" aspectratio="f"/>
+              </v:shape>
+            </w:pict>
+          </mc:Fallback>
+        </mc:AlternateContent>
+      </w:r>
+    </w:p>
+    <w:p>
+      <w:pPr>
+        <w:pStyle w:val="6"/>
+        <w:bidi w:val="0"/>
+        <w:rPr>
+          <w:rFonts w:hint="eastAsia"/>
+          <w:lang w:val="en-US" w:eastAsia="zh-CN"/>
+        </w:rPr>
+      </w:pPr>
+      <w:r>
+        <w:rPr>
+          <w:sz w:val="15"/>
+          <w:szCs w:val="15"/>
+        </w:rPr>
+        <mc:AlternateContent>
+          <mc:Choice Requires="wps">
+            <w:drawing>
+              <wp:anchor distT="0" distB="0" distL="114300" distR="114300" simplePos="0" relativeHeight="251663360" behindDoc="0" locked="0" layoutInCell="1" allowOverlap="1">
+                <wp:simplePos x="0" y="0"/>
+                <wp:positionH relativeFrom="column">
+                  <wp:posOffset>4081780</wp:posOffset>
+                </wp:positionH>
+                <wp:positionV relativeFrom="paragraph">
+                  <wp:posOffset>182880</wp:posOffset>
+                </wp:positionV>
+                <wp:extent cx="865505" cy="373380"/>
+                <wp:effectExtent l="6350" t="6350" r="23495" b="20320"/>
+                <wp:wrapNone/>
+                <wp:docPr id="20" name="圆角矩形 20"/>
+                <wp:cNvGraphicFramePr/>
+                <a:graphic xmlns:a="http://schemas.openxmlformats.org/drawingml/2006/main">
+                  <a:graphicData uri="http://schemas.microsoft.com/office/word/2010/wordprocessingShape">
+                    <wps:wsp>
+                      <wps:cNvSpPr/>
+                      <wps:spPr>
+                        <a:xfrm>
+                          <a:off x="0" y="0"/>
+                          <a:ext cx="865505" cy="373380"/>
+                        </a:xfrm>
+                        <a:prstGeom prst="roundRect">
+                          <a:avLst/>
+                        </a:prstGeom>
+                      </wps:spPr>
+                      <wps:style>
+                        <a:lnRef idx="2">
+                          <a:schemeClr val="accent1"/>
+                        </a:lnRef>
+                        <a:fillRef idx="0">
+                          <a:srgbClr val="FFFFFF"/>
+                        </a:fillRef>
+                        <a:effectRef idx="0">
+                          <a:srgbClr val="FFFFFF"/>
+                        </a:effectRef>
+                        <a:fontRef idx="minor">
+                          <a:schemeClr val="tx1"/>
+                        </a:fontRef>
+                      </wps:style>
+                      <wps:txbx>
+                        <w:txbxContent>
+                          <w:p>
+                            <w:pPr>
+                              <w:jc w:val="center"/>
+                              <w:rPr>
+                                <w:rFonts w:hint="default" w:eastAsiaTheme="minorEastAsia"/>
+                                <w:sz w:val="15"/>
+                                <w:szCs w:val="15"/>
+                                <w:lang w:val="en-US" w:eastAsia="zh-CN"/>
+                              </w:rPr>
+                            </w:pPr>
+                            <w:r>
+                              <w:rPr>
+                                <w:rFonts w:hint="eastAsia"/>
+                                <w:sz w:val="15"/>
+                                <w:szCs w:val="15"/>
+                                <w:lang w:val="en-US" w:eastAsia="zh-CN"/>
+                              </w:rPr>
+                              <w:t>发货</w:t>
+                            </w:r>
+                          </w:p>
+                        </w:txbxContent>
+                      </wps:txbx>
+                      <wps:bodyPr rot="0" spcFirstLastPara="0" vertOverflow="overflow" horzOverflow="overflow" vert="horz" wrap="square" lIns="91440" tIns="45720" rIns="91440" bIns="45720" numCol="1" spcCol="0" rtlCol="0" fromWordArt="0" anchor="ctr" anchorCtr="0" forceAA="0" compatLnSpc="1">
+                        <a:noAutofit/>
+                      </wps:bodyPr>
+                    </wps:wsp>
+                  </a:graphicData>
+                </a:graphic>
+              </wp:anchor>
+            </w:drawing>
+          </mc:Choice>
+          <mc:Fallback>
+            <w:pict>
+              <v:roundrect id="_x0000_s1026" o:spid="_x0000_s1026" o:spt="2" style="position:absolute;left:0pt;margin-left:321.4pt;margin-top:14.4pt;height:29.4pt;width:68.15pt;z-index:251663360;v-text-anchor:middle;mso-width-relative:page;mso-height-relative:page;" filled="f" stroked="t" coordsize="21600,21600" arcsize="0.166666666666667" o:gfxdata="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">
+                <v:fill on="f" focussize="0,0"/>
+                <v:stroke weight="1pt" color="#4874CB [3204]" miterlimit="8" joinstyle="miter"/>
+                <v:imagedata o:title=""/>
+                <o:lock v:ext="edit" aspectratio="f"/>
+                <v:textbox>
+                  <w:txbxContent>
+                    <w:p>
+                      <w:pPr>
+                        <w:jc w:val="center"/>
+                        <w:rPr>
+                          <w:rFonts w:hint="default" w:eastAsiaTheme="minorEastAsia"/>
+                          <w:sz w:val="15"/>
+                          <w:szCs w:val="15"/>
+                          <w:lang w:val="en-US" w:eastAsia="zh-CN"/>
+                        </w:rPr>
+                      </w:pPr>
+                      <w:r>
+                        <w:rPr>
+                          <w:rFonts w:hint="eastAsia"/>
+                          <w:sz w:val="15"/>
+                          <w:szCs w:val="15"/>
+                          <w:lang w:val="en-US" w:eastAsia="zh-CN"/>
+                        </w:rPr>
+                        <w:t>发货</w:t>
+                      </w:r>
+                    </w:p>
+                  </w:txbxContent>
+                </v:textbox>
+              </v:roundrect>
+            </w:pict>
+          </mc:Fallback>
+        </mc:AlternateContent>
+      </w:r>
+      <w:r>
+        <w:rPr>
+          <w:sz w:val="15"/>
+          <w:szCs w:val="15"/>
+        </w:rPr>
+        <mc:AlternateContent>
+          <mc:Choice Requires="wps">
+            <w:drawing>
+              <wp:anchor distT="0" distB="0" distL="114300" distR="114300" simplePos="0" relativeHeight="251662336" behindDoc="0" locked="0" layoutInCell="1" allowOverlap="1">
+                <wp:simplePos x="0" y="0"/>
+                <wp:positionH relativeFrom="column">
+                  <wp:posOffset>2791460</wp:posOffset>
+                </wp:positionH>
+                <wp:positionV relativeFrom="paragraph">
+                  <wp:posOffset>191135</wp:posOffset>
+                </wp:positionV>
+                <wp:extent cx="865505" cy="373380"/>
+                <wp:effectExtent l="6350" t="6350" r="23495" b="20320"/>
+                <wp:wrapNone/>
+                <wp:docPr id="19" name="圆角矩形 19"/>
+                <wp:cNvGraphicFramePr/>
+                <a:graphic xmlns:a="http://schemas.openxmlformats.org/drawingml/2006/main">
+                  <a:graphicData uri="http://schemas.microsoft.com/office/word/2010/wordprocessingShape">
+                    <wps:wsp>
+                      <wps:cNvSpPr/>
+                      <wps:spPr>
+                        <a:xfrm>
+                          <a:off x="0" y="0"/>
+                          <a:ext cx="865505" cy="373380"/>
+                        </a:xfrm>
+                        <a:prstGeom prst="roundRect">
+                          <a:avLst/>
+                        </a:prstGeom>
+                      </wps:spPr>
+                      <wps:style>
+                        <a:lnRef idx="2">
+                          <a:schemeClr val="accent1"/>
+                        </a:lnRef>
+                        <a:fillRef idx="0">
+                          <a:srgbClr val="FFFFFF"/>
+                        </a:fillRef>
+                        <a:effectRef idx="0">
+                          <a:srgbClr val="FFFFFF"/>
+                        </a:effectRef>
+                        <a:fontRef idx="minor">
+                          <a:schemeClr val="tx1"/>
+                        </a:fontRef>
+                      </wps:style>
+                      <wps:txbx>
+                        <w:txbxContent>
+                          <w:p>
+                            <w:pPr>
+                              <w:jc w:val="center"/>
+                              <w:rPr>
+                                <w:rFonts w:hint="default" w:eastAsiaTheme="minorEastAsia"/>
+                                <w:sz w:val="15"/>
+                                <w:szCs w:val="15"/>
+                                <w:lang w:val="en-US" w:eastAsia="zh-CN"/>
+                              </w:rPr>
+                            </w:pPr>
+                            <w:r>
+                              <w:rPr>
+                                <w:rFonts w:hint="eastAsia"/>
+                                <w:sz w:val="15"/>
+                                <w:szCs w:val="15"/>
+                                <w:lang w:val="en-US" w:eastAsia="zh-CN"/>
+                              </w:rPr>
+                              <w:t>库存</w:t>
+                            </w:r>
+                          </w:p>
+                        </w:txbxContent>
+                      </wps:txbx>
+                      <wps:bodyPr rot="0" spcFirstLastPara="0" vertOverflow="overflow" horzOverflow="overflow" vert="horz" wrap="square" lIns="91440" tIns="45720" rIns="91440" bIns="45720" numCol="1" spcCol="0" rtlCol="0" fromWordArt="0" anchor="ctr" anchorCtr="0" forceAA="0" compatLnSpc="1">
+                        <a:noAutofit/>
+                      </wps:bodyPr>
+                    </wps:wsp>
+                  </a:graphicData>
+                </a:graphic>
+              </wp:anchor>
+            </w:drawing>
+          </mc:Choice>
+          <mc:Fallback>
+            <w:pict>
+              <v:roundrect id="_x0000_s1026" o:spid="_x0000_s1026" o:spt="2" style="position:absolute;left:0pt;margin-left:219.8pt;margin-top:15.05pt;height:29.4pt;width:68.15pt;z-index:251662336;v-text-anchor:middle;mso-width-relative:page;mso-height-relative:page;" filled="f" stroked="t" coordsize="21600,21600" arcsize="0.166666666666667" o:gfxdata="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">
+                <v:fill on="f" focussize="0,0"/>
+                <v:stroke weight="1pt" color="#4874CB [3204]" miterlimit="8" joinstyle="miter"/>
+                <v:imagedata o:title=""/>
+                <o:lock v:ext="edit" aspectratio="f"/>
+                <v:textbox>
+                  <w:txbxContent>
+                    <w:p>
+                      <w:pPr>
+                        <w:jc w:val="center"/>
+                        <w:rPr>
+                          <w:rFonts w:hint="default" w:eastAsiaTheme="minorEastAsia"/>
+                          <w:sz w:val="15"/>
+                          <w:szCs w:val="15"/>
+                          <w:lang w:val="en-US" w:eastAsia="zh-CN"/>
+                        </w:rPr>
+                      </w:pPr>
+                      <w:r>
+                        <w:rPr>
+                          <w:rFonts w:hint="eastAsia"/>
+                          <w:sz w:val="15"/>
+                          <w:szCs w:val="15"/>
+                          <w:lang w:val="en-US" w:eastAsia="zh-CN"/>
+                        </w:rPr>
+                        <w:t>库存</w:t>
+                      </w:r>
+                    </w:p>
+                  </w:txbxContent>
+                </v:textbox>
+              </v:roundrect>
+            </w:pict>
+          </mc:Fallback>
+        </mc:AlternateContent>
+      </w:r>
+      <w:r>
+        <w:rPr>
+          <w:sz w:val="15"/>
+          <w:szCs w:val="15"/>
+        </w:rPr>
+        <mc:AlternateContent>
+          <mc:Choice Requires="wps">
+            <w:drawing>
+              <wp:anchor distT="0" distB="0" distL="114300" distR="114300" simplePos="0" relativeHeight="251661312" behindDoc="0" locked="0" layoutInCell="1" allowOverlap="1">
+                <wp:simplePos x="0" y="0"/>
+                <wp:positionH relativeFrom="column">
+                  <wp:posOffset>1561465</wp:posOffset>
+                </wp:positionH>
+                <wp:positionV relativeFrom="paragraph">
+                  <wp:posOffset>182880</wp:posOffset>
+                </wp:positionV>
+                <wp:extent cx="865505" cy="373380"/>
+                <wp:effectExtent l="6350" t="6350" r="23495" b="20320"/>
+                <wp:wrapNone/>
+                <wp:docPr id="18" name="圆角矩形 18"/>
+                <wp:cNvGraphicFramePr/>
+                <a:graphic xmlns:a="http://schemas.openxmlformats.org/drawingml/2006/main">
+                  <a:graphicData uri="http://schemas.microsoft.com/office/word/2010/wordprocessingShape">
+                    <wps:wsp>
+                      <wps:cNvSpPr/>
+                      <wps:spPr>
+                        <a:xfrm>
+                          <a:off x="0" y="0"/>
+                          <a:ext cx="865505" cy="373380"/>
+                        </a:xfrm>
+                        <a:prstGeom prst="roundRect">
+                          <a:avLst/>
+                        </a:prstGeom>
+                      </wps:spPr>
+                      <wps:style>
+                        <a:lnRef idx="2">
+                          <a:schemeClr val="accent1"/>
+                        </a:lnRef>
+                        <a:fillRef idx="0">
+                          <a:srgbClr val="FFFFFF"/>
+                        </a:fillRef>
+                        <a:effectRef idx="0">
+                          <a:srgbClr val="FFFFFF"/>
+                        </a:effectRef>
+                        <a:fontRef idx="minor">
+                          <a:schemeClr val="tx1"/>
+                        </a:fontRef>
+                      </wps:style>
+                      <wps:txbx>
+                        <w:txbxContent>
+                          <w:p>
+                            <w:pPr>
+                              <w:jc w:val="center"/>
+                              <w:rPr>
+                                <w:rFonts w:hint="default" w:eastAsiaTheme="minorEastAsia"/>
+                                <w:sz w:val="15"/>
+                                <w:szCs w:val="15"/>
+                                <w:lang w:val="en-US" w:eastAsia="zh-CN"/>
+                              </w:rPr>
+                            </w:pPr>
+                            <w:r>
+                              <w:rPr>
+                                <w:rFonts w:hint="eastAsia"/>
+                                <w:sz w:val="15"/>
+                                <w:szCs w:val="15"/>
+                                <w:lang w:val="en-US" w:eastAsia="zh-CN"/>
+                              </w:rPr>
+                              <w:t>生产</w:t>
+                            </w:r>
+                          </w:p>
+                        </w:txbxContent>
+                      </wps:txbx>
+                      <wps:bodyPr rot="0" spcFirstLastPara="0" vertOverflow="overflow" horzOverflow="overflow" vert="horz" wrap="square" lIns="91440" tIns="45720" rIns="91440" bIns="45720" numCol="1" spcCol="0" rtlCol="0" fromWordArt="0" anchor="ctr" anchorCtr="0" forceAA="0" compatLnSpc="1">
+                        <a:noAutofit/>
+                      </wps:bodyPr>
+                    </wps:wsp>
+                  </a:graphicData>
+                </a:graphic>
+              </wp:anchor>
+            </w:drawing>
+          </mc:Choice>
+          <mc:Fallback>
+            <w:pict>
+              <v:roundrect id="_x0000_s1026" o:spid="_x0000_s1026" o:spt="2" style="position:absolute;left:0pt;margin-left:122.95pt;margin-top:14.4pt;height:29.4pt;width:68.15pt;z-index:251661312;v-text-anchor:middle;mso-width-relative:page;mso-height-relative:page;" filled="f" stroked="t" coordsize="21600,21600" arcsize="0.166666666666667" o:gfxdata="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">
+                <v:fill on="f" focussize="0,0"/>
+                <v:stroke weight="1pt" color="#4874CB [3204]" miterlimit="8" joinstyle="miter"/>
+                <v:imagedata o:title=""/>
+                <o:lock v:ext="edit" aspectratio="f"/>
+                <v:textbox>
+                  <w:txbxContent>
+                    <w:p>
+                      <w:pPr>
+                        <w:jc w:val="center"/>
+                        <w:rPr>
+                          <w:rFonts w:hint="default" w:eastAsiaTheme="minorEastAsia"/>
+                          <w:sz w:val="15"/>
+                          <w:szCs w:val="15"/>
+                          <w:lang w:val="en-US" w:eastAsia="zh-CN"/>
+                        </w:rPr>
+                      </w:pPr>
+                      <w:r>
+                        <w:rPr>
+                          <w:rFonts w:hint="eastAsia"/>
+                          <w:sz w:val="15"/>
+                          <w:szCs w:val="15"/>
+                          <w:lang w:val="en-US" w:eastAsia="zh-CN"/>
+                        </w:rPr>
+                        <w:t>生产</w:t>
+                      </w:r>
+                    </w:p>
+                  </w:txbxContent>
+                </v:textbox>
+              </v:roundrect>
+            </w:pict>
+          </mc:Fallback>
+        </mc:AlternateContent>
+      </w:r>
+      <w:r>
+        <w:rPr>
+          <w:sz w:val="15"/>
+          <w:szCs w:val="15"/>
+        </w:rPr>
+        <mc:AlternateContent>
+          <mc:Choice Requires="wps">
+            <w:drawing>
+              <wp:anchor distT="0" distB="0" distL="114300" distR="114300" simplePos="0" relativeHeight="251660288" behindDoc="0" locked="0" layoutInCell="1" allowOverlap="1">
+                <wp:simplePos x="0" y="0"/>
+                <wp:positionH relativeFrom="column">
+                  <wp:posOffset>362585</wp:posOffset>
+                </wp:positionH>
+                <wp:positionV relativeFrom="paragraph">
+                  <wp:posOffset>174625</wp:posOffset>
+                </wp:positionV>
+                <wp:extent cx="865505" cy="373380"/>
+                <wp:effectExtent l="6350" t="6350" r="23495" b="20320"/>
+                <wp:wrapNone/>
+                <wp:docPr id="17" name="圆角矩形 17"/>
+                <wp:cNvGraphicFramePr/>
+                <a:graphic xmlns:a="http://schemas.openxmlformats.org/drawingml/2006/main">
+                  <a:graphicData uri="http://schemas.microsoft.com/office/word/2010/wordprocessingShape">
+                    <wps:wsp>
+                      <wps:cNvSpPr/>
+                      <wps:spPr>
+                        <a:xfrm>
+                          <a:off x="1593215" y="6688455"/>
+                          <a:ext cx="865505" cy="373380"/>
+                        </a:xfrm>
+                        <a:prstGeom prst="roundRect">
+                          <a:avLst/>
+                        </a:prstGeom>
+                      </wps:spPr>
+                      <wps:style>
+                        <a:lnRef idx="2">
+                          <a:schemeClr val="accent1"/>
+                        </a:lnRef>
+                        <a:fillRef idx="0">
+                          <a:srgbClr val="FFFFFF"/>
+                        </a:fillRef>
+                        <a:effectRef idx="0">
+                          <a:srgbClr val="FFFFFF"/>
+                        </a:effectRef>
+                        <a:fontRef idx="minor">
+                          <a:schemeClr val="tx1"/>
+                        </a:fontRef>
+                      </wps:style>
+                      <wps:txbx>
+                        <w:txbxContent>
+                          <w:p>
+                            <w:pPr>
+                              <w:jc w:val="center"/>
+                              <w:rPr>
+                                <w:rFonts w:hint="default" w:eastAsiaTheme="minorEastAsia"/>
+                                <w:sz w:val="15"/>
+                                <w:szCs w:val="15"/>
+                                <w:lang w:val="en-US" w:eastAsia="zh-CN"/>
+                              </w:rPr>
+                            </w:pPr>
+                            <w:r>
+                              <w:rPr>
+                                <w:rFonts w:hint="eastAsia"/>
+                                <w:sz w:val="15"/>
+                                <w:szCs w:val="15"/>
+                                <w:lang w:val="en-US" w:eastAsia="zh-CN"/>
+                              </w:rPr>
+                              <w:t>下单</w:t>
+                            </w:r>
+                          </w:p>
+                        </w:txbxContent>
+                      </wps:txbx>
+                      <wps:bodyPr rot="0" spcFirstLastPara="0" vertOverflow="overflow" horzOverflow="overflow" vert="horz" wrap="square" lIns="91440" tIns="45720" rIns="91440" bIns="45720" numCol="1" spcCol="0" rtlCol="0" fromWordArt="0" anchor="ctr" anchorCtr="0" forceAA="0" compatLnSpc="1">
+                        <a:noAutofit/>
+                      </wps:bodyPr>
+                    </wps:wsp>
+                  </a:graphicData>
+                </a:graphic>
+              </wp:anchor>
+            </w:drawing>
+          </mc:Choice>
+          <mc:Fallback>
+            <w:pict>
+              <v:roundrect id="_x0000_s1026" o:spid="_x0000_s1026" o:spt="2" style="position:absolute;left:0pt;margin-left:28.55pt;margin-top:13.75pt;height:29.4pt;width:68.15pt;z-index:251660288;v-text-anchor:middle;mso-width-relative:page;mso-height-relative:page;" filled="f" stroked="t" coordsize="21600,21600" arcsize="0.166666666666667" o:gfxdata="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">
+                <v:fill on="f" focussize="0,0"/>
+                <v:stroke weight="1pt" color="#4874CB [3204]" miterlimit="8" joinstyle="miter"/>
+                <v:imagedata o:title=""/>
+                <o:lock v:ext="edit" aspectratio="f"/>
+                <v:textbox>
+                  <w:txbxContent>
+                    <w:p>
+                      <w:pPr>
+                        <w:jc w:val="center"/>
+                        <w:rPr>
+                          <w:rFonts w:hint="default" w:eastAsiaTheme="minorEastAsia"/>
+                          <w:sz w:val="15"/>
+                          <w:szCs w:val="15"/>
+                          <w:lang w:val="en-US" w:eastAsia="zh-CN"/>
+                        </w:rPr>
+                      </w:pPr>
+                      <w:r>
+                        <w:rPr>
+                          <w:rFonts w:hint="eastAsia"/>
+                          <w:sz w:val="15"/>
+                          <w:szCs w:val="15"/>
+                          <w:lang w:val="en-US" w:eastAsia="zh-CN"/>
+                        </w:rPr>
+                        <w:t>下单</w:t>
+                      </w:r>
+                    </w:p>
+                  </w:txbxContent>
+                </v:textbox>
+              </v:roundrect>
+            </w:pict>
+          </mc:Fallback>
+        </mc:AlternateContent>
+      </w:r>
+    </w:p>
+    <w:p>
+      <w:pPr>
+        <w:pStyle w:val="6"/>
+        <w:bidi w:val="0"/>
+        <w:rPr>
+          <w:rFonts w:hint="eastAsia"/>
+          <w:lang w:val="en-US" w:eastAsia="zh-CN"/>
+        </w:rPr>
+      </w:pPr>
+      <w:r>
+        <w:rPr>
+          <w:sz w:val="21"/>
+        </w:rPr>
+        <mc:AlternateContent>
+          <mc:Choice Requires="wps">
+            <w:drawing>
+              <wp:anchor distT="0" distB="0" distL="114300" distR="114300" simplePos="0" relativeHeight="251664384" behindDoc="0" locked="0" layoutInCell="1" allowOverlap="1">
+                <wp:simplePos x="0" y="0"/>
+                <wp:positionH relativeFrom="column">
+                  <wp:posOffset>1228090</wp:posOffset>
+                </wp:positionH>
+                <wp:positionV relativeFrom="paragraph">
+                  <wp:posOffset>86995</wp:posOffset>
+                </wp:positionV>
+                <wp:extent cx="333375" cy="8255"/>
+                <wp:effectExtent l="0" t="44450" r="9525" b="61595"/>
+                <wp:wrapNone/>
+                <wp:docPr id="21" name="直接箭头连接符 21"/>
+                <wp:cNvGraphicFramePr/>
+                <a:graphic xmlns:a="http://schemas.openxmlformats.org/drawingml/2006/main">
+                  <a:graphicData uri="http://schemas.microsoft.com/office/word/2010/wordprocessingShape">
+                    <wps:wsp>
+                      <wps:cNvCnPr/>
+                      <wps:spPr>
+                        <a:xfrm>
+                          <a:off x="2371090" y="6819265"/>
+                          <a:ext cx="333375" cy="8255"/>
+                        </a:xfrm>
+                        <a:prstGeom prst="straightConnector1">
+                          <a:avLst/>
+                        </a:prstGeom>
+                        <a:ln>
+                          <a:tailEnd type="arrow"/>
+                        </a:ln>
+                      </wps:spPr>
+                      <wps:style>
+                        <a:lnRef idx="2">
+                          <a:schemeClr val="accent1"/>
+                        </a:lnRef>
+                        <a:fillRef idx="0">
+                          <a:srgbClr val="FFFFFF"/>
+                        </a:fillRef>
+                        <a:effectRef idx="0">
+                          <a:srgbClr val="FFFFFF"/>
+                        </a:effectRef>
+                        <a:fontRef idx="minor">
+                          <a:schemeClr val="tx1"/>
+                        </a:fontRef>
+                      </wps:style>
+                      <wps:bodyPr/>
+                    </wps:wsp>
+                  </a:graphicData>
+                </a:graphic>
+              </wp:anchor>
+            </w:drawing>
+          </mc:Choice>
+          <mc:Fallback>
+            <w:pict>
+              <v:shape id="_x0000_s1026" o:spid="_x0000_s1026" o:spt="32" type="#_x0000_t32" style="position:absolute;left:0pt;margin-left:96.7pt;margin-top:6.85pt;height:0.65pt;width:26.25pt;z-index:251664384;mso-width-relative:page;mso-height-relative:page;" filled="f" stroked="t" coordsize="21600,21600" o:gfxdata="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">
+                <v:fill on="f" focussize="0,0"/>
+                <v:stroke weight="1pt" color="#4874CB [3204]" miterlimit="8" joinstyle="miter" endarrow="open"/>
+                <v:imagedata o:title=""/>
+                <o:lock v:ext="edit" aspectratio="f"/>
+              </v:shape>
+            </w:pict>
+          </mc:Fallback>
+        </mc:AlternateContent>
+      </w:r>
+    </w:p>
+    <w:p>
+      <w:pPr>
+        <w:pStyle w:val="6"/>
+        <w:bidi w:val="0"/>
+        <w:rPr>
+          <w:rFonts w:hint="eastAsia"/>
+          <w:lang w:val="en-US" w:eastAsia="zh-CN"/>
+        </w:rPr>
+      </w:pPr>
+    </w:p>
+    <w:p>
+      <w:pPr>
+        <w:pStyle w:val="6"/>
+        <w:bidi w:val="0"/>
+        <w:rPr>
+          <w:rFonts w:hint="eastAsia"/>
+          <w:lang w:val="en-US" w:eastAsia="zh-CN"/>
+        </w:rPr>
+      </w:pPr>
+      <w:r>
+        <w:rPr>
+          <w:sz w:val="21"/>
+        </w:rPr>
+        <mc:AlternateContent>
+          <mc:Choice Requires="wps">
+            <w:drawing>
+              <wp:anchor distT="0" distB="0" distL="114300" distR="114300" simplePos="0" relativeHeight="251665408" behindDoc="0" locked="0" layoutInCell="1" allowOverlap="1">
+                <wp:simplePos x="0" y="0"/>
+                <wp:positionH relativeFrom="column">
+                  <wp:posOffset>2426970</wp:posOffset>
+                </wp:positionH>
+                <wp:positionV relativeFrom="paragraph">
+                  <wp:posOffset>-453390</wp:posOffset>
+                </wp:positionV>
+                <wp:extent cx="364490" cy="8255"/>
+                <wp:effectExtent l="0" t="44450" r="16510" b="61595"/>
+                <wp:wrapNone/>
+                <wp:docPr id="22" name="直接箭头连接符 22"/>
+                <wp:cNvGraphicFramePr/>
+                <a:graphic xmlns:a="http://schemas.openxmlformats.org/drawingml/2006/main">
+                  <a:graphicData uri="http://schemas.microsoft.com/office/word/2010/wordprocessingShape">
+                    <wps:wsp>
+                      <wps:cNvCnPr/>
+                      <wps:spPr>
+                        <a:xfrm>
+                          <a:off x="0" y="0"/>
+                          <a:ext cx="364490" cy="8255"/>
+                        </a:xfrm>
+                        <a:prstGeom prst="straightConnector1">
+                          <a:avLst/>
+                        </a:prstGeom>
+                        <a:ln>
+                          <a:tailEnd type="arrow"/>
+                        </a:ln>
+                      </wps:spPr>
+                      <wps:style>
+                        <a:lnRef idx="2">
+                          <a:schemeClr val="accent1"/>
+                        </a:lnRef>
+                        <a:fillRef idx="0">
+                          <a:srgbClr val="FFFFFF"/>
+                        </a:fillRef>
+                        <a:effectRef idx="0">
+                          <a:srgbClr val="FFFFFF"/>
+                        </a:effectRef>
+                        <a:fontRef idx="minor">
+                          <a:schemeClr val="tx1"/>
+                        </a:fontRef>
+                      </wps:style>
+                      <wps:bodyPr/>
+                    </wps:wsp>
+                  </a:graphicData>
+                </a:graphic>
+              </wp:anchor>
+            </w:drawing>
+          </mc:Choice>
+          <mc:Fallback>
+            <w:pict>
+              <v:shape id="_x0000_s1026" o:spid="_x0000_s1026" o:spt="32" type="#_x0000_t32" style="position:absolute;left:0pt;margin-left:191.1pt;margin-top:-35.7pt;height:0.65pt;width:28.7pt;z-index:251665408;mso-width-relative:page;mso-height-relative:page;" filled="f" stroked="t" coordsize="21600,21600" o:gfxdata="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">
+                <v:fill on="f" focussize="0,0"/>
+                <v:stroke weight="1pt" color="#4874CB [3204]" miterlimit="8" joinstyle="miter" endarrow="open"/>
+                <v:imagedata o:title=""/>
+                <o:lock v:ext="edit" aspectratio="f"/>
+              </v:shape>
+            </w:pict>
+          </mc:Fallback>
+        </mc:AlternateContent>
+      </w:r>
+    </w:p>
+    <w:tbl>
+      <w:tblPr>
+        <w:tblStyle w:val="9"/>
+        <w:tblW w:w="0" w:type="auto"/>
+        <w:tblInd w:w="0" w:type="dxa"/>
+        <w:tblBorders>
+          <w:top w:val="single" w:color="auto" w:sz="4" w:space="0"/>
+          <w:left w:val="single" w:color="auto" w:sz="4" w:space="0"/>
+          <w:bottom w:val="single" w:color="auto" w:sz="4" w:space="0"/>
+          <w:right w:val="single" w:color="auto" w:sz="4" w:space="0"/>
+          <w:insideH w:val="single" w:color="auto" w:sz="4" w:space="0"/>
+          <w:insideV w:val="single" w:color="auto" w:sz="4" w:space="0"/>
+        </w:tblBorders>
+        <w:tblLayout w:type="autofit"/>
+        <w:tblCellMar>
+          <w:top w:w="0" w:type="dxa"/>
+          <w:left w:w="108" w:type="dxa"/>
+          <w:bottom w:w="0" w:type="dxa"/>
+          <w:right w:w="108" w:type="dxa"/>
+        </w:tblCellMar>
+      </w:tblPr>
+      <w:tblGrid>
+        <w:gridCol w:w="1899"/>
+        <w:gridCol w:w="4950"/>
+        <w:gridCol w:w="1673"/>
+      </w:tblGrid>
+      <w:tr>
+        <w:tblPrEx>
+          <w:tblBorders>
+            <w:top w:val="single" w:color="auto" w:sz="4" w:space="0"/>
+            <w:left w:val="single" w:color="auto" w:sz="4" w:space="0"/>
+            <w:bottom w:val="single" w:color="auto" w:sz="4" w:space="0"/>
+            <w:right w:val="single" w:color="auto" w:sz="4" w:space="0"/>
+            <w:insideH w:val="single" w:color="auto" w:sz="4" w:space="0"/>
+            <w:insideV w:val="single" w:color="auto" w:sz="4" w:space="0"/>
+          </w:tblBorders>
+          <w:tblCellMar>
+            <w:top w:w="0" w:type="dxa"/>
+            <w:left w:w="108" w:type="dxa"/>
+            <w:bottom w:w="0" w:type="dxa"/>
+            <w:right w:w="108" w:type="dxa"/>
+          </w:tblCellMar>
+        </w:tblPrEx>
+        <w:tc>
+          <w:tcPr>
+            <w:tcW w:w="1899" w:type="dxa"/>
+          </w:tcPr>
+          <w:p>
+            <w:pPr>
+              <w:pStyle w:val="6"/>
+              <w:bidi w:val="0"/>
+              <w:rPr>
+                <w:rFonts w:hint="default"/>
+                <w:lang w:val="en-US" w:eastAsia="zh-CN"/>
+              </w:rPr>
+            </w:pPr>
+            <w:r>
+              <w:rPr>
+                <w:rFonts w:hint="eastAsia"/>
+                <w:lang w:val="en-US" w:eastAsia="zh-CN"/>
+              </w:rPr>
+              <w:t>流程节点</w:t>
+            </w:r>
+          </w:p>
+        </w:tc>
+        <w:tc>
+          <w:tcPr>
+            <w:tcW w:w="4950" w:type="dxa"/>
+          </w:tcPr>
+          <w:p>
+            <w:pPr>
+              <w:pStyle w:val="6"/>
+              <w:bidi w:val="0"/>
+              <w:rPr>
+                <w:rFonts w:hint="default"/>
+                <w:lang w:val="en-US" w:eastAsia="zh-CN"/>
+              </w:rPr>
+            </w:pPr>
+            <w:r>
+              <w:rPr>
+                <w:rFonts w:hint="eastAsia"/>
+                <w:lang w:val="en-US" w:eastAsia="zh-CN"/>
+              </w:rPr>
+              <w:t>功能说明</w:t>
+            </w:r>
+          </w:p>
+        </w:tc>
+        <w:tc>
+          <w:tcPr>
+            <w:tcW w:w="1673" w:type="dxa"/>
+          </w:tcPr>
+          <w:p>
+            <w:pPr>
+              <w:pStyle w:val="6"/>
+              <w:bidi w:val="0"/>
+              <w:rPr>
+                <w:rFonts w:hint="default"/>
+                <w:lang w:val="en-US" w:eastAsia="zh-CN"/>
+              </w:rPr>
+            </w:pPr>
+            <w:r>
+              <w:rPr>
+                <w:rFonts w:hint="eastAsia"/>
+                <w:lang w:val="en-US" w:eastAsia="zh-CN"/>
+              </w:rPr>
+              <w:t>角色</w:t>
+            </w:r>
+          </w:p>
+        </w:tc>
+      </w:tr>
+      <w:tr>
+        <w:tblPrEx>
+          <w:tblBorders>
+            <w:top w:val="single" w:color="auto" w:sz="4" w:space="0"/>
+            <w:left w:val="single" w:color="auto" w:sz="4" w:space="0"/>
+            <w:bottom w:val="single" w:color="auto" w:sz="4" w:space="0"/>
+            <w:right w:val="single" w:color="auto" w:sz="4" w:space="0"/>
+            <w:insideH w:val="single" w:color="auto" w:sz="4" w:space="0"/>
+            <w:insideV w:val="single" w:color="auto" w:sz="4" w:space="0"/>
+          </w:tblBorders>
+          <w:tblCellMar>
+            <w:top w:w="0" w:type="dxa"/>
+            <w:left w:w="108" w:type="dxa"/>
+            <w:bottom w:w="0" w:type="dxa"/>
+            <w:right w:w="108" w:type="dxa"/>
+          </w:tblCellMar>
+        </w:tblPrEx>
+        <w:tc>
+          <w:tcPr>
+            <w:tcW w:w="1899" w:type="dxa"/>
+          </w:tcPr>
+          <w:p>
+            <w:pPr>
+              <w:pStyle w:val="6"/>
+              <w:bidi w:val="0"/>
+              <w:rPr>
+                <w:rFonts w:hint="default"/>
+                <w:lang w:val="en-US" w:eastAsia="zh-CN"/>
+              </w:rPr>
+            </w:pPr>
+            <w:r>
+              <w:rPr>
+                <w:rFonts w:hint="eastAsia"/>
+                <w:lang w:val="en-US" w:eastAsia="zh-CN"/>
+              </w:rPr>
+              <w:t>新建</w:t>
+            </w:r>
+          </w:p>
+        </w:tc>
+        <w:tc>
+          <w:tcPr>
+            <w:tcW w:w="4950" w:type="dxa"/>
+          </w:tcPr>
+          <w:p>
+            <w:pPr>
+              <w:pStyle w:val="6"/>
+              <w:bidi w:val="0"/>
+              <w:rPr>
+                <w:rFonts w:hint="default"/>
+                <w:lang w:val="en-US" w:eastAsia="zh-CN"/>
+              </w:rPr>
+            </w:pPr>
+            <w:r>
+              <w:rPr>
+                <w:rFonts w:hint="eastAsia"/>
+                <w:lang w:val="en-US" w:eastAsia="zh-CN"/>
+              </w:rPr>
+              <w:t>新建销售单，可以从销售计划直接导入。如有必要创建合同。填写销售产品清单（此时还不是库存）。</w:t>
+            </w:r>
+          </w:p>
+        </w:tc>
+        <w:tc>
+          <w:tcPr>
+            <w:tcW w:w="1673" w:type="dxa"/>
+          </w:tcPr>
+          <w:p>
+            <w:pPr>
+              <w:pStyle w:val="6"/>
+              <w:bidi w:val="0"/>
+              <w:rPr>
+                <w:rFonts w:hint="default"/>
+                <w:lang w:val="en-US" w:eastAsia="zh-CN"/>
+              </w:rPr>
+            </w:pPr>
+            <w:r>
+              <w:rPr>
+                <w:rFonts w:hint="eastAsia"/>
+                <w:lang w:val="en-US" w:eastAsia="zh-CN"/>
+              </w:rPr>
+              <w:t>采购</w:t>
+            </w:r>
+          </w:p>
+        </w:tc>
+      </w:tr>
+      <w:tr>
+        <w:tblPrEx>
+          <w:tblBorders>
+            <w:top w:val="single" w:color="auto" w:sz="4" w:space="0"/>
+            <w:left w:val="single" w:color="auto" w:sz="4" w:space="0"/>
+            <w:bottom w:val="single" w:color="auto" w:sz="4" w:space="0"/>
+            <w:right w:val="single" w:color="auto" w:sz="4" w:space="0"/>
+            <w:insideH w:val="single" w:color="auto" w:sz="4" w:space="0"/>
+            <w:insideV w:val="single" w:color="auto" w:sz="4" w:space="0"/>
+          </w:tblBorders>
+          <w:tblCellMar>
+            <w:top w:w="0" w:type="dxa"/>
+            <w:left w:w="108" w:type="dxa"/>
+            <w:bottom w:w="0" w:type="dxa"/>
+            <w:right w:w="108" w:type="dxa"/>
+          </w:tblCellMar>
+        </w:tblPrEx>
+        <w:tc>
+          <w:tcPr>
+            <w:tcW w:w="1899" w:type="dxa"/>
+          </w:tcPr>
+          <w:p>
+            <w:pPr>
+              <w:pStyle w:val="6"/>
+              <w:bidi w:val="0"/>
+              <w:rPr>
+                <w:rFonts w:hint="default"/>
+                <w:lang w:val="en-US" w:eastAsia="zh-CN"/>
+              </w:rPr>
+            </w:pPr>
+            <w:r>
+              <w:rPr>
+                <w:rFonts w:hint="eastAsia"/>
+                <w:lang w:val="en-US" w:eastAsia="zh-CN"/>
+              </w:rPr>
+              <w:t>审核</w:t>
+            </w:r>
+          </w:p>
+        </w:tc>
+        <w:tc>
+          <w:tcPr>
+            <w:tcW w:w="4950" w:type="dxa"/>
+          </w:tcPr>
+          <w:p>
+            <w:pPr>
+              <w:pStyle w:val="6"/>
+              <w:bidi w:val="0"/>
+              <w:rPr>
+                <w:rFonts w:hint="default"/>
+                <w:lang w:val="en-US" w:eastAsia="zh-CN"/>
+              </w:rPr>
+            </w:pPr>
+            <w:r>
+              <w:rPr>
+                <w:rFonts w:hint="eastAsia"/>
+                <w:lang w:val="en-US" w:eastAsia="zh-CN"/>
+              </w:rPr>
+              <w:t>采购主管进行审核。</w:t>
+            </w:r>
+          </w:p>
+        </w:tc>
+        <w:tc>
+          <w:tcPr>
+            <w:tcW w:w="1673" w:type="dxa"/>
+          </w:tcPr>
+          <w:p>
+            <w:pPr>
+              <w:pStyle w:val="6"/>
+              <w:bidi w:val="0"/>
+              <w:rPr>
+                <w:rFonts w:hint="default"/>
+                <w:lang w:val="en-US" w:eastAsia="zh-CN"/>
+              </w:rPr>
+            </w:pPr>
+            <w:r>
+              <w:rPr>
+                <w:rFonts w:hint="eastAsia"/>
+                <w:lang w:val="en-US" w:eastAsia="zh-CN"/>
+              </w:rPr>
+              <w:t>主管</w:t>
+            </w:r>
+          </w:p>
+        </w:tc>
+      </w:tr>
+      <w:tr>
+        <w:tblPrEx>
+          <w:tblBorders>
+            <w:top w:val="single" w:color="auto" w:sz="4" w:space="0"/>
+            <w:left w:val="single" w:color="auto" w:sz="4" w:space="0"/>
+            <w:bottom w:val="single" w:color="auto" w:sz="4" w:space="0"/>
+            <w:right w:val="single" w:color="auto" w:sz="4" w:space="0"/>
+            <w:insideH w:val="single" w:color="auto" w:sz="4" w:space="0"/>
+            <w:insideV w:val="single" w:color="auto" w:sz="4" w:space="0"/>
+          </w:tblBorders>
+          <w:tblCellMar>
+            <w:top w:w="0" w:type="dxa"/>
+            <w:left w:w="108" w:type="dxa"/>
+            <w:bottom w:w="0" w:type="dxa"/>
+            <w:right w:w="108" w:type="dxa"/>
+          </w:tblCellMar>
+        </w:tblPrEx>
+        <w:tc>
+          <w:tcPr>
+            <w:tcW w:w="1899" w:type="dxa"/>
+          </w:tcPr>
+          <w:p>
+            <w:pPr>
+              <w:pStyle w:val="6"/>
+              <w:bidi w:val="0"/>
+              <w:rPr>
+                <w:rFonts w:hint="default"/>
+                <w:lang w:val="en-US" w:eastAsia="zh-CN"/>
+              </w:rPr>
+            </w:pPr>
+            <w:r>
+              <w:rPr>
+                <w:rFonts w:hint="eastAsia"/>
+                <w:lang w:val="en-US" w:eastAsia="zh-CN"/>
+              </w:rPr>
+              <w:t>核准</w:t>
+            </w:r>
+          </w:p>
+        </w:tc>
+        <w:tc>
+          <w:tcPr>
+            <w:tcW w:w="4950" w:type="dxa"/>
+          </w:tcPr>
+          <w:p>
+            <w:pPr>
+              <w:pStyle w:val="6"/>
+              <w:bidi w:val="0"/>
+              <w:rPr>
+                <w:rFonts w:hint="eastAsia"/>
+                <w:lang w:val="en-US" w:eastAsia="zh-CN"/>
+              </w:rPr>
+            </w:pPr>
+            <w:r>
+              <w:rPr>
+                <w:rFonts w:hint="eastAsia"/>
+                <w:lang w:val="en-US" w:eastAsia="zh-CN"/>
+              </w:rPr>
+              <w:t>抄送财务对清单和价格进行二次确认，核准之后采购才能进行实际下单操作，包括合同签订（另走合同功能流程）。产生应付账款（财务模块）。一旦核准流程不能退回，只能交由主管进行作废。</w:t>
+            </w:r>
+          </w:p>
+          <w:p>
+            <w:pPr>
+              <w:pStyle w:val="6"/>
+              <w:bidi w:val="0"/>
+              <w:rPr>
+                <w:rFonts w:hint="default"/>
+                <w:lang w:val="en-US" w:eastAsia="zh-CN"/>
+              </w:rPr>
+            </w:pPr>
+            <w:r>
+              <w:rPr>
+                <w:rFonts w:hint="eastAsia"/>
+                <w:lang w:val="en-US" w:eastAsia="zh-CN"/>
+              </w:rPr>
+              <w:t>核准时可对产品明细进行二次修正。</w:t>
+            </w:r>
+          </w:p>
+        </w:tc>
+        <w:tc>
+          <w:tcPr>
+            <w:tcW w:w="1673" w:type="dxa"/>
+          </w:tcPr>
+          <w:p>
+            <w:pPr>
+              <w:pStyle w:val="6"/>
+              <w:bidi w:val="0"/>
+              <w:rPr>
+                <w:rFonts w:hint="default"/>
+                <w:lang w:val="en-US" w:eastAsia="zh-CN"/>
+              </w:rPr>
+            </w:pPr>
+            <w:r>
+              <w:rPr>
+                <w:rFonts w:hint="eastAsia"/>
+                <w:lang w:val="en-US" w:eastAsia="zh-CN"/>
+              </w:rPr>
+              <w:t>财务</w:t>
+            </w:r>
+          </w:p>
+        </w:tc>
+      </w:tr>
+      <w:tr>
+        <w:tblPrEx>
+          <w:tblBorders>
+            <w:top w:val="single" w:color="auto" w:sz="4" w:space="0"/>
+            <w:left w:val="single" w:color="auto" w:sz="4" w:space="0"/>
+            <w:bottom w:val="single" w:color="auto" w:sz="4" w:space="0"/>
+            <w:right w:val="single" w:color="auto" w:sz="4" w:space="0"/>
+            <w:insideH w:val="single" w:color="auto" w:sz="4" w:space="0"/>
+            <w:insideV w:val="single" w:color="auto" w:sz="4" w:space="0"/>
+          </w:tblBorders>
+          <w:tblCellMar>
+            <w:top w:w="0" w:type="dxa"/>
+            <w:left w:w="108" w:type="dxa"/>
+            <w:bottom w:w="0" w:type="dxa"/>
+            <w:right w:w="108" w:type="dxa"/>
+          </w:tblCellMar>
+        </w:tblPrEx>
+        <w:tc>
+          <w:tcPr>
+            <w:tcW w:w="1899" w:type="dxa"/>
+          </w:tcPr>
+          <w:p>
+            <w:pPr>
+              <w:pStyle w:val="6"/>
+              <w:bidi w:val="0"/>
+              <w:rPr>
+                <w:rFonts w:hint="default"/>
+                <w:lang w:val="en-US" w:eastAsia="zh-CN"/>
+              </w:rPr>
+            </w:pPr>
+            <w:r>
+              <w:rPr>
+                <w:rFonts w:hint="eastAsia"/>
+                <w:lang w:val="en-US" w:eastAsia="zh-CN"/>
+              </w:rPr>
+              <w:t>生产</w:t>
+            </w:r>
+          </w:p>
+        </w:tc>
+        <w:tc>
+          <w:tcPr>
+            <w:tcW w:w="4950" w:type="dxa"/>
+          </w:tcPr>
+          <w:p>
+            <w:pPr>
+              <w:pStyle w:val="6"/>
+              <w:bidi w:val="0"/>
+              <w:rPr>
+                <w:rFonts w:hint="default"/>
+                <w:lang w:val="en-US" w:eastAsia="zh-CN"/>
+              </w:rPr>
+            </w:pPr>
+            <w:r>
+              <w:rPr>
+                <w:rFonts w:hint="eastAsia"/>
+                <w:lang w:val="en-US" w:eastAsia="zh-CN"/>
+              </w:rPr>
+              <w:t>对出售产品清单库存进行确认和整理，并进行生产。生产之后进入库存，从库存中选择对应规格和数量的产品批号。货物变更为冻结状态。</w:t>
+            </w:r>
+          </w:p>
+        </w:tc>
+        <w:tc>
+          <w:tcPr>
+            <w:tcW w:w="1673" w:type="dxa"/>
+          </w:tcPr>
+          <w:p>
+            <w:pPr>
+              <w:pStyle w:val="6"/>
+              <w:bidi w:val="0"/>
+              <w:rPr>
+                <w:rFonts w:hint="eastAsia"/>
+                <w:lang w:val="en-US" w:eastAsia="zh-CN"/>
+              </w:rPr>
+            </w:pPr>
+            <w:r>
+              <w:rPr>
+                <w:rFonts w:hint="eastAsia"/>
+                <w:lang w:val="en-US" w:eastAsia="zh-CN"/>
+              </w:rPr>
+              <w:t>仓储</w:t>
+            </w:r>
+          </w:p>
+        </w:tc>
+      </w:tr>
+      <w:tr>
+        <w:tblPrEx>
+          <w:tblBorders>
+            <w:top w:val="single" w:color="auto" w:sz="4" w:space="0"/>
+            <w:left w:val="single" w:color="auto" w:sz="4" w:space="0"/>
+            <w:bottom w:val="single" w:color="auto" w:sz="4" w:space="0"/>
+            <w:right w:val="single" w:color="auto" w:sz="4" w:space="0"/>
+            <w:insideH w:val="single" w:color="auto" w:sz="4" w:space="0"/>
+            <w:insideV w:val="single" w:color="auto" w:sz="4" w:space="0"/>
+          </w:tblBorders>
+          <w:tblCellMar>
+            <w:top w:w="0" w:type="dxa"/>
+            <w:left w:w="108" w:type="dxa"/>
+            <w:bottom w:w="0" w:type="dxa"/>
+            <w:right w:w="108" w:type="dxa"/>
+          </w:tblCellMar>
+        </w:tblPrEx>
+        <w:tc>
+          <w:tcPr>
+            <w:tcW w:w="1899" w:type="dxa"/>
+          </w:tcPr>
+          <w:p>
+            <w:pPr>
+              <w:pStyle w:val="6"/>
+              <w:bidi w:val="0"/>
+              <w:rPr>
+                <w:rFonts w:hint="default"/>
+                <w:lang w:val="en-US" w:eastAsia="zh-CN"/>
+              </w:rPr>
+            </w:pPr>
+            <w:r>
+              <w:rPr>
+                <w:rFonts w:hint="eastAsia"/>
+                <w:lang w:val="en-US" w:eastAsia="zh-CN"/>
+              </w:rPr>
+              <w:t>发货</w:t>
+            </w:r>
+          </w:p>
+        </w:tc>
+        <w:tc>
+          <w:tcPr>
+            <w:tcW w:w="4950" w:type="dxa"/>
+          </w:tcPr>
+          <w:p>
+            <w:pPr>
+              <w:pStyle w:val="6"/>
+              <w:bidi w:val="0"/>
+              <w:rPr>
+                <w:rFonts w:hint="default"/>
+                <w:lang w:val="en-US" w:eastAsia="zh-CN"/>
+              </w:rPr>
+            </w:pPr>
+            <w:r>
+              <w:rPr>
+                <w:rFonts w:hint="eastAsia"/>
+                <w:lang w:val="en-US" w:eastAsia="zh-CN"/>
+              </w:rPr>
+              <w:t>库管员进行发货出库，填写物流信息。货物变更为出库状态（已实际出库</w:t>
+            </w:r>
+            <w:bookmarkStart w:id="0" w:name="_GoBack"/>
+            <w:bookmarkEnd w:id="0"/>
+            <w:r>
+              <w:rPr>
+                <w:rFonts w:hint="eastAsia"/>
+                <w:lang w:val="en-US" w:eastAsia="zh-CN"/>
+              </w:rPr>
+              <w:t>）。</w:t>
+            </w:r>
+          </w:p>
+        </w:tc>
+        <w:tc>
+          <w:tcPr>
+            <w:tcW w:w="1673" w:type="dxa"/>
+          </w:tcPr>
+          <w:p>
+            <w:pPr>
+              <w:pStyle w:val="6"/>
+              <w:bidi w:val="0"/>
+              <w:rPr>
+                <w:rFonts w:hint="eastAsia"/>
+                <w:lang w:val="en-US" w:eastAsia="zh-CN"/>
+              </w:rPr>
+            </w:pPr>
+            <w:r>
+              <w:rPr>
+                <w:rFonts w:hint="eastAsia"/>
+                <w:lang w:val="en-US" w:eastAsia="zh-CN"/>
+              </w:rPr>
+              <w:t>仓储</w:t>
+            </w:r>
+          </w:p>
+        </w:tc>
+      </w:tr>
+      <w:tr>
+        <w:tblPrEx>
+          <w:tblBorders>
+            <w:top w:val="single" w:color="auto" w:sz="4" w:space="0"/>
+            <w:left w:val="single" w:color="auto" w:sz="4" w:space="0"/>
+            <w:bottom w:val="single" w:color="auto" w:sz="4" w:space="0"/>
+            <w:right w:val="single" w:color="auto" w:sz="4" w:space="0"/>
+            <w:insideH w:val="single" w:color="auto" w:sz="4" w:space="0"/>
+            <w:insideV w:val="single" w:color="auto" w:sz="4" w:space="0"/>
+          </w:tblBorders>
+          <w:tblCellMar>
+            <w:top w:w="0" w:type="dxa"/>
+            <w:left w:w="108" w:type="dxa"/>
+            <w:bottom w:w="0" w:type="dxa"/>
+            <w:right w:w="108" w:type="dxa"/>
+          </w:tblCellMar>
+        </w:tblPrEx>
+        <w:tc>
+          <w:tcPr>
+            <w:tcW w:w="1899" w:type="dxa"/>
+          </w:tcPr>
+          <w:p>
+            <w:pPr>
+              <w:pStyle w:val="6"/>
+              <w:bidi w:val="0"/>
+              <w:rPr>
+                <w:rFonts w:hint="default"/>
+                <w:lang w:val="en-US" w:eastAsia="zh-CN"/>
+              </w:rPr>
+            </w:pPr>
+            <w:r>
+              <w:rPr>
+                <w:rFonts w:hint="eastAsia"/>
+                <w:lang w:val="en-US" w:eastAsia="zh-CN"/>
+              </w:rPr>
+              <w:t>收货</w:t>
+            </w:r>
+          </w:p>
+        </w:tc>
+        <w:tc>
+          <w:tcPr>
+            <w:tcW w:w="4950" w:type="dxa"/>
+          </w:tcPr>
+          <w:p>
+            <w:pPr>
+              <w:pStyle w:val="6"/>
+              <w:bidi w:val="0"/>
+              <w:rPr>
+                <w:rFonts w:hint="default"/>
+                <w:lang w:val="en-US" w:eastAsia="zh-CN"/>
+              </w:rPr>
+            </w:pPr>
+            <w:r>
+              <w:rPr>
+                <w:rFonts w:hint="eastAsia"/>
+                <w:lang w:val="en-US" w:eastAsia="zh-CN"/>
+              </w:rPr>
+              <w:t>销售人员联系客户对收货进行确认。</w:t>
+            </w:r>
+          </w:p>
+        </w:tc>
+        <w:tc>
+          <w:tcPr>
+            <w:tcW w:w="1673" w:type="dxa"/>
+          </w:tcPr>
+          <w:p>
+            <w:pPr>
+              <w:pStyle w:val="6"/>
+              <w:bidi w:val="0"/>
+              <w:rPr>
+                <w:rFonts w:hint="default"/>
+                <w:lang w:val="en-US" w:eastAsia="zh-CN"/>
+              </w:rPr>
+            </w:pPr>
+            <w:r>
+              <w:rPr>
+                <w:rFonts w:hint="eastAsia"/>
+                <w:lang w:val="en-US" w:eastAsia="zh-CN"/>
+              </w:rPr>
+              <w:t>销售</w:t>
+            </w:r>
+          </w:p>
+        </w:tc>
+      </w:tr>
+      <w:tr>
+        <w:tblPrEx>
+          <w:tblBorders>
+            <w:top w:val="single" w:color="auto" w:sz="4" w:space="0"/>
+            <w:left w:val="single" w:color="auto" w:sz="4" w:space="0"/>
+            <w:bottom w:val="single" w:color="auto" w:sz="4" w:space="0"/>
+            <w:right w:val="single" w:color="auto" w:sz="4" w:space="0"/>
+            <w:insideH w:val="single" w:color="auto" w:sz="4" w:space="0"/>
+            <w:insideV w:val="single" w:color="auto" w:sz="4" w:space="0"/>
+          </w:tblBorders>
+          <w:tblCellMar>
+            <w:top w:w="0" w:type="dxa"/>
+            <w:left w:w="108" w:type="dxa"/>
+            <w:bottom w:w="0" w:type="dxa"/>
+            <w:right w:w="108" w:type="dxa"/>
+          </w:tblCellMar>
+        </w:tblPrEx>
+        <w:tc>
+          <w:tcPr>
+            <w:tcW w:w="1899" w:type="dxa"/>
+          </w:tcPr>
+          <w:p>
+            <w:pPr>
+              <w:pStyle w:val="6"/>
+              <w:bidi w:val="0"/>
+              <w:rPr>
+                <w:rFonts w:hint="default"/>
+                <w:lang w:val="en-US" w:eastAsia="zh-CN"/>
+              </w:rPr>
+            </w:pPr>
+            <w:r>
+              <w:rPr>
+                <w:rFonts w:hint="eastAsia"/>
+                <w:lang w:val="en-US" w:eastAsia="zh-CN"/>
+              </w:rPr>
+              <w:t>确认</w:t>
+            </w:r>
+          </w:p>
+        </w:tc>
+        <w:tc>
+          <w:tcPr>
+            <w:tcW w:w="4950" w:type="dxa"/>
+          </w:tcPr>
+          <w:p>
+            <w:pPr>
+              <w:pStyle w:val="6"/>
+              <w:bidi w:val="0"/>
+              <w:rPr>
+                <w:rFonts w:hint="default"/>
+                <w:lang w:val="en-US" w:eastAsia="zh-CN"/>
+              </w:rPr>
+            </w:pPr>
+            <w:r>
+              <w:rPr>
+                <w:rFonts w:hint="eastAsia"/>
+                <w:lang w:val="en-US" w:eastAsia="zh-CN"/>
+              </w:rPr>
+              <w:t>销售进行最终确认，销售出库完成，进入归档状态。所有信息冻结，不再被修改。（超级管理员可以对单据信息进行修正，无法对明细变更）</w:t>
+            </w:r>
+          </w:p>
+        </w:tc>
+        <w:tc>
+          <w:tcPr>
+            <w:tcW w:w="1673" w:type="dxa"/>
+          </w:tcPr>
+          <w:p>
+            <w:pPr>
+              <w:pStyle w:val="6"/>
+              <w:bidi w:val="0"/>
+              <w:rPr>
+                <w:rFonts w:hint="default"/>
+                <w:lang w:val="en-US" w:eastAsia="zh-CN"/>
+              </w:rPr>
+            </w:pPr>
+            <w:r>
+              <w:rPr>
+                <w:rFonts w:hint="eastAsia"/>
+                <w:lang w:val="en-US" w:eastAsia="zh-CN"/>
+              </w:rPr>
+              <w:t>销售</w:t>
+            </w:r>
+          </w:p>
+        </w:tc>
+      </w:tr>
+      <w:tr>
+        <w:tblPrEx>
+          <w:tblBorders>
+            <w:top w:val="single" w:color="auto" w:sz="4" w:space="0"/>
+            <w:left w:val="single" w:color="auto" w:sz="4" w:space="0"/>
+            <w:bottom w:val="single" w:color="auto" w:sz="4" w:space="0"/>
+            <w:right w:val="single" w:color="auto" w:sz="4" w:space="0"/>
+            <w:insideH w:val="single" w:color="auto" w:sz="4" w:space="0"/>
+            <w:insideV w:val="single" w:color="auto" w:sz="4" w:space="0"/>
+          </w:tblBorders>
+          <w:tblCellMar>
+            <w:top w:w="0" w:type="dxa"/>
+            <w:left w:w="108" w:type="dxa"/>
+            <w:bottom w:w="0" w:type="dxa"/>
+            <w:right w:w="108" w:type="dxa"/>
+          </w:tblCellMar>
+        </w:tblPrEx>
+        <w:tc>
+          <w:tcPr>
+            <w:tcW w:w="1899" w:type="dxa"/>
+          </w:tcPr>
+          <w:p>
+            <w:pPr>
+              <w:pStyle w:val="6"/>
+              <w:bidi w:val="0"/>
+              <w:rPr>
+                <w:rFonts w:hint="eastAsia"/>
+                <w:lang w:val="en-US" w:eastAsia="zh-CN"/>
+              </w:rPr>
+            </w:pPr>
+          </w:p>
+        </w:tc>
+        <w:tc>
+          <w:tcPr>
+            <w:tcW w:w="4950" w:type="dxa"/>
+          </w:tcPr>
+          <w:p>
+            <w:pPr>
+              <w:pStyle w:val="6"/>
+              <w:bidi w:val="0"/>
+              <w:rPr>
+                <w:rFonts w:hint="eastAsia"/>
+                <w:lang w:val="en-US" w:eastAsia="zh-CN"/>
+              </w:rPr>
+            </w:pPr>
+          </w:p>
+        </w:tc>
+        <w:tc>
+          <w:tcPr>
+            <w:tcW w:w="1673" w:type="dxa"/>
+          </w:tcPr>
+          <w:p>
+            <w:pPr>
+              <w:pStyle w:val="6"/>
+              <w:bidi w:val="0"/>
+              <w:rPr>
+                <w:rFonts w:hint="eastAsia"/>
+                <w:lang w:val="en-US" w:eastAsia="zh-CN"/>
+              </w:rPr>
+            </w:pPr>
+          </w:p>
+        </w:tc>
+      </w:tr>
+    </w:tbl>
+    <w:p>
+      <w:pPr>
+        <w:pStyle w:val="6"/>
+        <w:bidi w:val="0"/>
+        <w:rPr>
+          <w:rFonts w:hint="eastAsia"/>
+          <w:lang w:val="en-US" w:eastAsia="zh-CN"/>
+        </w:rPr>
+      </w:pPr>
+    </w:p>
+    <w:p>
+      <w:pPr>
+        <w:pStyle w:val="6"/>
+        <w:bidi w:val="0"/>
+        <w:rPr>
+          <w:rFonts w:hint="eastAsia"/>
+          <w:lang w:val="en-US" w:eastAsia="zh-CN"/>
+        </w:rPr>
+      </w:pPr>
+      <w:r>
+        <w:rPr>
+          <w:rFonts w:hint="eastAsia"/>
+          <w:lang w:val="en-US" w:eastAsia="zh-CN"/>
+        </w:rPr>
+        <w:t>销售单</w:t>
+      </w:r>
+    </w:p>
+    <w:p>
+      <w:pPr>
+        <w:pStyle w:val="6"/>
+        <w:bidi w:val="0"/>
+        <w:rPr>
+          <w:rFonts w:hint="eastAsia"/>
+          <w:lang w:val="en-US" w:eastAsia="zh-CN"/>
+        </w:rPr>
+      </w:pPr>
+    </w:p>
+    <w:p>
+      <w:pPr>
+        <w:pStyle w:val="6"/>
+        <w:bidi w:val="0"/>
+        <w:rPr>
+          <w:rFonts w:hint="default"/>
+          <w:lang w:val="en-US" w:eastAsia="zh-CN"/>
+        </w:rPr>
+      </w:pPr>
+      <w:r>
+        <w:rPr>
+          <w:rFonts w:hint="eastAsia"/>
+          <w:lang w:val="en-US" w:eastAsia="zh-CN"/>
+        </w:rPr>
+        <w:t>销售明细</w:t>
+      </w:r>
+    </w:p>
+    <w:p>
+      <w:pPr>
+        <w:pStyle w:val="6"/>
+        <w:bidi w:val="0"/>
+        <w:rPr>
+          <w:rFonts w:hint="default"/>
+          <w:lang w:val="en-US" w:eastAsia="zh-CN"/>
+        </w:rPr>
+      </w:pPr>
+      <w:r>
+        <w:rPr>
+          <w:rFonts w:hint="eastAsia"/>
+          <w:lang w:val="en-US" w:eastAsia="zh-CN"/>
+        </w:rPr>
+        <w:t>销售产品清单，包括产品名称，销售数量和销售单价。销售数量指不含包装的零散数量。例如某库存5号干电池为20节一盒，整盒干电池在库存系统中为一个批号。销售5号干电池，数量为150，即150节，需要7盒半的库存，则需要将其中一个批号的整盒电池拆分为10节装进行出售。</w:t>
+      </w:r>
+    </w:p>
+    <w:p>
+      <w:pPr>
+        <w:pStyle w:val="6"/>
+        <w:bidi w:val="0"/>
+        <w:rPr>
+          <w:rFonts w:hint="eastAsia"/>
+          <w:lang w:val="en-US" w:eastAsia="zh-CN"/>
+        </w:rPr>
+      </w:pPr>
+    </w:p>
+    <w:p>
+      <w:pPr>
+        <w:pStyle w:val="6"/>
+        <w:bidi w:val="0"/>
+        <w:rPr>
+          <w:rFonts w:hint="default"/>
+          <w:lang w:val="en-US" w:eastAsia="zh-CN"/>
+        </w:rPr>
+      </w:pPr>
+      <w:r>
+        <w:rPr>
+          <w:rFonts w:hint="eastAsia"/>
+          <w:lang w:val="en-US" w:eastAsia="zh-CN"/>
+        </w:rPr>
+        <w:t>出库明细</w:t>
+      </w:r>
+    </w:p>
+    <w:p>
+      <w:pPr>
+        <w:pStyle w:val="6"/>
+        <w:bidi w:val="0"/>
+        <w:rPr>
+          <w:rFonts w:hint="default"/>
           <w:lang w:val="en-US" w:eastAsia="zh-CN"/>
         </w:rPr>
       </w:pPr>
@@ -3319,7 +5046,9 @@
         </w:tblBorders>
         <w:tblLayout w:type="autofit"/>
         <w:tblCellMar>
+          <w:top w:w="0" w:type="dxa"/>
           <w:left w:w="108" w:type="dxa"/>
+          <w:bottom w:w="0" w:type="dxa"/>
           <w:right w:w="108" w:type="dxa"/>
         </w:tblCellMar>
       </w:tblPr>
@@ -3339,7 +5068,9 @@
             <w:insideV w:val="single" w:color="auto" w:sz="4" w:space="0"/>
           </w:tblBorders>
           <w:tblCellMar>
+            <w:top w:w="0" w:type="dxa"/>
             <w:left w:w="108" w:type="dxa"/>
+            <w:bottom w:w="0" w:type="dxa"/>
             <w:right w:w="108" w:type="dxa"/>
           </w:tblCellMar>
         </w:tblPrEx>
@@ -3487,7 +5218,9 @@
             <w:insideV w:val="single" w:color="auto" w:sz="4" w:space="0"/>
           </w:tblBorders>
           <w:tblCellMar>
+            <w:top w:w="0" w:type="dxa"/>
             <w:left w:w="108" w:type="dxa"/>
+            <w:bottom w:w="0" w:type="dxa"/>
             <w:right w:w="108" w:type="dxa"/>
           </w:tblCellMar>
         </w:tblPrEx>
@@ -3629,7 +5362,9 @@
             <w:insideV w:val="single" w:color="auto" w:sz="4" w:space="0"/>
           </w:tblBorders>
           <w:tblCellMar>
+            <w:top w:w="0" w:type="dxa"/>
             <w:left w:w="108" w:type="dxa"/>
+            <w:bottom w:w="0" w:type="dxa"/>
             <w:right w:w="108" w:type="dxa"/>
           </w:tblCellMar>
         </w:tblPrEx>
@@ -3771,7 +5506,9 @@
             <w:insideV w:val="single" w:color="auto" w:sz="4" w:space="0"/>
           </w:tblBorders>
           <w:tblCellMar>
+            <w:top w:w="0" w:type="dxa"/>
             <w:left w:w="108" w:type="dxa"/>
+            <w:bottom w:w="0" w:type="dxa"/>
             <w:right w:w="108" w:type="dxa"/>
           </w:tblCellMar>
         </w:tblPrEx>
@@ -3950,7 +5687,9 @@
             <w:insideV w:val="single" w:color="auto" w:sz="4" w:space="0"/>
           </w:tblBorders>
           <w:tblCellMar>
+            <w:top w:w="0" w:type="dxa"/>
             <w:left w:w="108" w:type="dxa"/>
+            <w:bottom w:w="0" w:type="dxa"/>
             <w:right w:w="108" w:type="dxa"/>
           </w:tblCellMar>
         </w:tblPrEx>
@@ -4753,7 +6492,9 @@
             <w:insideV w:val="single" w:color="auto" w:sz="4" w:space="0"/>
           </w:tblBorders>
           <w:tblCellMar>
+            <w:top w:w="0" w:type="dxa"/>
             <w:left w:w="108" w:type="dxa"/>
+            <w:bottom w:w="0" w:type="dxa"/>
             <w:right w:w="108" w:type="dxa"/>
           </w:tblCellMar>
         </w:tblPrEx>
@@ -4880,144 +6621,6 @@
                 <w:lang w:val="en-US" w:eastAsia="zh-CN"/>
               </w:rPr>
               <w:t>入库时间</w:t>
-            </w:r>
-          </w:p>
-        </w:tc>
-      </w:tr>
-      <w:tr>
-        <w:tblPrEx>
-          <w:tblBorders>
-            <w:top w:val="single" w:color="auto" w:sz="4" w:space="0"/>
-            <w:left w:val="single" w:color="auto" w:sz="4" w:space="0"/>
-            <w:bottom w:val="single" w:color="auto" w:sz="4" w:space="0"/>
-            <w:right w:val="single" w:color="auto" w:sz="4" w:space="0"/>
-            <w:insideH w:val="single" w:color="auto" w:sz="4" w:space="0"/>
-            <w:insideV w:val="single" w:color="auto" w:sz="4" w:space="0"/>
-          </w:tblBorders>
-        </w:tblPrEx>
-        <w:tc>
-          <w:tcPr>
-            <w:tcW w:w="1680" w:type="dxa"/>
-          </w:tcPr>
-          <w:p>
-            <w:pPr>
-              <w:pStyle w:val="6"/>
-              <w:keepNext w:val="0"/>
-              <w:keepLines w:val="0"/>
-              <w:pageBreakBefore w:val="0"/>
-              <w:widowControl w:val="0"/>
-              <w:kinsoku/>
-              <w:wordWrap/>
-              <w:overflowPunct/>
-              <w:topLinePunct w:val="0"/>
-              <w:autoSpaceDE/>
-              <w:autoSpaceDN/>
-              <w:bidi w:val="0"/>
-              <w:adjustRightInd/>
-              <w:snapToGrid/>
-              <w:spacing w:after="0" w:line="240" w:lineRule="auto"/>
-              <w:textAlignment w:val="auto"/>
-              <w:rPr>
-                <w:rFonts w:hint="default"/>
-                <w:sz w:val="18"/>
-                <w:szCs w:val="18"/>
-                <w:vertAlign w:val="baseline"/>
-                <w:lang w:val="en-US" w:eastAsia="zh-CN"/>
-              </w:rPr>
-            </w:pPr>
-            <w:r>
-              <w:rPr>
-                <w:rFonts w:hint="default"/>
-                <w:sz w:val="18"/>
-                <w:szCs w:val="18"/>
-                <w:vertAlign w:val="baseline"/>
-                <w:lang w:val="en-US" w:eastAsia="zh-CN"/>
-              </w:rPr>
-              <w:t>v_cklb</w:t>
-            </w:r>
-          </w:p>
-        </w:tc>
-        <w:tc>
-          <w:tcPr>
-            <w:tcW w:w="1437" w:type="dxa"/>
-          </w:tcPr>
-          <w:p>
-            <w:pPr>
-              <w:pStyle w:val="6"/>
-              <w:keepNext w:val="0"/>
-              <w:keepLines w:val="0"/>
-              <w:pageBreakBefore w:val="0"/>
-              <w:widowControl w:val="0"/>
-              <w:kinsoku/>
-              <w:wordWrap/>
-              <w:overflowPunct/>
-              <w:topLinePunct w:val="0"/>
-              <w:autoSpaceDE/>
-              <w:autoSpaceDN/>
-              <w:bidi w:val="0"/>
-              <w:adjustRightInd/>
-              <w:snapToGrid/>
-              <w:spacing w:after="0" w:line="240" w:lineRule="auto"/>
-              <w:textAlignment w:val="auto"/>
-              <w:rPr>
-                <w:rFonts w:hint="default"/>
-                <w:sz w:val="18"/>
-                <w:szCs w:val="18"/>
-                <w:vertAlign w:val="baseline"/>
-                <w:lang w:val="en-US" w:eastAsia="zh-CN"/>
-              </w:rPr>
-            </w:pPr>
-            <w:r>
-              <w:rPr>
-                <w:rFonts w:hint="eastAsia"/>
-                <w:sz w:val="18"/>
-                <w:szCs w:val="18"/>
-                <w:vertAlign w:val="baseline"/>
-                <w:lang w:val="en-US" w:eastAsia="zh-CN"/>
-              </w:rPr>
-              <w:t>varchar</w:t>
-            </w:r>
-          </w:p>
-        </w:tc>
-        <w:tc>
-          <w:tcPr>
-            <w:tcW w:w="5405" w:type="dxa"/>
-          </w:tcPr>
-          <w:p>
-            <w:pPr>
-              <w:pStyle w:val="6"/>
-              <w:keepNext w:val="0"/>
-              <w:keepLines w:val="0"/>
-              <w:pageBreakBefore w:val="0"/>
-              <w:widowControl w:val="0"/>
-              <w:kinsoku/>
-              <w:wordWrap/>
-              <w:overflowPunct/>
-              <w:topLinePunct w:val="0"/>
-              <w:autoSpaceDE/>
-              <w:autoSpaceDN/>
-              <w:bidi w:val="0"/>
-              <w:adjustRightInd/>
-              <w:snapToGrid/>
-              <w:spacing w:after="0" w:line="240" w:lineRule="auto"/>
-              <w:textAlignment w:val="auto"/>
-              <w:rPr>
-                <w:rFonts w:hint="default"/>
-                <w:sz w:val="18"/>
-                <w:szCs w:val="18"/>
-                <w:vertAlign w:val="baseline"/>
-                <w:lang w:val="en-US" w:eastAsia="zh-CN"/>
-              </w:rPr>
-            </w:pPr>
-            <w:r>
-              <w:rPr>
-                <w:rFonts w:hint="eastAsia"/>
-                <w:sz w:val="18"/>
-                <w:szCs w:val="18"/>
-                <w:vertAlign w:val="baseline"/>
-                <w:lang w:val="en-US" w:eastAsia="zh-CN"/>
-              </w:rPr>
-              <w:t>出库类别</w:t>
             </w:r>
           </w:p>
         </w:tc>
@@ -5033,7 +6636,9 @@
             <w:insideV w:val="single" w:color="auto" w:sz="4" w:space="0"/>
           </w:tblBorders>
           <w:tblCellMar>
+            <w:top w:w="0" w:type="dxa"/>
             <w:left w:w="108" w:type="dxa"/>
+            <w:bottom w:w="0" w:type="dxa"/>
             <w:right w:w="108" w:type="dxa"/>
           </w:tblCellMar>
         </w:tblPrEx>
@@ -5075,7 +6680,7 @@
                 <w:vertAlign w:val="baseline"/>
                 <w:lang w:val="en-US" w:eastAsia="zh-CN"/>
               </w:rPr>
-              <w:t>v_cksj</w:t>
+              <w:t>v_cklb</w:t>
             </w:r>
           </w:p>
         </w:tc>
@@ -5117,7 +6722,7 @@
                 <w:vertAlign w:val="baseline"/>
                 <w:lang w:val="en-US" w:eastAsia="zh-CN"/>
               </w:rPr>
-              <w:t>datetime</w:t>
+              <w:t>varchar</w:t>
             </w:r>
           </w:p>
         </w:tc>
@@ -5159,145 +6764,7 @@
                 <w:vertAlign w:val="baseline"/>
                 <w:lang w:val="en-US" w:eastAsia="zh-CN"/>
               </w:rPr>
-              <w:t>出库时间</w:t>
-            </w:r>
-          </w:p>
-        </w:tc>
-      </w:tr>
-      <w:tr>
-        <w:tblPrEx>
-          <w:tblBorders>
-            <w:top w:val="single" w:color="auto" w:sz="4" w:space="0"/>
-            <w:left w:val="single" w:color="auto" w:sz="4" w:space="0"/>
-            <w:bottom w:val="single" w:color="auto" w:sz="4" w:space="0"/>
-            <w:right w:val="single" w:color="auto" w:sz="4" w:space="0"/>
-            <w:insideH w:val="single" w:color="auto" w:sz="4" w:space="0"/>
-            <w:insideV w:val="single" w:color="auto" w:sz="4" w:space="0"/>
-          </w:tblBorders>
-        </w:tblPrEx>
-        <w:tc>
-          <w:tcPr>
-            <w:tcW w:w="1680" w:type="dxa"/>
-          </w:tcPr>
-          <w:p>
-            <w:pPr>
-              <w:pStyle w:val="6"/>
-              <w:keepNext w:val="0"/>
-              <w:keepLines w:val="0"/>
-              <w:pageBreakBefore w:val="0"/>
-              <w:widowControl w:val="0"/>
-              <w:kinsoku/>
-              <w:wordWrap/>
-              <w:overflowPunct/>
-              <w:topLinePunct w:val="0"/>
-              <w:autoSpaceDE/>
-              <w:autoSpaceDN/>
-              <w:bidi w:val="0"/>
-              <w:adjustRightInd/>
-              <w:snapToGrid/>
-              <w:spacing w:after="0" w:line="240" w:lineRule="auto"/>
-              <w:textAlignment w:val="auto"/>
-              <w:rPr>
-                <w:rFonts w:hint="default"/>
-                <w:sz w:val="18"/>
-                <w:szCs w:val="18"/>
-                <w:vertAlign w:val="baseline"/>
-                <w:lang w:val="en-US" w:eastAsia="zh-CN"/>
-              </w:rPr>
-            </w:pPr>
-            <w:r>
-              <w:rPr>
-                <w:rFonts w:hint="default"/>
-                <w:sz w:val="18"/>
-                <w:szCs w:val="18"/>
-                <w:vertAlign w:val="baseline"/>
-                <w:lang w:val="en-US" w:eastAsia="zh-CN"/>
-              </w:rPr>
-              <w:t>v_hwck</w:t>
-            </w:r>
-          </w:p>
-        </w:tc>
-        <w:tc>
-          <w:tcPr>
-            <w:tcW w:w="1437" w:type="dxa"/>
-          </w:tcPr>
-          <w:p>
-            <w:pPr>
-              <w:pStyle w:val="6"/>
-              <w:keepNext w:val="0"/>
-              <w:keepLines w:val="0"/>
-              <w:pageBreakBefore w:val="0"/>
-              <w:widowControl w:val="0"/>
-              <w:kinsoku/>
-              <w:wordWrap/>
-              <w:overflowPunct/>
-              <w:topLinePunct w:val="0"/>
-              <w:autoSpaceDE/>
-              <w:autoSpaceDN/>
-              <w:bidi w:val="0"/>
-              <w:adjustRightInd/>
-              <w:snapToGrid/>
-              <w:spacing w:after="0" w:line="240" w:lineRule="auto"/>
-              <w:textAlignment w:val="auto"/>
-              <w:rPr>
-                <w:rFonts w:hint="default"/>
-                <w:sz w:val="18"/>
-                <w:szCs w:val="18"/>
-                <w:vertAlign w:val="baseline"/>
-                <w:lang w:val="en-US" w:eastAsia="zh-CN"/>
-              </w:rPr>
-            </w:pPr>
-            <w:r>
-              <w:rPr>
-                <w:rFonts w:hint="eastAsia"/>
-                <w:sz w:val="18"/>
-                <w:szCs w:val="18"/>
-                <w:vertAlign w:val="baseline"/>
-                <w:lang w:val="en-US" w:eastAsia="zh-CN"/>
-              </w:rPr>
-              <w:t>int</w:t>
-            </w:r>
-          </w:p>
-        </w:tc>
-        <w:tc>
-          <w:tcPr>
-            <w:tcW w:w="5405" w:type="dxa"/>
-          </w:tcPr>
-          <w:p>
-            <w:pPr>
-              <w:pStyle w:val="6"/>
-              <w:keepNext w:val="0"/>
-              <w:keepLines w:val="0"/>
-              <w:pageBreakBefore w:val="0"/>
-              <w:widowControl w:val="0"/>
-              <w:kinsoku/>
-              <w:wordWrap/>
-              <w:overflowPunct/>
-              <w:topLinePunct w:val="0"/>
-              <w:autoSpaceDE/>
-              <w:autoSpaceDN/>
-              <w:bidi w:val="0"/>
-              <w:adjustRightInd/>
-              <w:snapToGrid/>
-              <w:spacing w:after="0" w:line="240" w:lineRule="auto"/>
-              <w:textAlignment w:val="auto"/>
-              <w:rPr>
-                <w:rFonts w:hint="default"/>
-                <w:sz w:val="18"/>
-                <w:szCs w:val="18"/>
-                <w:vertAlign w:val="baseline"/>
-                <w:lang w:val="en-US" w:eastAsia="zh-CN"/>
-              </w:rPr>
-            </w:pPr>
-            <w:r>
-              <w:rPr>
-                <w:rFonts w:hint="eastAsia"/>
-                <w:sz w:val="18"/>
-                <w:szCs w:val="18"/>
-                <w:vertAlign w:val="baseline"/>
-                <w:lang w:val="en-US" w:eastAsia="zh-CN"/>
-              </w:rPr>
-              <w:t>仓库编号，thwck表，0表示默认</w:t>
+              <w:t>出库类别</w:t>
             </w:r>
           </w:p>
         </w:tc>
@@ -5313,7 +6780,9 @@
             <w:insideV w:val="single" w:color="auto" w:sz="4" w:space="0"/>
           </w:tblBorders>
           <w:tblCellMar>
+            <w:top w:w="0" w:type="dxa"/>
             <w:left w:w="108" w:type="dxa"/>
+            <w:bottom w:w="0" w:type="dxa"/>
             <w:right w:w="108" w:type="dxa"/>
           </w:tblCellMar>
         </w:tblPrEx>
@@ -5355,7 +6824,7 @@
                 <w:vertAlign w:val="baseline"/>
                 <w:lang w:val="en-US" w:eastAsia="zh-CN"/>
               </w:rPr>
-              <w:t>v_pksj</w:t>
+              <w:t>v_cksj</w:t>
             </w:r>
           </w:p>
         </w:tc>
@@ -5439,145 +6908,7 @@
                 <w:vertAlign w:val="baseline"/>
                 <w:lang w:val="en-US" w:eastAsia="zh-CN"/>
               </w:rPr>
-              <w:t>盘库时间</w:t>
-            </w:r>
-          </w:p>
-        </w:tc>
-      </w:tr>
-      <w:tr>
-        <w:tblPrEx>
-          <w:tblBorders>
-            <w:top w:val="single" w:color="auto" w:sz="4" w:space="0"/>
-            <w:left w:val="single" w:color="auto" w:sz="4" w:space="0"/>
-            <w:bottom w:val="single" w:color="auto" w:sz="4" w:space="0"/>
-            <w:right w:val="single" w:color="auto" w:sz="4" w:space="0"/>
-            <w:insideH w:val="single" w:color="auto" w:sz="4" w:space="0"/>
-            <w:insideV w:val="single" w:color="auto" w:sz="4" w:space="0"/>
-          </w:tblBorders>
-        </w:tblPrEx>
-        <w:tc>
-          <w:tcPr>
-            <w:tcW w:w="1680" w:type="dxa"/>
-          </w:tcPr>
-          <w:p>
-            <w:pPr>
-              <w:pStyle w:val="6"/>
-              <w:keepNext w:val="0"/>
-              <w:keepLines w:val="0"/>
-              <w:pageBreakBefore w:val="0"/>
-              <w:widowControl w:val="0"/>
-              <w:kinsoku/>
-              <w:wordWrap/>
-              <w:overflowPunct/>
-              <w:topLinePunct w:val="0"/>
-              <w:autoSpaceDE/>
-              <w:autoSpaceDN/>
-              <w:bidi w:val="0"/>
-              <w:adjustRightInd/>
-              <w:snapToGrid/>
-              <w:spacing w:after="0" w:line="240" w:lineRule="auto"/>
-              <w:textAlignment w:val="auto"/>
-              <w:rPr>
-                <w:rFonts w:hint="default"/>
-                <w:sz w:val="18"/>
-                <w:szCs w:val="18"/>
-                <w:vertAlign w:val="baseline"/>
-                <w:lang w:val="en-US" w:eastAsia="zh-CN"/>
-              </w:rPr>
-            </w:pPr>
-            <w:r>
-              <w:rPr>
-                <w:rFonts w:hint="default"/>
-                <w:sz w:val="18"/>
-                <w:szCs w:val="18"/>
-                <w:vertAlign w:val="baseline"/>
-                <w:lang w:val="en-US" w:eastAsia="zh-CN"/>
-              </w:rPr>
-              <w:t>v_kcdj</w:t>
-            </w:r>
-          </w:p>
-        </w:tc>
-        <w:tc>
-          <w:tcPr>
-            <w:tcW w:w="1437" w:type="dxa"/>
-          </w:tcPr>
-          <w:p>
-            <w:pPr>
-              <w:pStyle w:val="6"/>
-              <w:keepNext w:val="0"/>
-              <w:keepLines w:val="0"/>
-              <w:pageBreakBefore w:val="0"/>
-              <w:widowControl w:val="0"/>
-              <w:kinsoku/>
-              <w:wordWrap/>
-              <w:overflowPunct/>
-              <w:topLinePunct w:val="0"/>
-              <w:autoSpaceDE/>
-              <w:autoSpaceDN/>
-              <w:bidi w:val="0"/>
-              <w:adjustRightInd/>
-              <w:snapToGrid/>
-              <w:spacing w:after="0" w:line="240" w:lineRule="auto"/>
-              <w:textAlignment w:val="auto"/>
-              <w:rPr>
-                <w:rFonts w:hint="default"/>
-                <w:sz w:val="18"/>
-                <w:szCs w:val="18"/>
-                <w:vertAlign w:val="baseline"/>
-                <w:lang w:val="en-US" w:eastAsia="zh-CN"/>
-              </w:rPr>
-            </w:pPr>
-            <w:r>
-              <w:rPr>
-                <w:rFonts w:hint="eastAsia"/>
-                <w:sz w:val="18"/>
-                <w:szCs w:val="18"/>
-                <w:vertAlign w:val="baseline"/>
-                <w:lang w:val="en-US" w:eastAsia="zh-CN"/>
-              </w:rPr>
-              <w:t>decimal(18,6)</w:t>
-            </w:r>
-          </w:p>
-        </w:tc>
-        <w:tc>
-          <w:tcPr>
-            <w:tcW w:w="5405" w:type="dxa"/>
-          </w:tcPr>
-          <w:p>
-            <w:pPr>
-              <w:pStyle w:val="6"/>
-              <w:keepNext w:val="0"/>
-              <w:keepLines w:val="0"/>
-              <w:pageBreakBefore w:val="0"/>
-              <w:widowControl w:val="0"/>
-              <w:kinsoku/>
-              <w:wordWrap/>
-              <w:overflowPunct/>
-              <w:topLinePunct w:val="0"/>
-              <w:autoSpaceDE/>
-              <w:autoSpaceDN/>
-              <w:bidi w:val="0"/>
-              <w:adjustRightInd/>
-              <w:snapToGrid/>
-              <w:spacing w:after="0" w:line="240" w:lineRule="auto"/>
-              <w:textAlignment w:val="auto"/>
-              <w:rPr>
-                <w:rFonts w:hint="default"/>
-                <w:sz w:val="18"/>
-                <w:szCs w:val="18"/>
-                <w:vertAlign w:val="baseline"/>
-                <w:lang w:val="en-US" w:eastAsia="zh-CN"/>
-              </w:rPr>
-            </w:pPr>
-            <w:r>
-              <w:rPr>
-                <w:rFonts w:hint="eastAsia"/>
-                <w:sz w:val="18"/>
-                <w:szCs w:val="18"/>
-                <w:vertAlign w:val="baseline"/>
-                <w:lang w:val="en-US" w:eastAsia="zh-CN"/>
-              </w:rPr>
-              <w:t>单价</w:t>
+              <w:t>出库时间</w:t>
             </w:r>
           </w:p>
         </w:tc>
@@ -5593,7 +6924,9 @@
             <w:insideV w:val="single" w:color="auto" w:sz="4" w:space="0"/>
           </w:tblBorders>
           <w:tblCellMar>
+            <w:top w:w="0" w:type="dxa"/>
             <w:left w:w="108" w:type="dxa"/>
+            <w:bottom w:w="0" w:type="dxa"/>
             <w:right w:w="108" w:type="dxa"/>
           </w:tblCellMar>
         </w:tblPrEx>
@@ -5635,7 +6968,7 @@
                 <w:vertAlign w:val="baseline"/>
                 <w:lang w:val="en-US" w:eastAsia="zh-CN"/>
               </w:rPr>
-              <w:t>v_kcsl</w:t>
+              <w:t>v_hwck</w:t>
             </w:r>
           </w:p>
         </w:tc>
@@ -5677,7 +7010,7 @@
                 <w:vertAlign w:val="baseline"/>
                 <w:lang w:val="en-US" w:eastAsia="zh-CN"/>
               </w:rPr>
-              <w:t>decimal(18,6)</w:t>
+              <w:t>int</w:t>
             </w:r>
           </w:p>
         </w:tc>
@@ -5719,7 +7052,7 @@
                 <w:vertAlign w:val="baseline"/>
                 <w:lang w:val="en-US" w:eastAsia="zh-CN"/>
               </w:rPr>
-              <w:t>数量</w:t>
+              <w:t>仓库编号，thwck表，0表示默认</w:t>
             </w:r>
           </w:p>
         </w:tc>
@@ -5735,7 +7068,9 @@
             <w:insideV w:val="single" w:color="auto" w:sz="4" w:space="0"/>
           </w:tblBorders>
           <w:tblCellMar>
+            <w:top w:w="0" w:type="dxa"/>
             <w:left w:w="108" w:type="dxa"/>
+            <w:bottom w:w="0" w:type="dxa"/>
             <w:right w:w="108" w:type="dxa"/>
           </w:tblCellMar>
         </w:tblPrEx>
@@ -5777,7 +7112,7 @@
                 <w:vertAlign w:val="baseline"/>
                 <w:lang w:val="en-US" w:eastAsia="zh-CN"/>
               </w:rPr>
-              <w:t>v_kcbz</w:t>
+              <w:t>v_pksj</w:t>
             </w:r>
           </w:p>
         </w:tc>
@@ -5819,7 +7154,7 @@
                 <w:vertAlign w:val="baseline"/>
                 <w:lang w:val="en-US" w:eastAsia="zh-CN"/>
               </w:rPr>
-              <w:t>int</w:t>
+              <w:t>datetime</w:t>
             </w:r>
           </w:p>
         </w:tc>
@@ -5861,7 +7196,7 @@
                 <w:vertAlign w:val="baseline"/>
                 <w:lang w:val="en-US" w:eastAsia="zh-CN"/>
               </w:rPr>
-              <w:t>库存标识，1在库，0已出库（历史）</w:t>
+              <w:t>盘库时间</w:t>
             </w:r>
           </w:p>
         </w:tc>
@@ -5877,7 +7212,9 @@
             <w:insideV w:val="single" w:color="auto" w:sz="4" w:space="0"/>
           </w:tblBorders>
           <w:tblCellMar>
+            <w:top w:w="0" w:type="dxa"/>
             <w:left w:w="108" w:type="dxa"/>
+            <w:bottom w:w="0" w:type="dxa"/>
             <w:right w:w="108" w:type="dxa"/>
           </w:tblCellMar>
         </w:tblPrEx>
@@ -5919,7 +7256,7 @@
                 <w:vertAlign w:val="baseline"/>
                 <w:lang w:val="en-US" w:eastAsia="zh-CN"/>
               </w:rPr>
-              <w:t>v_kgy_id</w:t>
+              <w:t>v_kcdj</w:t>
             </w:r>
           </w:p>
         </w:tc>
@@ -5961,7 +7298,7 @@
                 <w:vertAlign w:val="baseline"/>
                 <w:lang w:val="en-US" w:eastAsia="zh-CN"/>
               </w:rPr>
-              <w:t>int</w:t>
+              <w:t>decimal(18,6)</w:t>
             </w:r>
           </w:p>
         </w:tc>
@@ -6003,7 +7340,7 @@
                 <w:vertAlign w:val="baseline"/>
                 <w:lang w:val="en-US" w:eastAsia="zh-CN"/>
               </w:rPr>
-              <w:t>操作库管员</w:t>
+              <w:t>单价</w:t>
             </w:r>
           </w:p>
         </w:tc>
@@ -6019,7 +7356,9 @@
             <w:insideV w:val="single" w:color="auto" w:sz="4" w:space="0"/>
           </w:tblBorders>
           <w:tblCellMar>
+            <w:top w:w="0" w:type="dxa"/>
             <w:left w:w="108" w:type="dxa"/>
+            <w:bottom w:w="0" w:type="dxa"/>
             <w:right w:w="108" w:type="dxa"/>
           </w:tblCellMar>
         </w:tblPrEx>
@@ -6061,7 +7400,7 @@
                 <w:vertAlign w:val="baseline"/>
                 <w:lang w:val="en-US" w:eastAsia="zh-CN"/>
               </w:rPr>
-              <w:t>v_jyzt</w:t>
+              <w:t>v_kcsl</w:t>
             </w:r>
           </w:p>
         </w:tc>
@@ -6103,7 +7442,7 @@
                 <w:vertAlign w:val="baseline"/>
                 <w:lang w:val="en-US" w:eastAsia="zh-CN"/>
               </w:rPr>
-              <w:t>int</w:t>
+              <w:t>decimal(18,6)</w:t>
             </w:r>
           </w:p>
         </w:tc>
@@ -6145,7 +7484,7 @@
                 <w:vertAlign w:val="baseline"/>
                 <w:lang w:val="en-US" w:eastAsia="zh-CN"/>
               </w:rPr>
-              <w:t>借用状态（调拨），dic</w:t>
+              <w:t>数量</w:t>
             </w:r>
           </w:p>
         </w:tc>
@@ -6161,7 +7500,9 @@
             <w:insideV w:val="single" w:color="auto" w:sz="4" w:space="0"/>
           </w:tblBorders>
           <w:tblCellMar>
+            <w:top w:w="0" w:type="dxa"/>
             <w:left w:w="108" w:type="dxa"/>
+            <w:bottom w:w="0" w:type="dxa"/>
             <w:right w:w="108" w:type="dxa"/>
           </w:tblCellMar>
         </w:tblPrEx>
@@ -6203,7 +7544,7 @@
                 <w:vertAlign w:val="baseline"/>
                 <w:lang w:val="en-US" w:eastAsia="zh-CN"/>
               </w:rPr>
-              <w:t>v_jyyg_id</w:t>
+              <w:t>v_kcbz</w:t>
             </w:r>
           </w:p>
         </w:tc>
@@ -6287,17 +7628,7 @@
                 <w:vertAlign w:val="baseline"/>
                 <w:lang w:val="en-US" w:eastAsia="zh-CN"/>
               </w:rPr>
-              <w:t>借用人员</w:t>
-            </w:r>
-            <w:r>
-              <w:rPr>
-                <w:rFonts w:hint="eastAsia"/>
-                <w:sz w:val="18"/>
-                <w:szCs w:val="18"/>
-                <w:vertAlign w:val="baseline"/>
-                <w:lang w:val="en-US" w:eastAsia="zh-CN"/>
-              </w:rPr>
-              <w:t>（调拨）</w:t>
+              <w:t>库存标识，1在库，0已出库（历史）</w:t>
             </w:r>
           </w:p>
         </w:tc>
@@ -6313,7 +7644,9 @@
             <w:insideV w:val="single" w:color="auto" w:sz="4" w:space="0"/>
           </w:tblBorders>
           <w:tblCellMar>
+            <w:top w:w="0" w:type="dxa"/>
             <w:left w:w="108" w:type="dxa"/>
+            <w:bottom w:w="0" w:type="dxa"/>
             <w:right w:w="108" w:type="dxa"/>
           </w:tblCellMar>
         </w:tblPrEx>
@@ -6355,7 +7688,7 @@
                 <w:vertAlign w:val="baseline"/>
                 <w:lang w:val="en-US" w:eastAsia="zh-CN"/>
               </w:rPr>
-              <w:t>v_beizhu</w:t>
+              <w:t>v_kgy_id</w:t>
             </w:r>
           </w:p>
         </w:tc>
@@ -6397,7 +7730,7 @@
                 <w:vertAlign w:val="baseline"/>
                 <w:lang w:val="en-US" w:eastAsia="zh-CN"/>
               </w:rPr>
-              <w:t>varchar</w:t>
+              <w:t>int</w:t>
             </w:r>
           </w:p>
         </w:tc>
@@ -6439,7 +7772,7 @@
                 <w:vertAlign w:val="baseline"/>
                 <w:lang w:val="en-US" w:eastAsia="zh-CN"/>
               </w:rPr>
-              <w:t>备注</w:t>
+              <w:t>操作库管员</w:t>
             </w:r>
           </w:p>
         </w:tc>
@@ -6455,7 +7788,441 @@
             <w:insideV w:val="single" w:color="auto" w:sz="4" w:space="0"/>
           </w:tblBorders>
           <w:tblCellMar>
+            <w:top w:w="0" w:type="dxa"/>
             <w:left w:w="108" w:type="dxa"/>
+            <w:bottom w:w="0" w:type="dxa"/>
+            <w:right w:w="108" w:type="dxa"/>
+          </w:tblCellMar>
+        </w:tblPrEx>
+        <w:tc>
+          <w:tcPr>
+            <w:tcW w:w="1680" w:type="dxa"/>
+          </w:tcPr>
+          <w:p>
+            <w:pPr>
+              <w:pStyle w:val="6"/>
+              <w:keepNext w:val="0"/>
+              <w:keepLines w:val="0"/>
+              <w:pageBreakBefore w:val="0"/>
+              <w:widowControl w:val="0"/>
+              <w:kinsoku/>
+              <w:wordWrap/>
+              <w:overflowPunct/>
+              <w:topLinePunct w:val="0"/>
+              <w:autoSpaceDE/>
+              <w:autoSpaceDN/>
+              <w:bidi w:val="0"/>
+              <w:adjustRightInd/>
+              <w:snapToGrid/>
+              <w:spacing w:after="0" w:line="240" w:lineRule="auto"/>
+              <w:textAlignment w:val="auto"/>
+              <w:rPr>
+                <w:rFonts w:hint="default"/>
+                <w:sz w:val="18"/>
+                <w:szCs w:val="18"/>
+                <w:vertAlign w:val="baseline"/>
+                <w:lang w:val="en-US" w:eastAsia="zh-CN"/>
+              </w:rPr>
+            </w:pPr>
+            <w:r>
+              <w:rPr>
+                <w:rFonts w:hint="default"/>
+                <w:sz w:val="18"/>
+                <w:szCs w:val="18"/>
+                <w:vertAlign w:val="baseline"/>
+                <w:lang w:val="en-US" w:eastAsia="zh-CN"/>
+              </w:rPr>
+              <w:t>v_jyzt</w:t>
+            </w:r>
+          </w:p>
+        </w:tc>
+        <w:tc>
+          <w:tcPr>
+            <w:tcW w:w="1437" w:type="dxa"/>
+          </w:tcPr>
+          <w:p>
+            <w:pPr>
+              <w:pStyle w:val="6"/>
+              <w:keepNext w:val="0"/>
+              <w:keepLines w:val="0"/>
+              <w:pageBreakBefore w:val="0"/>
+              <w:widowControl w:val="0"/>
+              <w:kinsoku/>
+              <w:wordWrap/>
+              <w:overflowPunct/>
+              <w:topLinePunct w:val="0"/>
+              <w:autoSpaceDE/>
+              <w:autoSpaceDN/>
+              <w:bidi w:val="0"/>
+              <w:adjustRightInd/>
+              <w:snapToGrid/>
+              <w:spacing w:after="0" w:line="240" w:lineRule="auto"/>
+              <w:textAlignment w:val="auto"/>
+              <w:rPr>
+                <w:rFonts w:hint="default"/>
+                <w:sz w:val="18"/>
+                <w:szCs w:val="18"/>
+                <w:vertAlign w:val="baseline"/>
+                <w:lang w:val="en-US" w:eastAsia="zh-CN"/>
+              </w:rPr>
+            </w:pPr>
+            <w:r>
+              <w:rPr>
+                <w:rFonts w:hint="eastAsia"/>
+                <w:sz w:val="18"/>
+                <w:szCs w:val="18"/>
+                <w:vertAlign w:val="baseline"/>
+                <w:lang w:val="en-US" w:eastAsia="zh-CN"/>
+              </w:rPr>
+              <w:t>int</w:t>
+            </w:r>
+          </w:p>
+        </w:tc>
+        <w:tc>
+          <w:tcPr>
+            <w:tcW w:w="5405" w:type="dxa"/>
+          </w:tcPr>
+          <w:p>
+            <w:pPr>
+              <w:pStyle w:val="6"/>
+              <w:keepNext w:val="0"/>
+              <w:keepLines w:val="0"/>
+              <w:pageBreakBefore w:val="0"/>
+              <w:widowControl w:val="0"/>
+              <w:kinsoku/>
+              <w:wordWrap/>
+              <w:overflowPunct/>
+              <w:topLinePunct w:val="0"/>
+              <w:autoSpaceDE/>
+              <w:autoSpaceDN/>
+              <w:bidi w:val="0"/>
+              <w:adjustRightInd/>
+              <w:snapToGrid/>
+              <w:spacing w:after="0" w:line="240" w:lineRule="auto"/>
+              <w:textAlignment w:val="auto"/>
+              <w:rPr>
+                <w:rFonts w:hint="default"/>
+                <w:sz w:val="18"/>
+                <w:szCs w:val="18"/>
+                <w:vertAlign w:val="baseline"/>
+                <w:lang w:val="en-US" w:eastAsia="zh-CN"/>
+              </w:rPr>
+            </w:pPr>
+            <w:r>
+              <w:rPr>
+                <w:rFonts w:hint="eastAsia"/>
+                <w:sz w:val="18"/>
+                <w:szCs w:val="18"/>
+                <w:vertAlign w:val="baseline"/>
+                <w:lang w:val="en-US" w:eastAsia="zh-CN"/>
+              </w:rPr>
+              <w:t>借用状态（调拨），dic</w:t>
+            </w:r>
+          </w:p>
+        </w:tc>
+      </w:tr>
+      <w:tr>
+        <w:tblPrEx>
+          <w:tblBorders>
+            <w:top w:val="single" w:color="auto" w:sz="4" w:space="0"/>
+            <w:left w:val="single" w:color="auto" w:sz="4" w:space="0"/>
+            <w:bottom w:val="single" w:color="auto" w:sz="4" w:space="0"/>
+            <w:right w:val="single" w:color="auto" w:sz="4" w:space="0"/>
+            <w:insideH w:val="single" w:color="auto" w:sz="4" w:space="0"/>
+            <w:insideV w:val="single" w:color="auto" w:sz="4" w:space="0"/>
+          </w:tblBorders>
+          <w:tblCellMar>
+            <w:top w:w="0" w:type="dxa"/>
+            <w:left w:w="108" w:type="dxa"/>
+            <w:bottom w:w="0" w:type="dxa"/>
+            <w:right w:w="108" w:type="dxa"/>
+          </w:tblCellMar>
+        </w:tblPrEx>
+        <w:tc>
+          <w:tcPr>
+            <w:tcW w:w="1680" w:type="dxa"/>
+          </w:tcPr>
+          <w:p>
+            <w:pPr>
+              <w:pStyle w:val="6"/>
+              <w:keepNext w:val="0"/>
+              <w:keepLines w:val="0"/>
+              <w:pageBreakBefore w:val="0"/>
+              <w:widowControl w:val="0"/>
+              <w:kinsoku/>
+              <w:wordWrap/>
+              <w:overflowPunct/>
+              <w:topLinePunct w:val="0"/>
+              <w:autoSpaceDE/>
+              <w:autoSpaceDN/>
+              <w:bidi w:val="0"/>
+              <w:adjustRightInd/>
+              <w:snapToGrid/>
+              <w:spacing w:after="0" w:line="240" w:lineRule="auto"/>
+              <w:textAlignment w:val="auto"/>
+              <w:rPr>
+                <w:rFonts w:hint="default"/>
+                <w:sz w:val="18"/>
+                <w:szCs w:val="18"/>
+                <w:vertAlign w:val="baseline"/>
+                <w:lang w:val="en-US" w:eastAsia="zh-CN"/>
+              </w:rPr>
+            </w:pPr>
+            <w:r>
+              <w:rPr>
+                <w:rFonts w:hint="default"/>
+                <w:sz w:val="18"/>
+                <w:szCs w:val="18"/>
+                <w:vertAlign w:val="baseline"/>
+                <w:lang w:val="en-US" w:eastAsia="zh-CN"/>
+              </w:rPr>
+              <w:t>v_jyyg_id</w:t>
+            </w:r>
+          </w:p>
+        </w:tc>
+        <w:tc>
+          <w:tcPr>
+            <w:tcW w:w="1437" w:type="dxa"/>
+          </w:tcPr>
+          <w:p>
+            <w:pPr>
+              <w:pStyle w:val="6"/>
+              <w:keepNext w:val="0"/>
+              <w:keepLines w:val="0"/>
+              <w:pageBreakBefore w:val="0"/>
+              <w:widowControl w:val="0"/>
+              <w:kinsoku/>
+              <w:wordWrap/>
+              <w:overflowPunct/>
+              <w:topLinePunct w:val="0"/>
+              <w:autoSpaceDE/>
+              <w:autoSpaceDN/>
+              <w:bidi w:val="0"/>
+              <w:adjustRightInd/>
+              <w:snapToGrid/>
+              <w:spacing w:after="0" w:line="240" w:lineRule="auto"/>
+              <w:textAlignment w:val="auto"/>
+              <w:rPr>
+                <w:rFonts w:hint="default"/>
+                <w:sz w:val="18"/>
+                <w:szCs w:val="18"/>
+                <w:vertAlign w:val="baseline"/>
+                <w:lang w:val="en-US" w:eastAsia="zh-CN"/>
+              </w:rPr>
+            </w:pPr>
+            <w:r>
+              <w:rPr>
+                <w:rFonts w:hint="eastAsia"/>
+                <w:sz w:val="18"/>
+                <w:szCs w:val="18"/>
+                <w:vertAlign w:val="baseline"/>
+                <w:lang w:val="en-US" w:eastAsia="zh-CN"/>
+              </w:rPr>
+              <w:t>int</w:t>
+            </w:r>
+          </w:p>
+        </w:tc>
+        <w:tc>
+          <w:tcPr>
+            <w:tcW w:w="5405" w:type="dxa"/>
+          </w:tcPr>
+          <w:p>
+            <w:pPr>
+              <w:pStyle w:val="6"/>
+              <w:keepNext w:val="0"/>
+              <w:keepLines w:val="0"/>
+              <w:pageBreakBefore w:val="0"/>
+              <w:widowControl w:val="0"/>
+              <w:kinsoku/>
+              <w:wordWrap/>
+              <w:overflowPunct/>
+              <w:topLinePunct w:val="0"/>
+              <w:autoSpaceDE/>
+              <w:autoSpaceDN/>
+              <w:bidi w:val="0"/>
+              <w:adjustRightInd/>
+              <w:snapToGrid/>
+              <w:spacing w:after="0" w:line="240" w:lineRule="auto"/>
+              <w:textAlignment w:val="auto"/>
+              <w:rPr>
+                <w:rFonts w:hint="default"/>
+                <w:sz w:val="18"/>
+                <w:szCs w:val="18"/>
+                <w:vertAlign w:val="baseline"/>
+                <w:lang w:val="en-US" w:eastAsia="zh-CN"/>
+              </w:rPr>
+            </w:pPr>
+            <w:r>
+              <w:rPr>
+                <w:rFonts w:hint="eastAsia"/>
+                <w:sz w:val="18"/>
+                <w:szCs w:val="18"/>
+                <w:vertAlign w:val="baseline"/>
+                <w:lang w:val="en-US" w:eastAsia="zh-CN"/>
+              </w:rPr>
+              <w:t>借用人员（调拨）</w:t>
+            </w:r>
+          </w:p>
+        </w:tc>
+      </w:tr>
+      <w:tr>
+        <w:tblPrEx>
+          <w:tblBorders>
+            <w:top w:val="single" w:color="auto" w:sz="4" w:space="0"/>
+            <w:left w:val="single" w:color="auto" w:sz="4" w:space="0"/>
+            <w:bottom w:val="single" w:color="auto" w:sz="4" w:space="0"/>
+            <w:right w:val="single" w:color="auto" w:sz="4" w:space="0"/>
+            <w:insideH w:val="single" w:color="auto" w:sz="4" w:space="0"/>
+            <w:insideV w:val="single" w:color="auto" w:sz="4" w:space="0"/>
+          </w:tblBorders>
+          <w:tblCellMar>
+            <w:top w:w="0" w:type="dxa"/>
+            <w:left w:w="108" w:type="dxa"/>
+            <w:bottom w:w="0" w:type="dxa"/>
+            <w:right w:w="108" w:type="dxa"/>
+          </w:tblCellMar>
+        </w:tblPrEx>
+        <w:tc>
+          <w:tcPr>
+            <w:tcW w:w="1680" w:type="dxa"/>
+          </w:tcPr>
+          <w:p>
+            <w:pPr>
+              <w:pStyle w:val="6"/>
+              <w:keepNext w:val="0"/>
+              <w:keepLines w:val="0"/>
+              <w:pageBreakBefore w:val="0"/>
+              <w:widowControl w:val="0"/>
+              <w:kinsoku/>
+              <w:wordWrap/>
+              <w:overflowPunct/>
+              <w:topLinePunct w:val="0"/>
+              <w:autoSpaceDE/>
+              <w:autoSpaceDN/>
+              <w:bidi w:val="0"/>
+              <w:adjustRightInd/>
+              <w:snapToGrid/>
+              <w:spacing w:after="0" w:line="240" w:lineRule="auto"/>
+              <w:textAlignment w:val="auto"/>
+              <w:rPr>
+                <w:rFonts w:hint="default"/>
+                <w:sz w:val="18"/>
+                <w:szCs w:val="18"/>
+                <w:vertAlign w:val="baseline"/>
+                <w:lang w:val="en-US" w:eastAsia="zh-CN"/>
+              </w:rPr>
+            </w:pPr>
+            <w:r>
+              <w:rPr>
+                <w:rFonts w:hint="default"/>
+                <w:sz w:val="18"/>
+                <w:szCs w:val="18"/>
+                <w:vertAlign w:val="baseline"/>
+                <w:lang w:val="en-US" w:eastAsia="zh-CN"/>
+              </w:rPr>
+              <w:t>v_beizhu</w:t>
+            </w:r>
+          </w:p>
+        </w:tc>
+        <w:tc>
+          <w:tcPr>
+            <w:tcW w:w="1437" w:type="dxa"/>
+          </w:tcPr>
+          <w:p>
+            <w:pPr>
+              <w:pStyle w:val="6"/>
+              <w:keepNext w:val="0"/>
+              <w:keepLines w:val="0"/>
+              <w:pageBreakBefore w:val="0"/>
+              <w:widowControl w:val="0"/>
+              <w:kinsoku/>
+              <w:wordWrap/>
+              <w:overflowPunct/>
+              <w:topLinePunct w:val="0"/>
+              <w:autoSpaceDE/>
+              <w:autoSpaceDN/>
+              <w:bidi w:val="0"/>
+              <w:adjustRightInd/>
+              <w:snapToGrid/>
+              <w:spacing w:after="0" w:line="240" w:lineRule="auto"/>
+              <w:textAlignment w:val="auto"/>
+              <w:rPr>
+                <w:rFonts w:hint="default"/>
+                <w:sz w:val="18"/>
+                <w:szCs w:val="18"/>
+                <w:vertAlign w:val="baseline"/>
+                <w:lang w:val="en-US" w:eastAsia="zh-CN"/>
+              </w:rPr>
+            </w:pPr>
+            <w:r>
+              <w:rPr>
+                <w:rFonts w:hint="eastAsia"/>
+                <w:sz w:val="18"/>
+                <w:szCs w:val="18"/>
+                <w:vertAlign w:val="baseline"/>
+                <w:lang w:val="en-US" w:eastAsia="zh-CN"/>
+              </w:rPr>
+              <w:t>varchar</w:t>
+            </w:r>
+          </w:p>
+        </w:tc>
+        <w:tc>
+          <w:tcPr>
+            <w:tcW w:w="5405" w:type="dxa"/>
+          </w:tcPr>
+          <w:p>
+            <w:pPr>
+              <w:pStyle w:val="6"/>
+              <w:keepNext w:val="0"/>
+              <w:keepLines w:val="0"/>
+              <w:pageBreakBefore w:val="0"/>
+              <w:widowControl w:val="0"/>
+              <w:kinsoku/>
+              <w:wordWrap/>
+              <w:overflowPunct/>
+              <w:topLinePunct w:val="0"/>
+              <w:autoSpaceDE/>
+              <w:autoSpaceDN/>
+              <w:bidi w:val="0"/>
+              <w:adjustRightInd/>
+              <w:snapToGrid/>
+              <w:spacing w:after="0" w:line="240" w:lineRule="auto"/>
+              <w:textAlignment w:val="auto"/>
+              <w:rPr>
+                <w:rFonts w:hint="default"/>
+                <w:sz w:val="18"/>
+                <w:szCs w:val="18"/>
+                <w:vertAlign w:val="baseline"/>
+                <w:lang w:val="en-US" w:eastAsia="zh-CN"/>
+              </w:rPr>
+            </w:pPr>
+            <w:r>
+              <w:rPr>
+                <w:rFonts w:hint="eastAsia"/>
+                <w:sz w:val="18"/>
+                <w:szCs w:val="18"/>
+                <w:vertAlign w:val="baseline"/>
+                <w:lang w:val="en-US" w:eastAsia="zh-CN"/>
+              </w:rPr>
+              <w:t>备注</w:t>
+            </w:r>
+          </w:p>
+        </w:tc>
+      </w:tr>
+      <w:tr>
+        <w:tblPrEx>
+          <w:tblBorders>
+            <w:top w:val="single" w:color="auto" w:sz="4" w:space="0"/>
+            <w:left w:val="single" w:color="auto" w:sz="4" w:space="0"/>
+            <w:bottom w:val="single" w:color="auto" w:sz="4" w:space="0"/>
+            <w:right w:val="single" w:color="auto" w:sz="4" w:space="0"/>
+            <w:insideH w:val="single" w:color="auto" w:sz="4" w:space="0"/>
+            <w:insideV w:val="single" w:color="auto" w:sz="4" w:space="0"/>
+          </w:tblBorders>
+          <w:tblCellMar>
+            <w:top w:w="0" w:type="dxa"/>
+            <w:left w:w="108" w:type="dxa"/>
+            <w:bottom w:w="0" w:type="dxa"/>
             <w:right w:w="108" w:type="dxa"/>
           </w:tblCellMar>
         </w:tblPrEx>

--- a/EOMRPX使用手册.docx
+++ b/EOMRPX使用手册.docx
@@ -3549,12 +3549,6 @@
             <w:insideH w:val="single" w:color="auto" w:sz="4" w:space="0"/>
             <w:insideV w:val="single" w:color="auto" w:sz="4" w:space="0"/>
           </w:tblBorders>
-          <w:tblCellMar>
-            <w:top w:w="0" w:type="dxa"/>
-            <w:left w:w="108" w:type="dxa"/>
-            <w:bottom w:w="0" w:type="dxa"/>
-            <w:right w:w="108" w:type="dxa"/>
-          </w:tblCellMar>
         </w:tblPrEx>
         <w:tc>
           <w:tcPr>
@@ -4033,16 +4027,7 @@
                 <w:rFonts w:hint="eastAsia"/>
                 <w:lang w:val="en-US" w:eastAsia="zh-CN"/>
               </w:rPr>
-              <w:t>库管员进行发货出库，填写物流信息。货物变更为出库状态（已实际出库</w:t>
-            </w:r>
-            <w:bookmarkStart w:id="0" w:name="_GoBack"/>
-            <w:bookmarkEnd w:id="0"/>
-            <w:r>
-              <w:rPr>
-                <w:rFonts w:hint="eastAsia"/>
-                <w:lang w:val="en-US" w:eastAsia="zh-CN"/>
-              </w:rPr>
-              <w:t>）。</w:t>
+              <w:t>库管员进行发货出库，填写物流信息。货物变更为出库状态（已实际出库）。</w:t>
             </w:r>
           </w:p>
         </w:tc>
@@ -4712,6 +4697,25 @@
         <w:pStyle w:val="6"/>
         <w:bidi w:val="0"/>
         <w:rPr>
+          <w:rFonts w:hint="default"/>
+          <w:lang w:val="en-US" w:eastAsia="zh-CN"/>
+        </w:rPr>
+      </w:pPr>
+      <w:r>
+        <w:rPr>
+          <w:rFonts w:hint="eastAsia"/>
+          <w:lang w:val="en-US" w:eastAsia="zh-CN"/>
+        </w:rPr>
+        <w:t>为了简化生产管理流程，不使用流程单（生产单），直接添加生产任务（生产产品）。</w:t>
+      </w:r>
+      <w:bookmarkStart w:id="0" w:name="_GoBack"/>
+      <w:bookmarkEnd w:id="0"/>
+    </w:p>
+    <w:p>
+      <w:pPr>
+        <w:pStyle w:val="6"/>
+        <w:bidi w:val="0"/>
+        <w:rPr>
           <w:rFonts w:hint="eastAsia"/>
           <w:lang w:val="en-US" w:eastAsia="zh-CN"/>
         </w:rPr>
@@ -4777,33 +4781,6 @@
           <w:lang w:val="en-US" w:eastAsia="zh-CN"/>
         </w:rPr>
       </w:pPr>
-    </w:p>
-    <w:p>
-      <w:pPr>
-        <w:pStyle w:val="6"/>
-        <w:bidi w:val="0"/>
-        <w:rPr>
-          <w:rFonts w:hint="default"/>
-          <w:lang w:val="en-US" w:eastAsia="zh-CN"/>
-        </w:rPr>
-      </w:pPr>
-    </w:p>
-    <w:p>
-      <w:pPr>
-        <w:pStyle w:val="6"/>
-        <w:bidi w:val="0"/>
-        <w:rPr>
-          <w:rFonts w:hint="default"/>
-          <w:lang w:val="en-US" w:eastAsia="zh-CN"/>
-        </w:rPr>
-      </w:pPr>
-      <w:r>
-        <w:rPr>
-          <w:rFonts w:hint="eastAsia"/>
-          <w:lang w:val="en-US" w:eastAsia="zh-CN"/>
-        </w:rPr>
-        <w:t>只使用库存明细表（历史表），每次变更，增加一条新纪录，批号可能重复，通过f_flag来标记，0当前库存，1历史库存。每次入库，先将同批号的当前库存f_flag变更为1，再插入一条新的记录，拆分时，分出去的使用新的批号，原有的批号不变，便于管理。合并后，保留主批号不变，其他的批号都进入历史库。出库时，直接将f_flag变更为1。这样取消入库出库记录表，保证数据一致性。</w:t>
-      </w:r>
     </w:p>
     <w:p>
       <w:pPr>

--- a/EOMRPX使用手册.docx
+++ b/EOMRPX使用手册.docx
@@ -658,7 +658,7 @@
           <w:rFonts w:hint="eastAsia"/>
           <w:lang w:val="en-US" w:eastAsia="zh-CN"/>
         </w:rPr>
-        <w:t>库存明细表记录了库存货物本身的属性，同时将库存变更信息也放在一张表中，便于管理和查询。变更分为入库和出库，包括入库流程rklb，流程对应的单号rkid，出库流程cklb和出库对应的单号ckid，如果是直接通过库存整理变更，则对应的单号为0。</w:t>
+        <w:t>库存明细表记录了库存货物本身的属性，同时将库存变更信息也放在一张表中，便于管理和查询。</w:t>
       </w:r>
     </w:p>
     <w:p>
@@ -666,7 +666,7 @@
         <w:pStyle w:val="6"/>
         <w:bidi w:val="0"/>
         <w:rPr>
-          <w:rFonts w:hint="default"/>
+          <w:rFonts w:hint="eastAsia"/>
           <w:lang w:val="en-US" w:eastAsia="zh-CN"/>
         </w:rPr>
       </w:pPr>
@@ -675,8 +675,52 @@
           <w:rFonts w:hint="eastAsia"/>
           <w:lang w:val="en-US" w:eastAsia="zh-CN"/>
         </w:rPr>
-        <w:t>变更历史通过kcbz来识别，如果为-1表示历史，1表示现存货物，0表示临时。</w:t>
+        <w:t>库存操作分为入库、出库和变更，包括入库流程rklb，流程对应的单号rkid，出库流程cklb和出库对应的单号ckid，如果是直接通过库存整理出入库，则对应的单号为0。</w:t>
       </w:r>
+    </w:p>
+    <w:p>
+      <w:pPr>
+        <w:pStyle w:val="6"/>
+        <w:bidi w:val="0"/>
+        <w:rPr>
+          <w:rFonts w:hint="default"/>
+          <w:lang w:val="en-US" w:eastAsia="zh-CN"/>
+        </w:rPr>
+      </w:pPr>
+      <w:r>
+        <w:rPr>
+          <w:rFonts w:hint="eastAsia"/>
+          <w:lang w:val="en-US" w:eastAsia="zh-CN"/>
+        </w:rPr>
+        <w:t>变更主要包括拆分、合并和修改，修改不改变货物批次，拆分、修改则改变货物批次，为了记录货物批次之间的联系，使用f_kcmx_pid进行关联。</w:t>
+      </w:r>
+    </w:p>
+    <w:p>
+      <w:pPr>
+        <w:pStyle w:val="6"/>
+        <w:bidi w:val="0"/>
+        <w:rPr>
+          <w:rFonts w:hint="eastAsia"/>
+          <w:lang w:val="en-US" w:eastAsia="zh-CN"/>
+        </w:rPr>
+      </w:pPr>
+      <w:r>
+        <w:rPr>
+          <w:rFonts w:hint="eastAsia"/>
+          <w:lang w:val="en-US" w:eastAsia="zh-CN"/>
+        </w:rPr>
+        <w:t>操作历史通过kcbz来识别，如果为-1表示历史，1表示现存货物，0表示临时。</w:t>
+      </w:r>
+    </w:p>
+    <w:p>
+      <w:pPr>
+        <w:pStyle w:val="6"/>
+        <w:bidi w:val="0"/>
+        <w:rPr>
+          <w:rFonts w:hint="default"/>
+          <w:lang w:val="en-US" w:eastAsia="zh-CN"/>
+        </w:rPr>
+      </w:pPr>
     </w:p>
     <w:p>
       <w:pPr>
@@ -717,7 +761,7 @@
         <w:pStyle w:val="5"/>
         <w:bidi w:val="0"/>
         <w:rPr>
-          <w:rFonts w:hint="eastAsia"/>
+          <w:rFonts w:hint="default"/>
           <w:lang w:val="en-US" w:eastAsia="zh-CN"/>
         </w:rPr>
       </w:pPr>
@@ -726,7 +770,7 @@
           <w:rFonts w:hint="eastAsia"/>
           <w:lang w:val="en-US" w:eastAsia="zh-CN"/>
         </w:rPr>
-        <w:t>采购</w:t>
+        <w:t>采购入库</w:t>
       </w:r>
     </w:p>
     <w:p>
@@ -2754,6 +2798,52 @@
         <w:pStyle w:val="5"/>
         <w:bidi w:val="0"/>
         <w:rPr>
+          <w:rFonts w:hint="eastAsia"/>
+          <w:b/>
+          <w:lang w:val="en-US" w:eastAsia="zh-CN"/>
+        </w:rPr>
+      </w:pPr>
+      <w:r>
+        <w:rPr>
+          <w:rFonts w:hint="eastAsia"/>
+          <w:b/>
+          <w:lang w:val="en-US" w:eastAsia="zh-CN"/>
+        </w:rPr>
+        <w:t>采购退货</w:t>
+      </w:r>
+    </w:p>
+    <w:p>
+      <w:pPr>
+        <w:pStyle w:val="6"/>
+        <w:bidi w:val="0"/>
+        <w:rPr>
+          <w:rFonts w:hint="default"/>
+          <w:lang w:val="en-US" w:eastAsia="zh-CN"/>
+        </w:rPr>
+      </w:pPr>
+      <w:r>
+        <w:rPr>
+          <w:rFonts w:hint="eastAsia"/>
+          <w:lang w:val="en-US" w:eastAsia="zh-CN"/>
+        </w:rPr>
+        <w:t>如果货物经过变更，批次发生变化仍需要退货，则不能走采购退货流程，请使用库存整理进行直接出库。</w:t>
+      </w:r>
+    </w:p>
+    <w:p>
+      <w:pPr>
+        <w:pStyle w:val="6"/>
+        <w:bidi w:val="0"/>
+        <w:rPr>
+          <w:rFonts w:hint="eastAsia"/>
+          <w:lang w:val="en-US" w:eastAsia="zh-CN"/>
+        </w:rPr>
+      </w:pPr>
+    </w:p>
+    <w:p>
+      <w:pPr>
+        <w:pStyle w:val="5"/>
+        <w:bidi w:val="0"/>
+        <w:rPr>
           <w:rFonts w:hint="default"/>
           <w:b/>
           <w:lang w:val="en-US" w:eastAsia="zh-CN"/>
@@ -2765,7 +2855,7 @@
           <w:b/>
           <w:lang w:val="en-US" w:eastAsia="zh-CN"/>
         </w:rPr>
-        <w:t>销售</w:t>
+        <w:t>销售出库</w:t>
       </w:r>
     </w:p>
     <w:p>
@@ -3549,6 +3639,12 @@
             <w:insideH w:val="single" w:color="auto" w:sz="4" w:space="0"/>
             <w:insideV w:val="single" w:color="auto" w:sz="4" w:space="0"/>
           </w:tblBorders>
+          <w:tblCellMar>
+            <w:top w:w="0" w:type="dxa"/>
+            <w:left w:w="108" w:type="dxa"/>
+            <w:bottom w:w="0" w:type="dxa"/>
+            <w:right w:w="108" w:type="dxa"/>
+          </w:tblCellMar>
         </w:tblPrEx>
         <w:tc>
           <w:tcPr>
@@ -4408,7 +4504,7 @@
           <w:rFonts w:hint="eastAsia"/>
           <w:lang w:val="en-US" w:eastAsia="zh-CN"/>
         </w:rPr>
-        <w:t>入库</w:t>
+        <w:t>整理入库</w:t>
       </w:r>
     </w:p>
     <w:p>
@@ -4548,7 +4644,7 @@
         <w:pStyle w:val="5"/>
         <w:bidi w:val="0"/>
         <w:rPr>
-          <w:rFonts w:hint="eastAsia"/>
+          <w:rFonts w:hint="default"/>
           <w:lang w:val="en-US" w:eastAsia="zh-CN"/>
         </w:rPr>
       </w:pPr>
@@ -4557,7 +4653,34 @@
           <w:rFonts w:hint="eastAsia"/>
           <w:lang w:val="en-US" w:eastAsia="zh-CN"/>
         </w:rPr>
-        <w:t>拆库</w:t>
+        <w:t>整理出库</w:t>
+      </w:r>
+    </w:p>
+    <w:p>
+      <w:pPr>
+        <w:pStyle w:val="6"/>
+        <w:bidi w:val="0"/>
+        <w:rPr>
+          <w:rFonts w:hint="default"/>
+          <w:lang w:val="en-US" w:eastAsia="zh-CN"/>
+        </w:rPr>
+      </w:pPr>
+    </w:p>
+    <w:p>
+      <w:pPr>
+        <w:pStyle w:val="5"/>
+        <w:bidi w:val="0"/>
+        <w:rPr>
+          <w:rFonts w:hint="eastAsia"/>
+          <w:lang w:val="en-US" w:eastAsia="zh-CN"/>
+        </w:rPr>
+      </w:pPr>
+      <w:r>
+        <w:rPr>
+          <w:rFonts w:hint="eastAsia"/>
+          <w:lang w:val="en-US" w:eastAsia="zh-CN"/>
+        </w:rPr>
+        <w:t>库存拆分</w:t>
       </w:r>
     </w:p>
     <w:p>
@@ -4601,7 +4724,7 @@
           <w:rFonts w:hint="eastAsia"/>
           <w:lang w:val="en-US" w:eastAsia="zh-CN"/>
         </w:rPr>
-        <w:t>并库</w:t>
+        <w:t>库存合并</w:t>
       </w:r>
     </w:p>
     <w:p>
@@ -4618,7 +4741,7 @@
           <w:rFonts w:hint="eastAsia"/>
           <w:lang w:val="en-US" w:eastAsia="zh-CN"/>
         </w:rPr>
-        <w:t>和拆库相反，可以将相同品名规格的不同批次的货物进行打包成一件，保留一个货物批次，品名规格不变，仅仅包装数量相加，其他的批次货物进行出库处理，ckid关联合并的货物信息，便于后续查询。</w:t>
+        <w:t>和拆库相反，可以将相同品名规格的不同批次的货物进行打包成一件，保留一个货物批次，品名规格不变，仅仅包装数量相加，其他的批次货物进行出库处理。</w:t>
       </w:r>
     </w:p>
     <w:p>
@@ -4626,6 +4749,23 @@
         <w:pStyle w:val="6"/>
         <w:bidi w:val="0"/>
         <w:rPr>
+          <w:rFonts w:hint="default"/>
+          <w:lang w:val="en-US" w:eastAsia="zh-CN"/>
+        </w:rPr>
+      </w:pPr>
+      <w:r>
+        <w:rPr>
+          <w:rFonts w:hint="eastAsia"/>
+          <w:lang w:val="en-US" w:eastAsia="zh-CN"/>
+        </w:rPr>
+        <w:t>库存合并之后，原有的入库信息会丢失，只保留一条的入库信息。</w:t>
+      </w:r>
+    </w:p>
+    <w:p>
+      <w:pPr>
+        <w:pStyle w:val="6"/>
+        <w:bidi w:val="0"/>
+        <w:rPr>
           <w:rFonts w:hint="eastAsia"/>
           <w:lang w:val="en-US" w:eastAsia="zh-CN"/>
         </w:rPr>
@@ -4645,7 +4785,7 @@
           <w:rFonts w:hint="eastAsia"/>
           <w:lang w:val="en-US" w:eastAsia="zh-CN"/>
         </w:rPr>
-        <w:t>调拨</w:t>
+        <w:t>调拨借用</w:t>
       </w:r>
     </w:p>
     <w:p>
@@ -4689,6 +4829,15 @@
           <w:rFonts w:hint="eastAsia"/>
           <w:lang w:val="en-US" w:eastAsia="zh-CN"/>
         </w:rPr>
+        <w:t>库存</w:t>
+      </w:r>
+      <w:bookmarkStart w:id="0" w:name="_GoBack"/>
+      <w:bookmarkEnd w:id="0"/>
+      <w:r>
+        <w:rPr>
+          <w:rFonts w:hint="eastAsia"/>
+          <w:lang w:val="en-US" w:eastAsia="zh-CN"/>
+        </w:rPr>
         <w:t>生产</w:t>
       </w:r>
     </w:p>
@@ -4708,8 +4857,6 @@
         </w:rPr>
         <w:t>为了简化生产管理流程，不使用流程单（生产单），直接添加生产任务（生产产品）。</w:t>
       </w:r>
-      <w:bookmarkStart w:id="0" w:name="_GoBack"/>
-      <w:bookmarkEnd w:id="0"/>
     </w:p>
     <w:p>
       <w:pPr>
